--- a/docs/LDRS-667-.docx
+++ b/docs/LDRS-667-.docx
@@ -481,6 +481,48 @@
     </w:p>
     <w:p>
       <w:pPr>
+        <w:pStyle w:val="BodyText"/>
+      </w:pPr>
+      <w:r>
+        <w:rPr>
+          <w:color w:val="6ecfb1"/>
+          <w:sz w:val="24"/>
+          <w:szCs w:val="24"/>
+          <w:b/>
+        </w:rPr>
+        <w:t xml:space="preserve">&lt;Begin learning-activity&gt;</w:t>
+      </w:r>
+    </w:p>
+    <w:p>
+      <w:pPr>
+        <w:pStyle w:val="BodyText"/>
+      </w:pPr>
+      <w:r>
+        <w:rPr>
+          <w:sz w:val="16"/>
+          <w:szCs w:val="16"/>
+          <w:b/>
+        </w:rPr>
+        <w:t xml:space="preserve">Estimated Time</w:t>
+      </w:r>
+      <w:r>
+        <w:rPr>
+          <w:sz w:val="16"/>
+          <w:szCs w:val="16"/>
+          <w:b/>
+        </w:rPr>
+        <w:t xml:space="preserve">: </w:t>
+      </w:r>
+      <w:r>
+        <w:rPr>
+          <w:sz w:val="16"/>
+          <w:szCs w:val="16"/>
+        </w:rPr>
+        <w:t xml:space="preserve"/>
+      </w:r>
+    </w:p>
+    <w:p>
+      <w:pPr>
         <w:pStyle w:val="Compact"/>
         <w:numPr>
           <w:ilvl w:val="0"/>
@@ -525,6 +567,20 @@
       </w:pPr>
       <w:r>
         <w:t xml:space="preserve">Develop detailed plans for your practicum and complete your practicum proposal for submission.</w:t>
+      </w:r>
+    </w:p>
+    <w:p>
+      <w:pPr>
+        <w:pStyle w:val="FirstParagraph"/>
+      </w:pPr>
+      <w:r>
+        <w:rPr>
+          <w:color w:val="6ecfb1"/>
+          <w:sz w:val="24"/>
+          <w:szCs w:val="24"/>
+          <w:b/>
+        </w:rPr>
+        <w:t xml:space="preserve">&lt;End learning-activity&gt;</w:t>
       </w:r>
     </w:p>
     <w:p>
@@ -639,6 +695,10 @@
         <w:pStyle w:val="Heading4"/>
       </w:pPr>
       <w:r>
+        <w:rPr>
+          <w:i/>
+          <w:iCs/>
+        </w:rPr>
         <w:t xml:space="preserve">How to Select Your Practicum Site</w:t>
       </w:r>
     </w:p>
@@ -758,6 +818,10 @@
         <w:pStyle w:val="Heading4"/>
       </w:pPr>
       <w:r>
+        <w:rPr>
+          <w:i/>
+          <w:iCs/>
+        </w:rPr>
         <w:t xml:space="preserve">Where You Can Complete Your Practicum</w:t>
       </w:r>
     </w:p>
@@ -846,6 +910,10 @@
         <w:pStyle w:val="Heading4"/>
       </w:pPr>
       <w:r>
+        <w:rPr>
+          <w:i/>
+          <w:iCs/>
+        </w:rPr>
         <w:t xml:space="preserve">Working With a Trinity Faculty Mentor</w:t>
       </w:r>
     </w:p>
@@ -862,6 +930,10 @@
         <w:pStyle w:val="Heading4"/>
       </w:pPr>
       <w:r>
+        <w:rPr>
+          <w:i/>
+          <w:iCs/>
+        </w:rPr>
         <w:t xml:space="preserve">If You Don’t Have a Workplace</w:t>
       </w:r>
     </w:p>
@@ -923,8 +995,22 @@
       </w:pPr>
       <w:r>
         <w:rPr>
+          <w:color w:val="577ecb"/>
+          <w:sz w:val="24"/>
+          <w:szCs w:val="24"/>
           <w:b/>
-          <w:bCs/>
+        </w:rPr>
+        <w:t xml:space="preserve">&lt;Begin note&gt;</w:t>
+      </w:r>
+    </w:p>
+    <w:p>
+      <w:pPr>
+        <w:pStyle w:val="BodyText"/>
+      </w:pPr>
+      <w:r>
+        <w:rPr>
+          <w:i/>
+          <w:iCs/>
         </w:rPr>
         <w:t xml:space="preserve">Note:</w:t>
       </w:r>
@@ -966,6 +1052,20 @@
     </w:p>
     <w:p>
       <w:pPr>
+        <w:pStyle w:val="BodyText"/>
+      </w:pPr>
+      <w:r>
+        <w:rPr>
+          <w:color w:val="577ecb"/>
+          <w:sz w:val="24"/>
+          <w:szCs w:val="24"/>
+          <w:b/>
+        </w:rPr>
+        <w:t xml:space="preserve">&lt;End note&gt;</w:t>
+      </w:r>
+    </w:p>
+    <w:p>
+      <w:pPr>
         <w:pStyle w:val="Heading3"/>
       </w:pPr>
       <w:r>
@@ -975,6 +1075,48 @@
     <w:p>
       <w:pPr>
         <w:pStyle w:val="FirstParagraph"/>
+      </w:pPr>
+      <w:r>
+        <w:rPr>
+          <w:color w:val="6ecfb1"/>
+          <w:sz w:val="24"/>
+          <w:szCs w:val="24"/>
+          <w:b/>
+        </w:rPr>
+        <w:t xml:space="preserve">&lt;Begin learning-activity&gt;</w:t>
+      </w:r>
+    </w:p>
+    <w:p>
+      <w:pPr>
+        <w:pStyle w:val="BodyText"/>
+      </w:pPr>
+      <w:r>
+        <w:rPr>
+          <w:sz w:val="16"/>
+          <w:szCs w:val="16"/>
+          <w:b/>
+        </w:rPr>
+        <w:t xml:space="preserve">Estimated Time</w:t>
+      </w:r>
+      <w:r>
+        <w:rPr>
+          <w:sz w:val="16"/>
+          <w:szCs w:val="16"/>
+          <w:b/>
+        </w:rPr>
+        <w:t xml:space="preserve">: </w:t>
+      </w:r>
+      <w:r>
+        <w:rPr>
+          <w:sz w:val="16"/>
+          <w:szCs w:val="16"/>
+        </w:rPr>
+        <w:t xml:space="preserve"/>
+      </w:r>
+    </w:p>
+    <w:p>
+      <w:pPr>
+        <w:pStyle w:val="BodyText"/>
       </w:pPr>
       <w:r>
         <w:t xml:space="preserve">Create a description of your practicum site. This should include details such as whether you will be observing a specific professor, teacher, or trainer, and the context for your observation and facilitation. For example, will you be observing a professor and then facilitating live discussions in her onsite class?</w:t>
@@ -1019,8 +1161,8 @@
       </w:pPr>
       <w:r>
         <w:rPr>
-          <w:b/>
-          <w:bCs/>
+          <w:i/>
+          <w:iCs/>
         </w:rPr>
         <w:t xml:space="preserve">Note:</w:t>
       </w:r>
@@ -1033,6 +1175,20 @@
     </w:p>
     <w:p>
       <w:pPr>
+        <w:pStyle w:val="BodyText"/>
+      </w:pPr>
+      <w:r>
+        <w:rPr>
+          <w:color w:val="6ecfb1"/>
+          <w:sz w:val="24"/>
+          <w:szCs w:val="24"/>
+          <w:b/>
+        </w:rPr>
+        <w:t xml:space="preserve">&lt;End learning-activity&gt;</w:t>
+      </w:r>
+    </w:p>
+    <w:p>
+      <w:pPr>
         <w:pStyle w:val="Heading2"/>
       </w:pPr>
       <w:r>
@@ -1061,10 +1217,40 @@
       </w:pPr>
       <w:r>
         <w:rPr>
+          <w:color w:val="6ecfb1"/>
+          <w:sz w:val="24"/>
+          <w:szCs w:val="24"/>
           <w:b/>
-          <w:bCs/>
         </w:rPr>
-        <w:t xml:space="preserve">Estimated Time: 60 minutes</w:t>
+        <w:t xml:space="preserve">&lt;Begin learning-activity&gt;</w:t>
+      </w:r>
+    </w:p>
+    <w:p>
+      <w:pPr>
+        <w:pStyle w:val="BodyText"/>
+      </w:pPr>
+      <w:r>
+        <w:rPr>
+          <w:sz w:val="16"/>
+          <w:szCs w:val="16"/>
+          <w:b/>
+        </w:rPr>
+        <w:t xml:space="preserve">Estimated Time</w:t>
+      </w:r>
+      <w:r>
+        <w:rPr>
+          <w:sz w:val="16"/>
+          <w:szCs w:val="16"/>
+          <w:b/>
+        </w:rPr>
+        <w:t xml:space="preserve">: </w:t>
+      </w:r>
+      <w:r>
+        <w:rPr>
+          <w:sz w:val="16"/>
+          <w:szCs w:val="16"/>
+        </w:rPr>
+        <w:t xml:space="preserve">60 minutes</w:t>
       </w:r>
     </w:p>
     <w:p>
@@ -1155,15 +1341,12 @@
           <w:numId w:val="1010"/>
         </w:numPr>
       </w:pPr>
-      <w:r>
-        <w:t xml:space="preserve">“</w:t>
-      </w:r>
       <w:hyperlink r:id="rId21">
         <w:r>
           <w:rPr>
             <w:rStyle w:val="Hyperlink"/>
           </w:rPr>
-          <w:t xml:space="preserve">Learning Outcomes”</w:t>
+          <w:t xml:space="preserve">“Learning Outcomes”</w:t>
         </w:r>
       </w:hyperlink>
       <w:r>
@@ -1179,33 +1362,334 @@
       </w:pPr>
       <w:r>
         <w:rPr>
+          <w:color w:val="7f1caa"/>
+          <w:sz w:val="24"/>
+          <w:szCs w:val="24"/>
           <w:b/>
-          <w:bCs/>
         </w:rPr>
-        <w:t xml:space="preserve">Figure</w:t>
-      </w:r>
-      <w:r>
-        <w:t xml:space="preserve"> </w:t>
-      </w:r>
+        <w:t xml:space="preserve">&lt;Begin figure&gt;</w:t>
+      </w:r>
+    </w:p>
+    <w:p>
+      <w:pPr>
+        <w:pStyle w:val="BodyText"/>
+      </w:pPr>
+      <w:r>
+        <w:rPr>
+          <w:sz w:val="16"/>
+          <w:szCs w:val="16"/>
+          <w:b/>
+        </w:rPr>
+        <w:t xml:space="preserve">Figure ID: </w:t>
+      </w:r>
+      <w:r>
+        <w:rPr>
+          <w:sz w:val="16"/>
+          <w:szCs w:val="16"/>
+        </w:rPr>
+        <w:t xml:space="preserve">#fig-image</w:t>
+      </w:r>
+      <w:r>
+        <w:br/>
+      </w:r>
+      <w:r>
+        <w:rPr>
+          <w:sz w:val="16"/>
+          <w:szCs w:val="16"/>
+          <w:b/>
+        </w:rPr>
+        <w:t xml:space="preserve">Caption: </w:t>
+      </w:r>
+      <w:r>
+        <w:rPr>
+          <w:sz w:val="16"/>
+          <w:szCs w:val="16"/>
+        </w:rPr>
+        <w:t xml:space="preserve"/>
+      </w:r>
+      <w:r>
+        <w:br/>
+      </w:r>
+      <w:r>
+        <w:rPr>
+          <w:sz w:val="16"/>
+          <w:szCs w:val="16"/>
+          <w:b/>
+        </w:rPr>
+        <w:t xml:space="preserve">Columns: </w:t>
+      </w:r>
+      <w:r>
+        <w:rPr>
+          <w:sz w:val="16"/>
+          <w:szCs w:val="16"/>
+        </w:rPr>
+        <w:t xml:space="preserve"/>
+      </w:r>
+    </w:p>
+    <w:p>
+      <w:pPr>
+        <w:pStyle w:val="BodyText"/>
+      </w:pPr>
+      <w:r>
+        <w:rPr>
+          <w:color w:val="749fa3"/>
+          <w:sz w:val="24"/>
+          <w:szCs w:val="24"/>
+          <w:b/>
+        </w:rPr>
+        <w:t xml:space="preserve">&lt;Begin dec-image&gt;</w:t>
+      </w:r>
+    </w:p>
+    <w:p>
+      <w:pPr>
+        <w:pStyle w:val="BodyText"/>
+      </w:pPr>
+      <w:r>
+        <w:rPr>
+          <w:sz w:val="16"/>
+          <w:szCs w:val="16"/>
+          <w:b/>
+        </w:rPr>
+        <w:t xml:space="preserve">Alt Text: </w:t>
+      </w:r>
+      <w:r>
+        <w:rPr>
+          <w:sz w:val="16"/>
+          <w:szCs w:val="16"/>
+        </w:rPr>
+        <w:t xml:space="preserve"/>
+      </w:r>
+      <w:r>
+        <w:br/>
+      </w:r>
+      <w:r>
+        <w:rPr>
+          <w:sz w:val="16"/>
+          <w:szCs w:val="16"/>
+          <w:b/>
+        </w:rPr>
+        <w:t xml:space="preserve">Has Lightbox: </w:t>
+      </w:r>
+      <w:r>
+        <w:rPr>
+          <w:sz w:val="16"/>
+          <w:szCs w:val="16"/>
+        </w:rPr>
+        <w:t xml:space="preserve">no</w:t>
+      </w:r>
+      <w:r>
+        <w:br/>
+      </w:r>
+      <w:r>
+        <w:rPr>
+          <w:sz w:val="16"/>
+          <w:szCs w:val="16"/>
+          <w:b/>
+        </w:rPr>
+        <w:t xml:space="preserve">Source Text: </w:t>
+      </w:r>
+      <w:r>
+        <w:br/>
+      </w:r>
+      <w:r>
+        <w:rPr>
+          <w:sz w:val="16"/>
+          <w:szCs w:val="16"/>
+          <w:b/>
+        </w:rPr>
+        <w:t xml:space="preserve">Source URL: </w:t>
+      </w:r>
+      <w:r>
+        <w:rPr>
+          <w:sz w:val="16"/>
+          <w:szCs w:val="16"/>
+        </w:rPr>
+        <w:t xml:space="preserve"/>
+      </w:r>
+      <w:r>
+        <w:br/>
+      </w:r>
+      <w:r>
+        <w:rPr>
+          <w:sz w:val="16"/>
+          <w:szCs w:val="16"/>
+          <w:b/>
+        </w:rPr>
+        <w:t xml:space="preserve">Author: </w:t>
+      </w:r>
+      <w:r>
+        <w:br/>
+      </w:r>
+      <w:r>
+        <w:rPr>
+          <w:sz w:val="16"/>
+          <w:szCs w:val="16"/>
+          <w:b/>
+        </w:rPr>
+        <w:t xml:space="preserve">Author URL: </w:t>
+      </w:r>
+      <w:r>
+        <w:rPr>
+          <w:sz w:val="16"/>
+          <w:szCs w:val="16"/>
+        </w:rPr>
+        <w:t xml:space="preserve"/>
+      </w:r>
+      <w:r>
+        <w:br/>
+      </w:r>
+      <w:r>
+        <w:rPr>
+          <w:sz w:val="16"/>
+          <w:szCs w:val="16"/>
+          <w:b/>
+        </w:rPr>
+        <w:t xml:space="preserve">Copyright: </w:t>
+      </w:r>
+      <w:r>
+        <w:br/>
+      </w:r>
+      <w:r>
+        <w:rPr>
+          <w:sz w:val="16"/>
+          <w:szCs w:val="16"/>
+          <w:b/>
+        </w:rPr>
+        <w:t xml:space="preserve">License Text: </w:t>
+      </w:r>
+      <w:r>
+        <w:br/>
+      </w:r>
+      <w:r>
+        <w:rPr>
+          <w:sz w:val="16"/>
+          <w:szCs w:val="16"/>
+          <w:b/>
+        </w:rPr>
+        <w:t xml:space="preserve">License URL: </w:t>
+      </w:r>
+      <w:r>
+        <w:rPr>
+          <w:sz w:val="16"/>
+          <w:szCs w:val="16"/>
+        </w:rPr>
+        <w:t xml:space="preserve"/>
+      </w:r>
+    </w:p>
+    <w:p>
+      <w:pPr>
+        <w:pStyle w:val="BodyText"/>
+      </w:pPr>
+      <w:r>
+        <w:drawing>
+          <wp:inline>
+            <wp:extent cx="4762500" cy="2686050"/>
+            <wp:effectExtent b="0" l="0" r="0" t="0"/>
+            <wp:docPr descr="" title="" id="23" name="Picture"/>
+            <a:graphic>
+              <a:graphicData uri="http://schemas.openxmlformats.org/drawingml/2006/picture">
+                <pic:pic>
+                  <pic:nvPicPr>
+                    <pic:cNvPr descr="assets/u1/U1-learningOutcome.png" id="24" name="Picture"/>
+                    <pic:cNvPicPr>
+                      <a:picLocks noChangeArrowheads="1" noChangeAspect="1"/>
+                    </pic:cNvPicPr>
+                  </pic:nvPicPr>
+                  <pic:blipFill>
+                    <a:blip r:embed="rId22"/>
+                    <a:stretch>
+                      <a:fillRect/>
+                    </a:stretch>
+                  </pic:blipFill>
+                  <pic:spPr bwMode="auto">
+                    <a:xfrm>
+                      <a:off x="0" y="0"/>
+                      <a:ext cx="4762500" cy="2686050"/>
+                    </a:xfrm>
+                    <a:prstGeom prst="rect">
+                      <a:avLst/>
+                    </a:prstGeom>
+                    <a:noFill/>
+                    <a:ln w="9525">
+                      <a:noFill/>
+                      <a:headEnd/>
+                      <a:tailEnd/>
+                    </a:ln>
+                  </pic:spPr>
+                </pic:pic>
+              </a:graphicData>
+            </a:graphic>
+          </wp:inline>
+        </w:drawing>
+      </w:r>
+      <w:r>
+        <w:t xml:space="preserve">{#fig-u1_1 .lightbox fig-alt=</w:t>
+      </w:r>
+      <w:r>
+        <w:t xml:space="preserve">“Formula for a Student Learning Outcome”</w:t>
+      </w:r>
+      <w:r>
+        <w:t xml:space="preserve">student will be able to” + action verb +</w:t>
+      </w:r>
+      <w:r>
+        <w:t xml:space="preserve"> </w:t>
+      </w:r>
+      <w:r>
+        <w:t xml:space="preserve">“what they will be able to do”</w:t>
+      </w:r>
+      <w:r>
+        <w:t xml:space="preserve">}</w:t>
+      </w:r>
+    </w:p>
+    <w:p>
+      <w:pPr>
+        <w:pStyle w:val="BodyText"/>
+      </w:pPr>
+      <w:r>
+        <w:rPr>
+          <w:color w:val="749fa3"/>
+          <w:sz w:val="24"/>
+          <w:szCs w:val="24"/>
+          <w:b/>
+        </w:rPr>
+        <w:t xml:space="preserve">&lt;End dec-image&gt;</w:t>
+      </w:r>
+    </w:p>
+    <w:p>
+      <w:pPr>
+        <w:pStyle w:val="BodyText"/>
+      </w:pPr>
+      <w:r>
+        <w:rPr>
+          <w:color w:val="7f1caa"/>
+          <w:sz w:val="24"/>
+          <w:szCs w:val="24"/>
+          <w:b/>
+        </w:rPr>
+        <w:t xml:space="preserve">&lt;End figure&gt;</w:t>
+      </w:r>
+    </w:p>
+    <w:p>
+      <w:pPr>
+        <w:pStyle w:val="BodyText"/>
+      </w:pPr>
       <w:r>
         <w:rPr>
           <w:i/>
           <w:iCs/>
         </w:rPr>
-        <w:t xml:space="preserve">Formula for a Student Learning Outcome</w:t>
-      </w:r>
-    </w:p>
-    <w:p>
-      <w:pPr>
-        <w:pStyle w:val="BodyText"/>
-      </w:pPr>
+        <w:t xml:space="preserve">Source:</w:t>
+      </w:r>
+      <w:r>
+        <w:t xml:space="preserve"> </w:t>
+      </w:r>
       <w:r>
         <w:t xml:space="preserve">Created by C. P. Navarro, R. Kang, and TWU. Licensed under</w:t>
       </w:r>
       <w:r>
         <w:t xml:space="preserve"> </w:t>
       </w:r>
-      <w:hyperlink r:id="rId22">
+      <w:hyperlink r:id="rId25">
         <w:r>
           <w:rPr>
             <w:rStyle w:val="Hyperlink"/>
@@ -1224,6 +1708,20 @@
     </w:p>
     <w:p>
       <w:pPr>
+        <w:pStyle w:val="BodyText"/>
+      </w:pPr>
+      <w:r>
+        <w:rPr>
+          <w:color w:val="6ecfb1"/>
+          <w:sz w:val="24"/>
+          <w:szCs w:val="24"/>
+          <w:b/>
+        </w:rPr>
+        <w:t xml:space="preserve">&lt;End learning-activity&gt;</w:t>
+      </w:r>
+    </w:p>
+    <w:p>
+      <w:pPr>
         <w:pStyle w:val="Heading2"/>
       </w:pPr>
       <w:r>
@@ -1272,14 +1770,60 @@
         <w:pStyle w:val="FirstParagraph"/>
       </w:pPr>
       <w:r>
+        <w:rPr>
+          <w:color w:val="6ecfb1"/>
+          <w:sz w:val="24"/>
+          <w:szCs w:val="24"/>
+          <w:b/>
+        </w:rPr>
+        <w:t xml:space="preserve">&lt;Begin learning-activity&gt;</w:t>
+      </w:r>
+    </w:p>
+    <w:p>
+      <w:pPr>
+        <w:pStyle w:val="BodyText"/>
+      </w:pPr>
+      <w:r>
+        <w:rPr>
+          <w:sz w:val="16"/>
+          <w:szCs w:val="16"/>
+          <w:b/>
+        </w:rPr>
+        <w:t xml:space="preserve">Estimated Time</w:t>
+      </w:r>
+      <w:r>
+        <w:rPr>
+          <w:sz w:val="16"/>
+          <w:szCs w:val="16"/>
+          <w:b/>
+        </w:rPr>
+        <w:t xml:space="preserve">: </w:t>
+      </w:r>
+      <w:r>
+        <w:rPr>
+          <w:sz w:val="16"/>
+          <w:szCs w:val="16"/>
+        </w:rPr>
+        <w:t xml:space="preserve"/>
+      </w:r>
+    </w:p>
+    <w:p>
+      <w:pPr>
+        <w:pStyle w:val="BodyText"/>
+      </w:pPr>
+      <w:r>
         <w:t xml:space="preserve">Referring to the tips below, create three personal learning outcomes that describe what you want to learn in this practicum. These learning outcomes will shape your experiential learning in this practicum.</w:t>
       </w:r>
     </w:p>
     <w:p>
       <w:pPr>
-        <w:pStyle w:val="Heading4"/>
-      </w:pPr>
-      <w:r>
+        <w:pStyle w:val="BodyText"/>
+      </w:pPr>
+      <w:r>
+        <w:rPr>
+          <w:i/>
+          <w:iCs/>
+        </w:rPr>
         <w:t xml:space="preserve">Tips for Writing Your Learning Outcomes</w:t>
       </w:r>
     </w:p>
@@ -1409,8 +1953,8 @@
       </w:pPr>
       <w:r>
         <w:rPr>
-          <w:b/>
-          <w:bCs/>
+          <w:i/>
+          <w:iCs/>
         </w:rPr>
         <w:t xml:space="preserve">Note:</w:t>
       </w:r>
@@ -1423,9 +1967,27 @@
     </w:p>
     <w:p>
       <w:pPr>
+        <w:pStyle w:val="BodyText"/>
+      </w:pPr>
+      <w:r>
+        <w:rPr>
+          <w:color w:val="6ecfb1"/>
+          <w:sz w:val="24"/>
+          <w:szCs w:val="24"/>
+          <w:b/>
+        </w:rPr>
+        <w:t xml:space="preserve">&lt;End learning-activity&gt;</w:t>
+      </w:r>
+    </w:p>
+    <w:p>
+      <w:pPr>
         <w:pStyle w:val="Heading4"/>
       </w:pPr>
       <w:r>
+        <w:rPr>
+          <w:i/>
+          <w:iCs/>
+        </w:rPr>
         <w:t xml:space="preserve">Suggested Approach</w:t>
       </w:r>
     </w:p>
@@ -1442,6 +2004,10 @@
         <w:pStyle w:val="Heading4"/>
       </w:pPr>
       <w:r>
+        <w:rPr>
+          <w:i/>
+          <w:iCs/>
+        </w:rPr>
         <w:t xml:space="preserve">Observation (Minimum 10 hours)</w:t>
       </w:r>
     </w:p>
@@ -1466,6 +2032,10 @@
         <w:pStyle w:val="Heading4"/>
       </w:pPr>
       <w:r>
+        <w:rPr>
+          <w:i/>
+          <w:iCs/>
+        </w:rPr>
         <w:t xml:space="preserve">Lesson Plan Design and Facilitation (Minimum 10 hours, Minimum 3 Lessons)</w:t>
       </w:r>
     </w:p>
@@ -1490,6 +2060,10 @@
         <w:pStyle w:val="Heading4"/>
       </w:pPr>
       <w:r>
+        <w:rPr>
+          <w:i/>
+          <w:iCs/>
+        </w:rPr>
         <w:t xml:space="preserve">Facilitation or Teaching (Minimum 1 hour total; 20 minutes minimum per session)</w:t>
       </w:r>
     </w:p>
@@ -1520,6 +2094,48 @@
     <w:p>
       <w:pPr>
         <w:pStyle w:val="FirstParagraph"/>
+      </w:pPr>
+      <w:r>
+        <w:rPr>
+          <w:color w:val="6ecfb1"/>
+          <w:sz w:val="24"/>
+          <w:szCs w:val="24"/>
+          <w:b/>
+        </w:rPr>
+        <w:t xml:space="preserve">&lt;Begin learning-activity&gt;</w:t>
+      </w:r>
+    </w:p>
+    <w:p>
+      <w:pPr>
+        <w:pStyle w:val="BodyText"/>
+      </w:pPr>
+      <w:r>
+        <w:rPr>
+          <w:sz w:val="16"/>
+          <w:szCs w:val="16"/>
+          <w:b/>
+        </w:rPr>
+        <w:t xml:space="preserve">Estimated Time</w:t>
+      </w:r>
+      <w:r>
+        <w:rPr>
+          <w:sz w:val="16"/>
+          <w:szCs w:val="16"/>
+          <w:b/>
+        </w:rPr>
+        <w:t xml:space="preserve">: </w:t>
+      </w:r>
+      <w:r>
+        <w:rPr>
+          <w:sz w:val="16"/>
+          <w:szCs w:val="16"/>
+        </w:rPr>
+        <w:t xml:space="preserve"/>
+      </w:r>
+    </w:p>
+    <w:p>
+      <w:pPr>
+        <w:pStyle w:val="BodyText"/>
       </w:pPr>
       <w:r>
         <w:t xml:space="preserve">Create the following sections for your practicum proposal:</w:t>
@@ -1630,8 +2246,8 @@
       </w:pPr>
       <w:r>
         <w:rPr>
-          <w:b/>
-          <w:bCs/>
+          <w:i/>
+          <w:iCs/>
         </w:rPr>
         <w:t xml:space="preserve">Note:</w:t>
       </w:r>
@@ -1644,6 +2260,20 @@
     </w:p>
     <w:p>
       <w:pPr>
+        <w:pStyle w:val="BodyText"/>
+      </w:pPr>
+      <w:r>
+        <w:rPr>
+          <w:color w:val="6ecfb1"/>
+          <w:sz w:val="24"/>
+          <w:szCs w:val="24"/>
+          <w:b/>
+        </w:rPr>
+        <w:t xml:space="preserve">&lt;End learning-activity&gt;</w:t>
+      </w:r>
+    </w:p>
+    <w:p>
+      <w:pPr>
         <w:pStyle w:val="Heading2"/>
       </w:pPr>
       <w:r>
@@ -1660,21 +2290,60 @@
     </w:p>
     <w:p>
       <w:pPr>
-        <w:pStyle w:val="Heading3"/>
-      </w:pPr>
-      <w:r>
-        <w:t xml:space="preserve">1.3.3</w:t>
-      </w:r>
-      <w:r>
-        <w:t xml:space="preserve"> </w:t>
-      </w:r>
-    </w:p>
-    <w:p>
-      <w:pPr>
-        <w:pStyle w:val="Heading3"/>
-      </w:pPr>
-      <w:r>
-        <w:t xml:space="preserve">Checking Your Learning</w:t>
+        <w:pStyle w:val="BodyText"/>
+      </w:pPr>
+      <w:r>
+        <w:rPr>
+          <w:color w:val="f7a474"/>
+          <w:sz w:val="24"/>
+          <w:szCs w:val="24"/>
+          <w:b/>
+        </w:rPr>
+        <w:t xml:space="preserve">&lt;Begin checking-your-learning&gt;</w:t>
+      </w:r>
+    </w:p>
+    <w:p>
+      <w:pPr>
+        <w:pStyle w:val="BodyText"/>
+      </w:pPr>
+      <w:r>
+        <w:t xml:space="preserve">As you prepare to launch your practicum experience, you may want to check to make sure that you are able to:</w:t>
+      </w:r>
+    </w:p>
+    <w:p>
+      <w:pPr>
+        <w:pStyle w:val="Compact"/>
+        <w:numPr>
+          <w:ilvl w:val="0"/>
+          <w:numId w:val="1014"/>
+        </w:numPr>
+      </w:pPr>
+      <w:r>
+        <w:t xml:space="preserve">Identify a practicum site and mentor</w:t>
+      </w:r>
+    </w:p>
+    <w:p>
+      <w:pPr>
+        <w:pStyle w:val="Compact"/>
+        <w:numPr>
+          <w:ilvl w:val="0"/>
+          <w:numId w:val="1014"/>
+        </w:numPr>
+      </w:pPr>
+      <w:r>
+        <w:t xml:space="preserve">Formulate personal learning outcomes for the practicum experience.</w:t>
+      </w:r>
+    </w:p>
+    <w:p>
+      <w:pPr>
+        <w:pStyle w:val="Compact"/>
+        <w:numPr>
+          <w:ilvl w:val="0"/>
+          <w:numId w:val="1014"/>
+        </w:numPr>
+      </w:pPr>
+      <w:r>
+        <w:t xml:space="preserve">Develop a plan to complete the required 10 hours of observation and 10 hours of lesson plan design and facilitation (including facilitation of an online or onsite discussion).</w:t>
       </w:r>
     </w:p>
     <w:p>
@@ -1682,43 +2351,13 @@
         <w:pStyle w:val="FirstParagraph"/>
       </w:pPr>
       <w:r>
-        <w:t xml:space="preserve">As you prepare to launch your practicum experience, you may want to check to make sure that you are able to:</w:t>
-      </w:r>
-    </w:p>
-    <w:p>
-      <w:pPr>
-        <w:pStyle w:val="Compact"/>
-        <w:numPr>
-          <w:ilvl w:val="0"/>
-          <w:numId w:val="1014"/>
-        </w:numPr>
-      </w:pPr>
-      <w:r>
-        <w:t xml:space="preserve">Identify a practicum site and mentor</w:t>
-      </w:r>
-    </w:p>
-    <w:p>
-      <w:pPr>
-        <w:pStyle w:val="Compact"/>
-        <w:numPr>
-          <w:ilvl w:val="0"/>
-          <w:numId w:val="1014"/>
-        </w:numPr>
-      </w:pPr>
-      <w:r>
-        <w:t xml:space="preserve">Formulate personal learning outcomes for the practicum experience.</w:t>
-      </w:r>
-    </w:p>
-    <w:p>
-      <w:pPr>
-        <w:pStyle w:val="Compact"/>
-        <w:numPr>
-          <w:ilvl w:val="0"/>
-          <w:numId w:val="1014"/>
-        </w:numPr>
-      </w:pPr>
-      <w:r>
-        <w:t xml:space="preserve">Develop a plan to complete the required 10 hours of observation and 10 hours of lesson plan design and facilitation (including facilitation of an online or onsite discussion).</w:t>
+        <w:rPr>
+          <w:color w:val="f7a474"/>
+          <w:sz w:val="24"/>
+          <w:szCs w:val="24"/>
+          <w:b/>
+        </w:rPr>
+        <w:t xml:space="preserve">&lt;End checking-your-learning&gt;</w:t>
       </w:r>
     </w:p>
     <w:p>
@@ -3097,7 +3736,7 @@
       <w:r>
         <w:t xml:space="preserve"> </w:t>
       </w:r>
-      <w:hyperlink r:id="rId23">
+      <w:hyperlink r:id="rId26">
         <w:r>
           <w:rPr>
             <w:rStyle w:val="Hyperlink"/>
@@ -3123,7 +3762,7 @@
       <w:r>
         <w:t xml:space="preserve"> </w:t>
       </w:r>
-      <w:hyperlink r:id="rId24">
+      <w:hyperlink r:id="rId27">
         <w:r>
           <w:rPr>
             <w:rStyle w:val="Hyperlink"/>
@@ -3163,7 +3802,7 @@
       <w:r>
         <w:t xml:space="preserve"> </w:t>
       </w:r>
-      <w:hyperlink r:id="rId25">
+      <w:hyperlink r:id="rId28">
         <w:r>
           <w:rPr>
             <w:rStyle w:val="Hyperlink"/>
@@ -3296,33 +3935,371 @@
       </w:pPr>
       <w:r>
         <w:rPr>
+          <w:color w:val="7f1caa"/>
+          <w:sz w:val="24"/>
+          <w:szCs w:val="24"/>
           <w:b/>
-          <w:bCs/>
         </w:rPr>
-        <w:t xml:space="preserve">Figure</w:t>
-      </w:r>
-      <w:r>
-        <w:t xml:space="preserve"> </w:t>
-      </w:r>
+        <w:t xml:space="preserve">&lt;Begin figure&gt;</w:t>
+      </w:r>
+    </w:p>
+    <w:p>
+      <w:pPr>
+        <w:pStyle w:val="BodyText"/>
+      </w:pPr>
+      <w:r>
+        <w:rPr>
+          <w:sz w:val="16"/>
+          <w:szCs w:val="16"/>
+          <w:b/>
+        </w:rPr>
+        <w:t xml:space="preserve">Figure ID: </w:t>
+      </w:r>
+      <w:r>
+        <w:rPr>
+          <w:sz w:val="16"/>
+          <w:szCs w:val="16"/>
+        </w:rPr>
+        <w:t xml:space="preserve">#fig-image</w:t>
+      </w:r>
+      <w:r>
+        <w:br/>
+      </w:r>
+      <w:r>
+        <w:rPr>
+          <w:sz w:val="16"/>
+          <w:szCs w:val="16"/>
+          <w:b/>
+        </w:rPr>
+        <w:t xml:space="preserve">Caption: </w:t>
+      </w:r>
+      <w:r>
+        <w:rPr>
+          <w:sz w:val="16"/>
+          <w:szCs w:val="16"/>
+        </w:rPr>
+        <w:t xml:space="preserve"/>
+      </w:r>
+      <w:r>
+        <w:br/>
+      </w:r>
+      <w:r>
+        <w:rPr>
+          <w:sz w:val="16"/>
+          <w:szCs w:val="16"/>
+          <w:b/>
+        </w:rPr>
+        <w:t xml:space="preserve">Columns: </w:t>
+      </w:r>
+      <w:r>
+        <w:rPr>
+          <w:sz w:val="16"/>
+          <w:szCs w:val="16"/>
+        </w:rPr>
+        <w:t xml:space="preserve"/>
+      </w:r>
+    </w:p>
+    <w:p>
+      <w:pPr>
+        <w:pStyle w:val="BodyText"/>
+      </w:pPr>
+      <w:r>
+        <w:rPr>
+          <w:color w:val="f4a6d2"/>
+          <w:sz w:val="24"/>
+          <w:szCs w:val="24"/>
+          <w:b/>
+        </w:rPr>
+        <w:t xml:space="preserve">&lt;Begin fig-image&gt;</w:t>
+      </w:r>
+    </w:p>
+    <w:p>
+      <w:pPr>
+        <w:pStyle w:val="BodyText"/>
+      </w:pPr>
+      <w:r>
+        <w:rPr>
+          <w:sz w:val="16"/>
+          <w:szCs w:val="16"/>
+          <w:b/>
+        </w:rPr>
+        <w:t xml:space="preserve">Figure ID: </w:t>
+      </w:r>
+      <w:r>
+        <w:rPr>
+          <w:sz w:val="16"/>
+          <w:szCs w:val="16"/>
+        </w:rPr>
+        <w:t xml:space="preserve">u2_1</w:t>
+      </w:r>
+      <w:r>
+        <w:br/>
+      </w:r>
+      <w:r>
+        <w:rPr>
+          <w:sz w:val="16"/>
+          <w:szCs w:val="16"/>
+          <w:b/>
+        </w:rPr>
+        <w:t xml:space="preserve">Caption: </w:t>
+      </w:r>
+      <w:r>
+        <w:rPr>
+          <w:sz w:val="16"/>
+          <w:szCs w:val="16"/>
+        </w:rPr>
+        <w:t xml:space="preserve"/>
+      </w:r>
+      <w:r>
+        <w:br/>
+      </w:r>
+      <w:r>
+        <w:rPr>
+          <w:sz w:val="16"/>
+          <w:szCs w:val="16"/>
+          <w:b/>
+        </w:rPr>
+        <w:t xml:space="preserve">Alt Text: </w:t>
+      </w:r>
+      <w:r>
+        <w:rPr>
+          <w:sz w:val="16"/>
+          <w:szCs w:val="16"/>
+        </w:rPr>
+        <w:t xml:space="preserve">A Cyclical Diagram Showing the Reflective Cycle</w:t>
+      </w:r>
+      <w:r>
+        <w:br/>
+      </w:r>
+      <w:r>
+        <w:rPr>
+          <w:sz w:val="16"/>
+          <w:szCs w:val="16"/>
+          <w:b/>
+        </w:rPr>
+        <w:t xml:space="preserve">Has Lightbox: </w:t>
+      </w:r>
+      <w:r>
+        <w:rPr>
+          <w:sz w:val="16"/>
+          <w:szCs w:val="16"/>
+        </w:rPr>
+        <w:t xml:space="preserve">yes</w:t>
+      </w:r>
+      <w:r>
+        <w:br/>
+      </w:r>
+      <w:r>
+        <w:rPr>
+          <w:sz w:val="16"/>
+          <w:szCs w:val="16"/>
+          <w:b/>
+        </w:rPr>
+        <w:t xml:space="preserve">Source Text: </w:t>
+      </w:r>
+      <w:r>
+        <w:br/>
+      </w:r>
+      <w:r>
+        <w:rPr>
+          <w:sz w:val="16"/>
+          <w:szCs w:val="16"/>
+          <w:b/>
+        </w:rPr>
+        <w:t xml:space="preserve">Source URL: </w:t>
+      </w:r>
+      <w:r>
+        <w:rPr>
+          <w:sz w:val="16"/>
+          <w:szCs w:val="16"/>
+        </w:rPr>
+        <w:t xml:space="preserve"/>
+      </w:r>
+      <w:r>
+        <w:br/>
+      </w:r>
+      <w:r>
+        <w:rPr>
+          <w:sz w:val="16"/>
+          <w:szCs w:val="16"/>
+          <w:b/>
+        </w:rPr>
+        <w:t xml:space="preserve">Author: </w:t>
+      </w:r>
+      <w:r>
+        <w:br/>
+      </w:r>
+      <w:r>
+        <w:rPr>
+          <w:sz w:val="16"/>
+          <w:szCs w:val="16"/>
+          <w:b/>
+        </w:rPr>
+        <w:t xml:space="preserve">Author URL: </w:t>
+      </w:r>
+      <w:r>
+        <w:rPr>
+          <w:sz w:val="16"/>
+          <w:szCs w:val="16"/>
+        </w:rPr>
+        <w:t xml:space="preserve"/>
+      </w:r>
+      <w:r>
+        <w:br/>
+      </w:r>
+      <w:r>
+        <w:rPr>
+          <w:sz w:val="16"/>
+          <w:szCs w:val="16"/>
+          <w:b/>
+        </w:rPr>
+        <w:t xml:space="preserve">Copyright: </w:t>
+      </w:r>
+      <w:r>
+        <w:br/>
+      </w:r>
+      <w:r>
+        <w:rPr>
+          <w:sz w:val="16"/>
+          <w:szCs w:val="16"/>
+          <w:b/>
+        </w:rPr>
+        <w:t xml:space="preserve">License Text: </w:t>
+      </w:r>
+      <w:r>
+        <w:br/>
+      </w:r>
+      <w:r>
+        <w:rPr>
+          <w:sz w:val="16"/>
+          <w:szCs w:val="16"/>
+          <w:b/>
+        </w:rPr>
+        <w:t xml:space="preserve">License URL: </w:t>
+      </w:r>
+      <w:r>
+        <w:rPr>
+          <w:sz w:val="16"/>
+          <w:szCs w:val="16"/>
+        </w:rPr>
+        <w:t xml:space="preserve"/>
+      </w:r>
+    </w:p>
+    <w:tbl>
+      <w:tblPr>
+        <w:tblStyle w:val="Table"/>
+        <w:tblW w:type="pct" w:w="5000"/>
+        <w:tblLayout w:type="fixed"/>
+        <w:tblLook w:firstRow="0" w:lastRow="0" w:firstColumn="0" w:lastColumn="0" w:noHBand="0" w:noVBand="0" w:val="0000"/>
+      </w:tblPr>
+      <w:tblGrid>
+        <w:gridCol w:w="7920"/>
+      </w:tblGrid>
+      <w:tr>
+        <w:tc>
+          <w:tcPr/>
+          <w:p>
+            <w:pPr>
+              <w:jc w:val="center"/>
+            </w:pPr>
+            <w:pPr>
+              <w:jc w:val="left"/>
+            </w:pPr>
+            <w:r>
+              <w:drawing>
+                <wp:inline>
+                  <wp:extent cx="5334000" cy="3385038"/>
+                  <wp:effectExtent b="0" l="0" r="0" t="0"/>
+                  <wp:docPr descr="" title="" id="30" name="Picture"/>
+                  <a:graphic>
+                    <a:graphicData uri="http://schemas.openxmlformats.org/drawingml/2006/picture">
+                      <pic:pic>
+                        <pic:nvPicPr>
+                          <pic:cNvPr descr="assets/u2/Gibbs.png" id="31" name="Picture"/>
+                          <pic:cNvPicPr>
+                            <a:picLocks noChangeArrowheads="1" noChangeAspect="1"/>
+                          </pic:cNvPicPr>
+                        </pic:nvPicPr>
+                        <pic:blipFill>
+                          <a:blip r:embed="rId29"/>
+                          <a:stretch>
+                            <a:fillRect/>
+                          </a:stretch>
+                        </pic:blipFill>
+                        <pic:spPr bwMode="auto">
+                          <a:xfrm>
+                            <a:off x="0" y="0"/>
+                            <a:ext cx="5334000" cy="3385038"/>
+                          </a:xfrm>
+                          <a:prstGeom prst="rect">
+                            <a:avLst/>
+                          </a:prstGeom>
+                          <a:noFill/>
+                          <a:ln w="9525">
+                            <a:noFill/>
+                            <a:headEnd/>
+                            <a:tailEnd/>
+                          </a:ln>
+                        </pic:spPr>
+                      </pic:pic>
+                    </a:graphicData>
+                  </a:graphic>
+                </wp:inline>
+              </w:drawing>
+            </w:r>
+          </w:p>
+        </w:tc>
+      </w:tr>
+    </w:tbl>
+    <w:p>
+      <w:pPr>
+        <w:pStyle w:val="BodyText"/>
+      </w:pPr>
+      <w:r>
+        <w:rPr>
+          <w:color w:val="f4a6d2"/>
+          <w:sz w:val="24"/>
+          <w:szCs w:val="24"/>
+          <w:b/>
+        </w:rPr>
+        <w:t xml:space="preserve">&lt;End fig-image&gt;</w:t>
+      </w:r>
+    </w:p>
+    <w:p>
+      <w:pPr>
+        <w:pStyle w:val="BodyText"/>
+      </w:pPr>
+      <w:r>
+        <w:rPr>
+          <w:color w:val="7f1caa"/>
+          <w:sz w:val="24"/>
+          <w:szCs w:val="24"/>
+          <w:b/>
+        </w:rPr>
+        <w:t xml:space="preserve">&lt;End figure&gt;</w:t>
+      </w:r>
+    </w:p>
+    <w:p>
+      <w:pPr>
+        <w:pStyle w:val="BodyText"/>
+      </w:pPr>
       <w:r>
         <w:rPr>
           <w:i/>
           <w:iCs/>
         </w:rPr>
-        <w:t xml:space="preserve">A Cyclical Diagram Showing the Reflective Cycle</w:t>
-      </w:r>
-    </w:p>
-    <w:p>
-      <w:pPr>
-        <w:pStyle w:val="BodyText"/>
-      </w:pPr>
+        <w:t xml:space="preserve">Source:</w:t>
+      </w:r>
+      <w:r>
+        <w:t xml:space="preserve"> </w:t>
+      </w:r>
       <w:r>
         <w:t xml:space="preserve">Created by C. P. Navarro, R. Kang, and TWU. Licensed under</w:t>
       </w:r>
       <w:r>
         <w:t xml:space="preserve"> </w:t>
       </w:r>
-      <w:hyperlink r:id="rId22">
+      <w:hyperlink r:id="rId25">
         <w:r>
           <w:rPr>
             <w:rStyle w:val="Hyperlink"/>
@@ -3521,7 +4498,7 @@
       <w:r>
         <w:t xml:space="preserve"> </w:t>
       </w:r>
-      <w:hyperlink r:id="rId26">
+      <w:hyperlink r:id="rId32">
         <w:r>
           <w:rPr>
             <w:rStyle w:val="Hyperlink"/>
@@ -3573,7 +4550,7 @@
       <w:r>
         <w:t xml:space="preserve"> </w:t>
       </w:r>
-      <w:hyperlink r:id="rId27">
+      <w:hyperlink r:id="rId33">
         <w:r>
           <w:rPr>
             <w:rStyle w:val="Hyperlink"/>
@@ -3596,7 +4573,7 @@
       <w:r>
         <w:t xml:space="preserve"> </w:t>
       </w:r>
-      <w:hyperlink r:id="rId28">
+      <w:hyperlink r:id="rId34">
         <w:r>
           <w:rPr>
             <w:rStyle w:val="Hyperlink"/>
@@ -3635,7 +4612,7 @@
       <w:r>
         <w:t xml:space="preserve"> </w:t>
       </w:r>
-      <w:hyperlink r:id="rId29">
+      <w:hyperlink r:id="rId35">
         <w:r>
           <w:rPr>
             <w:rStyle w:val="Hyperlink"/>
@@ -3662,7 +4639,7 @@
       <w:r>
         <w:t xml:space="preserve"> </w:t>
       </w:r>
-      <w:hyperlink r:id="rId30">
+      <w:hyperlink r:id="rId36">
         <w:r>
           <w:rPr>
             <w:rStyle w:val="Hyperlink"/>
@@ -3688,7 +4665,7 @@
       <w:r>
         <w:t xml:space="preserve"> </w:t>
       </w:r>
-      <w:hyperlink r:id="rId31">
+      <w:hyperlink r:id="rId37">
         <w:r>
           <w:rPr>
             <w:rStyle w:val="Hyperlink"/>
@@ -3715,7 +4692,7 @@
       <w:r>
         <w:t xml:space="preserve"> </w:t>
       </w:r>
-      <w:hyperlink r:id="rId32">
+      <w:hyperlink r:id="rId38">
         <w:r>
           <w:rPr>
             <w:rStyle w:val="Hyperlink"/>
@@ -3754,7 +4731,7 @@
       <w:r>
         <w:t xml:space="preserve"> </w:t>
       </w:r>
-      <w:hyperlink r:id="rId33">
+      <w:hyperlink r:id="rId39">
         <w:r>
           <w:rPr>
             <w:rStyle w:val="Hyperlink"/>
@@ -3788,7 +4765,7 @@
       <w:r>
         <w:t xml:space="preserve"> </w:t>
       </w:r>
-      <w:hyperlink r:id="rId34">
+      <w:hyperlink r:id="rId40">
         <w:r>
           <w:rPr>
             <w:rStyle w:val="Hyperlink"/>
@@ -3826,7 +4803,7 @@
       <w:r>
         <w:t xml:space="preserve"> </w:t>
       </w:r>
-      <w:hyperlink r:id="rId35">
+      <w:hyperlink r:id="rId41">
         <w:r>
           <w:rPr>
             <w:rStyle w:val="Hyperlink"/>
@@ -3855,7 +4832,7 @@
       <w:r>
         <w:t xml:space="preserve"> </w:t>
       </w:r>
-      <w:hyperlink r:id="rId36">
+      <w:hyperlink r:id="rId42">
         <w:r>
           <w:rPr>
             <w:rStyle w:val="Hyperlink"/>
@@ -3885,10 +4862,48 @@
     </w:p>
     <w:p>
       <w:pPr>
-        <w:pStyle w:val="Heading3"/>
-      </w:pPr>
-      <w:r>
-        <w:t xml:space="preserve">Checking Your Learning</w:t>
+        <w:pStyle w:val="BodyText"/>
+      </w:pPr>
+      <w:r>
+        <w:rPr>
+          <w:color w:val="f7a474"/>
+          <w:sz w:val="24"/>
+          <w:szCs w:val="24"/>
+          <w:b/>
+        </w:rPr>
+        <w:t xml:space="preserve">&lt;Begin checking-your-learning&gt;</w:t>
+      </w:r>
+    </w:p>
+    <w:p>
+      <w:pPr>
+        <w:pStyle w:val="BodyText"/>
+      </w:pPr>
+      <w:r>
+        <w:t xml:space="preserve">Before you move on to the next unit, you may want to check to make sure that you are able to:</w:t>
+      </w:r>
+    </w:p>
+    <w:p>
+      <w:pPr>
+        <w:pStyle w:val="Compact"/>
+        <w:numPr>
+          <w:ilvl w:val="0"/>
+          <w:numId w:val="1027"/>
+        </w:numPr>
+      </w:pPr>
+      <w:r>
+        <w:t xml:space="preserve">Synthesize personal identity, values, and beliefs with personal learning outcomes for practicum experience.</w:t>
+      </w:r>
+    </w:p>
+    <w:p>
+      <w:pPr>
+        <w:pStyle w:val="Compact"/>
+        <w:numPr>
+          <w:ilvl w:val="0"/>
+          <w:numId w:val="1027"/>
+        </w:numPr>
+      </w:pPr>
+      <w:r>
+        <w:t xml:space="preserve">Describe key elements of reflective practice.</w:t>
       </w:r>
     </w:p>
     <w:p>
@@ -3896,31 +4911,13 @@
         <w:pStyle w:val="FirstParagraph"/>
       </w:pPr>
       <w:r>
-        <w:t xml:space="preserve">Before you move on to the next unit, you may want to check to make sure that you are able to:</w:t>
-      </w:r>
-    </w:p>
-    <w:p>
-      <w:pPr>
-        <w:pStyle w:val="Compact"/>
-        <w:numPr>
-          <w:ilvl w:val="0"/>
-          <w:numId w:val="1027"/>
-        </w:numPr>
-      </w:pPr>
-      <w:r>
-        <w:t xml:space="preserve">Synthesize personal identity, values, and beliefs with personal learning outcomes for practicum experience.</w:t>
-      </w:r>
-    </w:p>
-    <w:p>
-      <w:pPr>
-        <w:pStyle w:val="Compact"/>
-        <w:numPr>
-          <w:ilvl w:val="0"/>
-          <w:numId w:val="1027"/>
-        </w:numPr>
-      </w:pPr>
-      <w:r>
-        <w:t xml:space="preserve">Describe key elements of reflective practice.</w:t>
+        <w:rPr>
+          <w:color w:val="f7a474"/>
+          <w:sz w:val="24"/>
+          <w:szCs w:val="24"/>
+          <w:b/>
+        </w:rPr>
+        <w:t xml:space="preserve">&lt;End checking-your-learning&gt;</w:t>
       </w:r>
     </w:p>
     <w:p>
@@ -3941,7 +4938,7 @@
       <w:r>
         <w:t xml:space="preserve"> </w:t>
       </w:r>
-      <w:hyperlink r:id="rId37">
+      <w:hyperlink r:id="rId43">
         <w:r>
           <w:rPr>
             <w:rStyle w:val="Hyperlink"/>
@@ -3968,7 +4965,7 @@
       <w:r>
         <w:t xml:space="preserve"> </w:t>
       </w:r>
-      <w:hyperlink r:id="rId26">
+      <w:hyperlink r:id="rId32">
         <w:r>
           <w:rPr>
             <w:rStyle w:val="Hyperlink"/>
@@ -4042,7 +5039,7 @@
       <w:r>
         <w:t xml:space="preserve"> </w:t>
       </w:r>
-      <w:hyperlink r:id="rId35">
+      <w:hyperlink r:id="rId41">
         <w:r>
           <w:rPr>
             <w:rStyle w:val="Hyperlink"/>
@@ -4061,7 +5058,7 @@
       <w:r>
         <w:t xml:space="preserve"> </w:t>
       </w:r>
-      <w:hyperlink r:id="rId36">
+      <w:hyperlink r:id="rId42">
         <w:r>
           <w:rPr>
             <w:rStyle w:val="Hyperlink"/>
@@ -5318,7 +6315,7 @@
       <w:r>
         <w:t xml:space="preserve"> </w:t>
       </w:r>
-      <w:hyperlink r:id="rId38">
+      <w:hyperlink r:id="rId44">
         <w:r>
           <w:rPr>
             <w:rStyle w:val="Hyperlink"/>
@@ -5370,7 +6367,7 @@
       <w:r>
         <w:t xml:space="preserve"> </w:t>
       </w:r>
-      <w:hyperlink r:id="rId39">
+      <w:hyperlink r:id="rId45">
         <w:r>
           <w:rPr>
             <w:rStyle w:val="Hyperlink"/>
@@ -5417,7 +6414,7 @@
       <w:r>
         <w:t xml:space="preserve"> </w:t>
       </w:r>
-      <w:hyperlink r:id="rId40">
+      <w:hyperlink r:id="rId46">
         <w:r>
           <w:rPr>
             <w:rStyle w:val="Hyperlink"/>
@@ -5458,7 +6455,7 @@
       <w:r>
         <w:t xml:space="preserve"> </w:t>
       </w:r>
-      <w:hyperlink r:id="rId41">
+      <w:hyperlink r:id="rId47">
         <w:r>
           <w:rPr>
             <w:rStyle w:val="Hyperlink"/>
@@ -5484,7 +6481,7 @@
       <w:r>
         <w:t xml:space="preserve"> </w:t>
       </w:r>
-      <w:hyperlink r:id="rId42">
+      <w:hyperlink r:id="rId48">
         <w:r>
           <w:rPr>
             <w:rStyle w:val="Hyperlink"/>
@@ -5551,7 +6548,7 @@
       <w:r>
         <w:t xml:space="preserve"> </w:t>
       </w:r>
-      <w:hyperlink r:id="rId41">
+      <w:hyperlink r:id="rId47">
         <w:r>
           <w:rPr>
             <w:rStyle w:val="Hyperlink"/>
@@ -5577,7 +6574,7 @@
       <w:r>
         <w:t xml:space="preserve"> </w:t>
       </w:r>
-      <w:hyperlink r:id="rId43">
+      <w:hyperlink r:id="rId49">
         <w:r>
           <w:rPr>
             <w:rStyle w:val="Hyperlink"/>
@@ -5633,7 +6630,7 @@
           <w:numId w:val="1035"/>
         </w:numPr>
       </w:pPr>
-      <w:hyperlink r:id="rId39">
+      <w:hyperlink r:id="rId45">
         <w:r>
           <w:rPr>
             <w:rStyle w:val="Hyperlink"/>
@@ -5666,7 +6663,7 @@
           <w:numId w:val="1035"/>
         </w:numPr>
       </w:pPr>
-      <w:hyperlink r:id="rId44">
+      <w:hyperlink r:id="rId50">
         <w:r>
           <w:rPr>
             <w:rStyle w:val="Hyperlink"/>
@@ -5689,7 +6686,7 @@
           <w:numId w:val="1035"/>
         </w:numPr>
       </w:pPr>
-      <w:hyperlink r:id="rId45">
+      <w:hyperlink r:id="rId51">
         <w:r>
           <w:rPr>
             <w:rStyle w:val="Hyperlink"/>
@@ -5724,7 +6721,7 @@
           <w:numId w:val="1036"/>
         </w:numPr>
       </w:pPr>
-      <w:hyperlink r:id="rId39">
+      <w:hyperlink r:id="rId45">
         <w:r>
           <w:rPr>
             <w:rStyle w:val="Hyperlink"/>
@@ -5757,7 +6754,7 @@
           <w:numId w:val="1036"/>
         </w:numPr>
       </w:pPr>
-      <w:hyperlink r:id="rId46">
+      <w:hyperlink r:id="rId52">
         <w:r>
           <w:rPr>
             <w:rStyle w:val="Hyperlink"/>
@@ -5884,10 +6881,16 @@
     </w:p>
     <w:p>
       <w:pPr>
-        <w:pStyle w:val="Heading3"/>
-      </w:pPr>
-      <w:r>
-        <w:t xml:space="preserve">Checking Your Learning</w:t>
+        <w:pStyle w:val="BodyText"/>
+      </w:pPr>
+      <w:r>
+        <w:rPr>
+          <w:color w:val="f7a474"/>
+          <w:sz w:val="24"/>
+          <w:szCs w:val="24"/>
+          <w:b/>
+        </w:rPr>
+        <w:t xml:space="preserve">&lt;Begin checking-your-learning&gt;</w:t>
       </w:r>
     </w:p>
     <w:p>
@@ -5928,6 +6931,20 @@
     </w:p>
     <w:p>
       <w:pPr>
+        <w:pStyle w:val="FirstParagraph"/>
+      </w:pPr>
+      <w:r>
+        <w:rPr>
+          <w:color w:val="f7a474"/>
+          <w:sz w:val="24"/>
+          <w:szCs w:val="24"/>
+          <w:b/>
+        </w:rPr>
+        <w:t xml:space="preserve">&lt;End checking-your-learning&gt;</w:t>
+      </w:r>
+    </w:p>
+    <w:p>
+      <w:pPr>
         <w:pStyle w:val="Heading2"/>
       </w:pPr>
       <w:r>
@@ -5944,7 +6961,7 @@
       <w:r>
         <w:t xml:space="preserve"> </w:t>
       </w:r>
-      <w:hyperlink r:id="rId38">
+      <w:hyperlink r:id="rId44">
         <w:r>
           <w:rPr>
             <w:rStyle w:val="Hyperlink"/>
@@ -8247,7 +9264,7 @@
       <w:r>
         <w:t xml:space="preserve"> </w:t>
       </w:r>
-      <w:hyperlink r:id="rId47">
+      <w:hyperlink r:id="rId53">
         <w:r>
           <w:rPr>
             <w:rStyle w:val="Hyperlink"/>
@@ -8270,7 +9287,7 @@
       <w:r>
         <w:t xml:space="preserve"> </w:t>
       </w:r>
-      <w:hyperlink r:id="rId48">
+      <w:hyperlink r:id="rId54">
         <w:r>
           <w:rPr>
             <w:rStyle w:val="Hyperlink"/>
@@ -8305,7 +9322,7 @@
       <w:r>
         <w:t xml:space="preserve"> </w:t>
       </w:r>
-      <w:hyperlink r:id="rId49">
+      <w:hyperlink r:id="rId55">
         <w:r>
           <w:rPr>
             <w:rStyle w:val="Hyperlink"/>
@@ -8872,18 +9889,18 @@
           <wp:inline>
             <wp:extent cx="4013200" cy="4292600"/>
             <wp:effectExtent b="0" l="0" r="0" t="0"/>
-            <wp:docPr descr="" title="" id="51" name="Picture"/>
+            <wp:docPr descr="" title="" id="57" name="Picture"/>
             <a:graphic>
               <a:graphicData uri="http://schemas.openxmlformats.org/drawingml/2006/picture">
                 <pic:pic>
                   <pic:nvPicPr>
-                    <pic:cNvPr descr="assets/u4/image2.jpg" id="52" name="Picture"/>
+                    <pic:cNvPr descr="assets/u4/image2.jpg" id="58" name="Picture"/>
                     <pic:cNvPicPr>
                       <a:picLocks noChangeArrowheads="1" noChangeAspect="1"/>
                     </pic:cNvPicPr>
                   </pic:nvPicPr>
                   <pic:blipFill>
-                    <a:blip r:embed="rId50"/>
+                    <a:blip r:embed="rId56"/>
                     <a:stretch>
                       <a:fillRect/>
                     </a:stretch>
@@ -9032,7 +10049,7 @@
       <w:r>
         <w:t xml:space="preserve"> </w:t>
       </w:r>
-      <w:hyperlink r:id="rId53">
+      <w:hyperlink r:id="rId59">
         <w:r>
           <w:rPr>
             <w:rStyle w:val="Hyperlink"/>
@@ -9055,7 +10072,7 @@
       <w:r>
         <w:t xml:space="preserve"> </w:t>
       </w:r>
-      <w:hyperlink r:id="rId54">
+      <w:hyperlink r:id="rId60">
         <w:r>
           <w:rPr>
             <w:rStyle w:val="Hyperlink"/>
@@ -9332,7 +10349,7 @@
       <w:r>
         <w:t xml:space="preserve"> </w:t>
       </w:r>
-      <w:hyperlink r:id="rId55">
+      <w:hyperlink r:id="rId61">
         <w:r>
           <w:rPr>
             <w:rStyle w:val="Hyperlink"/>
@@ -9355,7 +10372,7 @@
       <w:r>
         <w:t xml:space="preserve"> </w:t>
       </w:r>
-      <w:hyperlink r:id="rId56">
+      <w:hyperlink r:id="rId62">
         <w:r>
           <w:rPr>
             <w:rStyle w:val="Hyperlink"/>
@@ -9378,7 +10395,7 @@
       <w:r>
         <w:t xml:space="preserve"> </w:t>
       </w:r>
-      <w:hyperlink r:id="rId57">
+      <w:hyperlink r:id="rId63">
         <w:r>
           <w:rPr>
             <w:rStyle w:val="Hyperlink"/>
@@ -9392,7 +10409,7 @@
       <w:r>
         <w:t xml:space="preserve">D. &amp; Cohn-Vargas, B. (2014).</w:t>
       </w:r>
-      <w:hyperlink r:id="rId58">
+      <w:hyperlink r:id="rId64">
         <w:r>
           <w:rPr>
             <w:rStyle w:val="Hyperlink"/>
@@ -9421,7 +10438,7 @@
       <w:r>
         <w:t xml:space="preserve"> </w:t>
       </w:r>
-      <w:hyperlink r:id="rId58">
+      <w:hyperlink r:id="rId64">
         <w:r>
           <w:rPr>
             <w:rStyle w:val="Hyperlink"/>
@@ -9481,18 +10498,18 @@
                 <wp:inline>
                   <wp:extent cx="152400" cy="152400"/>
                   <wp:effectExtent b="0" l="0" r="0" t="0"/>
-                  <wp:docPr descr="" title="" id="60" name="Picture"/>
+                  <wp:docPr descr="" title="" id="66" name="Picture"/>
                   <a:graphic>
                     <a:graphicData uri="http://schemas.openxmlformats.org/drawingml/2006/picture">
                       <pic:pic>
                         <pic:nvPicPr>
-                          <pic:cNvPr descr="/Users/chloe.chang/Applications/quarto/share/formats/docx/important.png" id="61" name="Picture"/>
+                          <pic:cNvPr descr="/Users/chloe.chang/Applications/quarto/share/formats/docx/important.png" id="67" name="Picture"/>
                           <pic:cNvPicPr>
                             <a:picLocks noChangeArrowheads="1" noChangeAspect="1"/>
                           </pic:cNvPicPr>
                         </pic:nvPicPr>
                         <pic:blipFill>
-                          <a:blip r:embed="rId59"/>
+                          <a:blip r:embed="rId65"/>
                           <a:stretch>
                             <a:fillRect/>
                           </a:stretch>
@@ -9859,7 +10876,7 @@
       <w:r>
         <w:t xml:space="preserve"> </w:t>
       </w:r>
-      <w:hyperlink r:id="rId62">
+      <w:hyperlink r:id="rId68">
         <w:r>
           <w:rPr>
             <w:rStyle w:val="Hyperlink"/>
@@ -9882,7 +10899,7 @@
       <w:r>
         <w:t xml:space="preserve"> </w:t>
       </w:r>
-      <w:hyperlink r:id="rId63">
+      <w:hyperlink r:id="rId69">
         <w:r>
           <w:rPr>
             <w:rStyle w:val="Hyperlink"/>
@@ -9896,7 +10913,7 @@
       <w:r>
         <w:t xml:space="preserve"> </w:t>
       </w:r>
-      <w:hyperlink r:id="rId64">
+      <w:hyperlink r:id="rId70">
         <w:r>
           <w:rPr>
             <w:rStyle w:val="Hyperlink"/>
@@ -9913,7 +10930,7 @@
           <w:numId w:val="1066"/>
         </w:numPr>
       </w:pPr>
-      <w:hyperlink r:id="rId65">
+      <w:hyperlink r:id="rId71">
         <w:r>
           <w:rPr>
             <w:rStyle w:val="Hyperlink"/>
@@ -9936,7 +10953,7 @@
           <w:numId w:val="1066"/>
         </w:numPr>
       </w:pPr>
-      <w:hyperlink r:id="rId66">
+      <w:hyperlink r:id="rId72">
         <w:r>
           <w:rPr>
             <w:rStyle w:val="Hyperlink"/>
@@ -9956,7 +10973,7 @@
           <w:numId w:val="1066"/>
         </w:numPr>
       </w:pPr>
-      <w:hyperlink r:id="rId67">
+      <w:hyperlink r:id="rId73">
         <w:r>
           <w:rPr>
             <w:rStyle w:val="Hyperlink"/>
@@ -10016,18 +11033,18 @@
                 <wp:inline>
                   <wp:extent cx="152400" cy="152400"/>
                   <wp:effectExtent b="0" l="0" r="0" t="0"/>
-                  <wp:docPr descr="" title="" id="68" name="Picture"/>
+                  <wp:docPr descr="" title="" id="74" name="Picture"/>
                   <a:graphic>
                     <a:graphicData uri="http://schemas.openxmlformats.org/drawingml/2006/picture">
                       <pic:pic>
                         <pic:nvPicPr>
-                          <pic:cNvPr descr="/Users/chloe.chang/Applications/quarto/share/formats/docx/important.png" id="69" name="Picture"/>
+                          <pic:cNvPr descr="/Users/chloe.chang/Applications/quarto/share/formats/docx/important.png" id="75" name="Picture"/>
                           <pic:cNvPicPr>
                             <a:picLocks noChangeArrowheads="1" noChangeAspect="1"/>
                           </pic:cNvPicPr>
                         </pic:nvPicPr>
                         <pic:blipFill>
-                          <a:blip r:embed="rId59"/>
+                          <a:blip r:embed="rId65"/>
                           <a:stretch>
                             <a:fillRect/>
                           </a:stretch>
@@ -10172,10 +11189,108 @@
     </w:p>
     <w:p>
       <w:pPr>
-        <w:pStyle w:val="Heading3"/>
-      </w:pPr>
-      <w:r>
-        <w:t xml:space="preserve">Checking Your Learning</w:t>
+        <w:pStyle w:val="BodyText"/>
+      </w:pPr>
+      <w:r>
+        <w:rPr>
+          <w:color w:val="f7a474"/>
+          <w:sz w:val="24"/>
+          <w:szCs w:val="24"/>
+          <w:b/>
+        </w:rPr>
+        <w:t xml:space="preserve">&lt;Begin checking-your-learning&gt;</w:t>
+      </w:r>
+    </w:p>
+    <w:p>
+      <w:pPr>
+        <w:pStyle w:val="BodyText"/>
+      </w:pPr>
+      <w:r>
+        <w:t xml:space="preserve">As you engage in Lesson Plan Design in this unit, continually remind yourself that through this experience, you should be able to:</w:t>
+      </w:r>
+    </w:p>
+    <w:p>
+      <w:pPr>
+        <w:pStyle w:val="Compact"/>
+        <w:numPr>
+          <w:ilvl w:val="0"/>
+          <w:numId w:val="1068"/>
+        </w:numPr>
+      </w:pPr>
+      <w:r>
+        <w:t xml:space="preserve">Design authentic and inclusive learning experiences</w:t>
+      </w:r>
+    </w:p>
+    <w:p>
+      <w:pPr>
+        <w:pStyle w:val="Compact"/>
+        <w:numPr>
+          <w:ilvl w:val="0"/>
+          <w:numId w:val="1068"/>
+        </w:numPr>
+      </w:pPr>
+      <w:r>
+        <w:t xml:space="preserve">Synthesize adult learning theory with practical experience facilitating or teaching</w:t>
+      </w:r>
+    </w:p>
+    <w:p>
+      <w:pPr>
+        <w:pStyle w:val="Compact"/>
+        <w:numPr>
+          <w:ilvl w:val="0"/>
+          <w:numId w:val="1068"/>
+        </w:numPr>
+      </w:pPr>
+      <w:r>
+        <w:t xml:space="preserve">Develop a learning assessment that effectively measures student learning</w:t>
+      </w:r>
+    </w:p>
+    <w:p>
+      <w:pPr>
+        <w:pStyle w:val="Compact"/>
+        <w:numPr>
+          <w:ilvl w:val="0"/>
+          <w:numId w:val="1068"/>
+        </w:numPr>
+      </w:pPr>
+      <w:r>
+        <w:t xml:space="preserve">Apply assessment strategies to measure student learning</w:t>
+      </w:r>
+    </w:p>
+    <w:p>
+      <w:pPr>
+        <w:pStyle w:val="Compact"/>
+        <w:numPr>
+          <w:ilvl w:val="0"/>
+          <w:numId w:val="1068"/>
+        </w:numPr>
+      </w:pPr>
+      <w:r>
+        <w:t xml:space="preserve">Develop lesson plans that include aligned student learning outcomes, learning activity, and learning assessment</w:t>
+      </w:r>
+    </w:p>
+    <w:p>
+      <w:pPr>
+        <w:pStyle w:val="Compact"/>
+        <w:numPr>
+          <w:ilvl w:val="0"/>
+          <w:numId w:val="1068"/>
+        </w:numPr>
+      </w:pPr>
+      <w:r>
+        <w:t xml:space="preserve">Apply principle(s) of adult learning theory in a lesson plan.</w:t>
+      </w:r>
+    </w:p>
+    <w:p>
+      <w:pPr>
+        <w:pStyle w:val="Compact"/>
+        <w:numPr>
+          <w:ilvl w:val="0"/>
+          <w:numId w:val="1068"/>
+        </w:numPr>
+      </w:pPr>
+      <w:r>
+        <w:t xml:space="preserve">Provide formative feedback to learners after assessing their learning.</w:t>
       </w:r>
     </w:p>
     <w:p>
@@ -10183,91 +11298,13 @@
         <w:pStyle w:val="FirstParagraph"/>
       </w:pPr>
       <w:r>
-        <w:t xml:space="preserve">As you engage in Lesson Plan Design in this unit, continually remind yourself that through this experience, you should be able to:</w:t>
-      </w:r>
-    </w:p>
-    <w:p>
-      <w:pPr>
-        <w:pStyle w:val="Compact"/>
-        <w:numPr>
-          <w:ilvl w:val="0"/>
-          <w:numId w:val="1068"/>
-        </w:numPr>
-      </w:pPr>
-      <w:r>
-        <w:t xml:space="preserve">Design authentic and inclusive learning experiences</w:t>
-      </w:r>
-    </w:p>
-    <w:p>
-      <w:pPr>
-        <w:pStyle w:val="Compact"/>
-        <w:numPr>
-          <w:ilvl w:val="0"/>
-          <w:numId w:val="1068"/>
-        </w:numPr>
-      </w:pPr>
-      <w:r>
-        <w:t xml:space="preserve">Synthesize adult learning theory with practical experience facilitating or teaching</w:t>
-      </w:r>
-    </w:p>
-    <w:p>
-      <w:pPr>
-        <w:pStyle w:val="Compact"/>
-        <w:numPr>
-          <w:ilvl w:val="0"/>
-          <w:numId w:val="1068"/>
-        </w:numPr>
-      </w:pPr>
-      <w:r>
-        <w:t xml:space="preserve">Develop a learning assessment that effectively measures student learning</w:t>
-      </w:r>
-    </w:p>
-    <w:p>
-      <w:pPr>
-        <w:pStyle w:val="Compact"/>
-        <w:numPr>
-          <w:ilvl w:val="0"/>
-          <w:numId w:val="1068"/>
-        </w:numPr>
-      </w:pPr>
-      <w:r>
-        <w:t xml:space="preserve">Apply assessment strategies to measure student learning</w:t>
-      </w:r>
-    </w:p>
-    <w:p>
-      <w:pPr>
-        <w:pStyle w:val="Compact"/>
-        <w:numPr>
-          <w:ilvl w:val="0"/>
-          <w:numId w:val="1068"/>
-        </w:numPr>
-      </w:pPr>
-      <w:r>
-        <w:t xml:space="preserve">Develop lesson plans that include aligned student learning outcomes, learning activity, and learning assessment</w:t>
-      </w:r>
-    </w:p>
-    <w:p>
-      <w:pPr>
-        <w:pStyle w:val="Compact"/>
-        <w:numPr>
-          <w:ilvl w:val="0"/>
-          <w:numId w:val="1068"/>
-        </w:numPr>
-      </w:pPr>
-      <w:r>
-        <w:t xml:space="preserve">Apply principle(s) of adult learning theory in a lesson plan.</w:t>
-      </w:r>
-    </w:p>
-    <w:p>
-      <w:pPr>
-        <w:pStyle w:val="Compact"/>
-        <w:numPr>
-          <w:ilvl w:val="0"/>
-          <w:numId w:val="1068"/>
-        </w:numPr>
-      </w:pPr>
-      <w:r>
-        <w:t xml:space="preserve">Provide formative feedback to learners after assessing their learning.</w:t>
+        <w:rPr>
+          <w:color w:val="f7a474"/>
+          <w:sz w:val="24"/>
+          <w:szCs w:val="24"/>
+          <w:b/>
+        </w:rPr>
+        <w:t xml:space="preserve">&lt;End checking-your-learning&gt;</w:t>
       </w:r>
     </w:p>
     <w:p>
@@ -10288,7 +11325,7 @@
       <w:r>
         <w:t xml:space="preserve"> </w:t>
       </w:r>
-      <w:hyperlink r:id="rId70">
+      <w:hyperlink r:id="rId76">
         <w:r>
           <w:rPr>
             <w:rStyle w:val="Hyperlink"/>
@@ -10315,7 +11352,7 @@
       <w:r>
         <w:t xml:space="preserve"> </w:t>
       </w:r>
-      <w:hyperlink r:id="rId54">
+      <w:hyperlink r:id="rId60">
         <w:r>
           <w:rPr>
             <w:rStyle w:val="Hyperlink"/>
@@ -10328,7 +11365,7 @@
       <w:pPr>
         <w:pStyle w:val="BodyText"/>
       </w:pPr>
-      <w:hyperlink r:id="rId54">
+      <w:hyperlink r:id="rId60">
         <w:r>
           <w:rPr>
             <w:rStyle w:val="Hyperlink"/>
@@ -10353,7 +11390,7 @@
       <w:r>
         <w:t xml:space="preserve"> </w:t>
       </w:r>
-      <w:hyperlink r:id="rId62">
+      <w:hyperlink r:id="rId68">
         <w:r>
           <w:rPr>
             <w:rStyle w:val="Hyperlink"/>
@@ -10372,7 +11409,7 @@
       <w:r>
         <w:t xml:space="preserve"> </w:t>
       </w:r>
-      <w:hyperlink r:id="rId47">
+      <w:hyperlink r:id="rId53">
         <w:r>
           <w:rPr>
             <w:rStyle w:val="Hyperlink"/>
@@ -10391,7 +11428,7 @@
       <w:r>
         <w:t xml:space="preserve"> </w:t>
       </w:r>
-      <w:hyperlink r:id="rId58">
+      <w:hyperlink r:id="rId64">
         <w:r>
           <w:rPr>
             <w:rStyle w:val="Hyperlink"/>
@@ -15094,7 +16131,7 @@
       <w:r>
         <w:t xml:space="preserve"> </w:t>
       </w:r>
-      <w:hyperlink r:id="rId71">
+      <w:hyperlink r:id="rId77">
         <w:r>
           <w:rPr>
             <w:rStyle w:val="Hyperlink"/>
@@ -15222,7 +16259,7 @@
           <w:numId w:val="1075"/>
         </w:numPr>
       </w:pPr>
-      <w:hyperlink r:id="rId72">
+      <w:hyperlink r:id="rId78">
         <w:r>
           <w:rPr>
             <w:rStyle w:val="Hyperlink"/>
@@ -15257,10 +16294,16 @@
     </w:p>
     <w:p>
       <w:pPr>
-        <w:pStyle w:val="Heading3"/>
-      </w:pPr>
-      <w:r>
-        <w:t xml:space="preserve">Checking Your Learning</w:t>
+        <w:pStyle w:val="BodyText"/>
+      </w:pPr>
+      <w:r>
+        <w:rPr>
+          <w:color w:val="f7a474"/>
+          <w:sz w:val="24"/>
+          <w:szCs w:val="24"/>
+          <w:b/>
+        </w:rPr>
+        <w:t xml:space="preserve">&lt;Begin checking-your-learning&gt;</w:t>
       </w:r>
     </w:p>
     <w:p>
@@ -15285,6 +16328,20 @@
       </w:pPr>
       <w:r>
         <w:t xml:space="preserve">Engage in reflective practice.</w:t>
+      </w:r>
+    </w:p>
+    <w:p>
+      <w:pPr>
+        <w:pStyle w:val="FirstParagraph"/>
+      </w:pPr>
+      <w:r>
+        <w:rPr>
+          <w:color w:val="f7a474"/>
+          <w:sz w:val="24"/>
+          <w:szCs w:val="24"/>
+          <w:b/>
+        </w:rPr>
+        <w:t xml:space="preserve">&lt;End checking-your-learning&gt;</w:t>
       </w:r>
     </w:p>
     <w:p>
@@ -17000,10 +18057,16 @@
     </w:p>
     <w:p>
       <w:pPr>
-        <w:pStyle w:val="Heading3"/>
-      </w:pPr>
-      <w:r>
-        <w:t xml:space="preserve">Checking Your Learning</w:t>
+        <w:pStyle w:val="BodyText"/>
+      </w:pPr>
+      <w:r>
+        <w:rPr>
+          <w:color w:val="f7a474"/>
+          <w:sz w:val="24"/>
+          <w:szCs w:val="24"/>
+          <w:b/>
+        </w:rPr>
+        <w:t xml:space="preserve">&lt;Begin checking-your-learning&gt;</w:t>
       </w:r>
     </w:p>
     <w:p>
@@ -17088,6 +18151,20 @@
       </w:pPr>
       <w:r>
         <w:t xml:space="preserve">Engage in reflective practice within a facilitation/teaching role</w:t>
+      </w:r>
+    </w:p>
+    <w:p>
+      <w:pPr>
+        <w:pStyle w:val="FirstParagraph"/>
+      </w:pPr>
+      <w:r>
+        <w:rPr>
+          <w:color w:val="f7a474"/>
+          <w:sz w:val="24"/>
+          <w:szCs w:val="24"/>
+          <w:b/>
+        </w:rPr>
+        <w:t xml:space="preserve">&lt;End checking-your-learning&gt;</w:t>
       </w:r>
     </w:p>
     <w:tbl>
@@ -18542,7 +19619,7 @@
       <w:r>
         <w:t xml:space="preserve"> </w:t>
       </w:r>
-      <w:hyperlink r:id="rId20">
+      <w:hyperlink r:id="rId79">
         <w:r>
           <w:rPr>
             <w:rStyle w:val="Hyperlink"/>
@@ -21392,7 +22469,7 @@
       <w:r>
         <w:t xml:space="preserve"> </w:t>
       </w:r>
-      <w:hyperlink r:id="rId22">
+      <w:hyperlink r:id="rId25">
         <w:r>
           <w:rPr>
             <w:rStyle w:val="Hyperlink"/>
@@ -23256,7 +24333,7 @@
       <w:r>
         <w:t xml:space="preserve"> </w:t>
       </w:r>
-      <w:hyperlink r:id="rId73">
+      <w:hyperlink r:id="rId80">
         <w:r>
           <w:rPr>
             <w:rStyle w:val="Hyperlink"/>
@@ -23788,7 +24865,7 @@
       <w:r>
         <w:t xml:space="preserve"> </w:t>
       </w:r>
-      <w:hyperlink r:id="rId73">
+      <w:hyperlink r:id="rId80">
         <w:r>
           <w:rPr>
             <w:rStyle w:val="Hyperlink"/>
@@ -24320,7 +25397,7 @@
       <w:r>
         <w:t xml:space="preserve"> </w:t>
       </w:r>
-      <w:hyperlink r:id="rId73">
+      <w:hyperlink r:id="rId80">
         <w:r>
           <w:rPr>
             <w:rStyle w:val="Hyperlink"/>

--- a/docs/LDRS-667-.docx
+++ b/docs/LDRS-667-.docx
@@ -23,7 +23,7 @@
         <w:pStyle w:val="Date"/>
       </w:pPr>
       <w:r>
-        <w:t xml:space="preserve">Mar 12, 2026</w:t>
+        <w:t xml:space="preserve">Mar 16, 2026</w:t>
       </w:r>
     </w:p>
     <w:p>
@@ -3719,6 +3719,48 @@
         <w:pStyle w:val="FirstParagraph"/>
       </w:pPr>
       <w:r>
+        <w:rPr>
+          <w:color w:val="6ecfb1"/>
+          <w:sz w:val="24"/>
+          <w:szCs w:val="24"/>
+          <w:b/>
+        </w:rPr>
+        <w:t xml:space="preserve">&lt;Begin learning-activity&gt;</w:t>
+      </w:r>
+    </w:p>
+    <w:p>
+      <w:pPr>
+        <w:pStyle w:val="BodyText"/>
+      </w:pPr>
+      <w:r>
+        <w:rPr>
+          <w:sz w:val="16"/>
+          <w:szCs w:val="16"/>
+          <w:b/>
+        </w:rPr>
+        <w:t xml:space="preserve">Estimated Time</w:t>
+      </w:r>
+      <w:r>
+        <w:rPr>
+          <w:sz w:val="16"/>
+          <w:szCs w:val="16"/>
+          <w:b/>
+        </w:rPr>
+        <w:t xml:space="preserve">: </w:t>
+      </w:r>
+      <w:r>
+        <w:rPr>
+          <w:sz w:val="16"/>
+          <w:szCs w:val="16"/>
+        </w:rPr>
+        <w:t xml:space="preserve"/>
+      </w:r>
+    </w:p>
+    <w:p>
+      <w:pPr>
+        <w:pStyle w:val="BodyText"/>
+      </w:pPr>
+      <w:r>
         <w:t xml:space="preserve">Read and review the following resources. As you read, be sure to focus on the adult learning principles you hope to integrate into your facilitation. As you design lessons for this practicum, you will be required to integrate adult learning theory into your lesson plan design.</w:t>
       </w:r>
     </w:p>
@@ -3731,7 +3773,7 @@
         </w:numPr>
       </w:pPr>
       <w:r>
-        <w:t xml:space="preserve">Bouchrika, I. (2026). The andragogy approach: Knowles’ adult learning theory principles in 2026. Education.</w:t>
+        <w:t xml:space="preserve">Bouchrika, I. (2026).</w:t>
       </w:r>
       <w:r>
         <w:t xml:space="preserve"> </w:t>
@@ -3741,11 +3783,14 @@
           <w:rPr>
             <w:rStyle w:val="Hyperlink"/>
           </w:rPr>
-          <w:t xml:space="preserve">https://research.com/education/the-andragogy-approach</w:t>
+          <w:t xml:space="preserve">The andragogy approach: Knowles’ adult learning theory principles in 2026.</w:t>
         </w:r>
       </w:hyperlink>
       <w:r>
-        <w:t xml:space="preserve">?.</w:t>
+        <w:t xml:space="preserve"> </w:t>
+      </w:r>
+      <w:r>
+        <w:t xml:space="preserve">Education.</w:t>
       </w:r>
     </w:p>
     <w:p>
@@ -3810,6 +3855,20 @@
           <w:t xml:space="preserve">https://doi.org/10.1002/ace.3</w:t>
         </w:r>
       </w:hyperlink>
+    </w:p>
+    <w:p>
+      <w:pPr>
+        <w:pStyle w:val="FirstParagraph"/>
+      </w:pPr>
+      <w:r>
+        <w:rPr>
+          <w:color w:val="6ecfb1"/>
+          <w:sz w:val="24"/>
+          <w:szCs w:val="24"/>
+          <w:b/>
+        </w:rPr>
+        <w:t xml:space="preserve">&lt;End learning-activity&gt;</w:t>
+      </w:r>
     </w:p>
     <w:p>
       <w:pPr>
@@ -4473,6 +4532,48 @@
         <w:pStyle w:val="FirstParagraph"/>
       </w:pPr>
       <w:r>
+        <w:rPr>
+          <w:color w:val="6ecfb1"/>
+          <w:sz w:val="24"/>
+          <w:szCs w:val="24"/>
+          <w:b/>
+        </w:rPr>
+        <w:t xml:space="preserve">&lt;Begin learning-activity&gt;</w:t>
+      </w:r>
+    </w:p>
+    <w:p>
+      <w:pPr>
+        <w:pStyle w:val="BodyText"/>
+      </w:pPr>
+      <w:r>
+        <w:rPr>
+          <w:sz w:val="16"/>
+          <w:szCs w:val="16"/>
+          <w:b/>
+        </w:rPr>
+        <w:t xml:space="preserve">Estimated Time</w:t>
+      </w:r>
+      <w:r>
+        <w:rPr>
+          <w:sz w:val="16"/>
+          <w:szCs w:val="16"/>
+          <w:b/>
+        </w:rPr>
+        <w:t xml:space="preserve">: </w:t>
+      </w:r>
+      <w:r>
+        <w:rPr>
+          <w:sz w:val="16"/>
+          <w:szCs w:val="16"/>
+        </w:rPr>
+        <w:t xml:space="preserve"/>
+      </w:r>
+    </w:p>
+    <w:p>
+      <w:pPr>
+        <w:pStyle w:val="BodyText"/>
+      </w:pPr>
+      <w:r>
         <w:t xml:space="preserve">In the Learning Activities, you will review resources that provide a deeper look at Gibbs’ Reflective Cycle. As you review those resources, begin thinking about how you will apply these within your practicum setting. You will write about this in your Reflective Practice Discussion 2.</w:t>
       </w:r>
     </w:p>
@@ -4842,6 +4943,20 @@
       </w:hyperlink>
       <w:r>
         <w:t xml:space="preserve">.</w:t>
+      </w:r>
+    </w:p>
+    <w:p>
+      <w:pPr>
+        <w:pStyle w:val="FirstParagraph"/>
+      </w:pPr>
+      <w:r>
+        <w:rPr>
+          <w:color w:val="6ecfb1"/>
+          <w:sz w:val="24"/>
+          <w:szCs w:val="24"/>
+          <w:b/>
+        </w:rPr>
+        <w:t xml:space="preserve">&lt;End learning-activity&gt;</w:t>
       </w:r>
     </w:p>
     <w:p>
@@ -6240,7 +6355,7 @@
     </w:p>
     <w:p>
       <w:pPr>
-        <w:pStyle w:val="BodyText"/>
+        <w:pStyle w:val="BlockText"/>
       </w:pPr>
       <w:r>
         <w:t xml:space="preserve">“Participant observation is characterized by such actions as having an open, nonjudgmental attitude, being interested in learning more about others, being aware of the propensity for feeling culture shock and for making mistakes, the majority of which can be overcome, being a careful observer and a good listener, and being open to the unexpected in what is learned (DeWalt &amp; DeWalt, 1998, as cited in Kawulich, Part 2).</w:t>
@@ -6248,7 +6363,7 @@
     </w:p>
     <w:p>
       <w:pPr>
-        <w:pStyle w:val="BodyText"/>
+        <w:pStyle w:val="FirstParagraph"/>
       </w:pPr>
       <w:r>
         <w:t xml:space="preserve">Using the Gibbs Reflective Cycle, you will describe and analyze your experience. As you begin your reflective practice, consider Larivee’s (2000) argument that</w:t>
@@ -6279,23 +6394,54 @@
         <w:pStyle w:val="Heading3"/>
       </w:pPr>
       <w:r>
-        <w:t xml:space="preserve">3.1.1</w:t>
-      </w:r>
-      <w:r>
-        <w:t xml:space="preserve"> </w:t>
-      </w:r>
-    </w:p>
-    <w:p>
-      <w:pPr>
-        <w:pStyle w:val="Heading3"/>
-      </w:pPr>
-      <w:r>
         <w:t xml:space="preserve">Activity: Classroom Observation</w:t>
       </w:r>
     </w:p>
     <w:p>
       <w:pPr>
         <w:pStyle w:val="FirstParagraph"/>
+      </w:pPr>
+      <w:r>
+        <w:rPr>
+          <w:color w:val="6ecfb1"/>
+          <w:sz w:val="24"/>
+          <w:szCs w:val="24"/>
+          <w:b/>
+        </w:rPr>
+        <w:t xml:space="preserve">&lt;Begin learning-activity&gt;</w:t>
+      </w:r>
+    </w:p>
+    <w:p>
+      <w:pPr>
+        <w:pStyle w:val="BodyText"/>
+      </w:pPr>
+      <w:r>
+        <w:rPr>
+          <w:sz w:val="16"/>
+          <w:szCs w:val="16"/>
+          <w:b/>
+        </w:rPr>
+        <w:t xml:space="preserve">Estimated Time</w:t>
+      </w:r>
+      <w:r>
+        <w:rPr>
+          <w:sz w:val="16"/>
+          <w:szCs w:val="16"/>
+          <w:b/>
+        </w:rPr>
+        <w:t xml:space="preserve">: </w:t>
+      </w:r>
+      <w:r>
+        <w:rPr>
+          <w:sz w:val="16"/>
+          <w:szCs w:val="16"/>
+        </w:rPr>
+        <w:t xml:space="preserve"/>
+      </w:r>
+    </w:p>
+    <w:p>
+      <w:pPr>
+        <w:pStyle w:val="BodyText"/>
       </w:pPr>
       <w:r>
         <w:t xml:space="preserve">Read the following resource:</w:t>
@@ -6339,10 +6485,24 @@
     </w:p>
     <w:p>
       <w:pPr>
+        <w:pStyle w:val="FirstParagraph"/>
+      </w:pPr>
+      <w:r>
+        <w:rPr>
+          <w:color w:val="6ecfb1"/>
+          <w:sz w:val="24"/>
+          <w:szCs w:val="24"/>
+          <w:b/>
+        </w:rPr>
+        <w:t xml:space="preserve">&lt;End learning-activity&gt;</w:t>
+      </w:r>
+    </w:p>
+    <w:p>
+      <w:pPr>
         <w:pStyle w:val="Heading3"/>
       </w:pPr>
       <w:r>
-        <w:t xml:space="preserve">3.1.2 Activity: Learning Communities</w:t>
+        <w:t xml:space="preserve">3.1.1 Activity: Learning Communities</w:t>
       </w:r>
     </w:p>
     <w:p>
@@ -6350,6 +6510,48 @@
         <w:pStyle w:val="FirstParagraph"/>
       </w:pPr>
       <w:r>
+        <w:rPr>
+          <w:color w:val="6ecfb1"/>
+          <w:sz w:val="24"/>
+          <w:szCs w:val="24"/>
+          <w:b/>
+        </w:rPr>
+        <w:t xml:space="preserve">&lt;Begin learning-activity&gt;</w:t>
+      </w:r>
+    </w:p>
+    <w:p>
+      <w:pPr>
+        <w:pStyle w:val="BodyText"/>
+      </w:pPr>
+      <w:r>
+        <w:rPr>
+          <w:sz w:val="16"/>
+          <w:szCs w:val="16"/>
+          <w:b/>
+        </w:rPr>
+        <w:t xml:space="preserve">Estimated Time</w:t>
+      </w:r>
+      <w:r>
+        <w:rPr>
+          <w:sz w:val="16"/>
+          <w:szCs w:val="16"/>
+          <w:b/>
+        </w:rPr>
+        <w:t xml:space="preserve">: </w:t>
+      </w:r>
+      <w:r>
+        <w:rPr>
+          <w:sz w:val="16"/>
+          <w:szCs w:val="16"/>
+        </w:rPr>
+        <w:t xml:space="preserve"/>
+      </w:r>
+    </w:p>
+    <w:p>
+      <w:pPr>
+        <w:pStyle w:val="BodyText"/>
+      </w:pPr>
+      <w:r>
         <w:t xml:space="preserve">Read the following resources:</w:t>
       </w:r>
     </w:p>
@@ -6361,18 +6563,12 @@
           <w:numId w:val="1033"/>
         </w:numPr>
       </w:pPr>
-      <w:r>
-        <w:t xml:space="preserve">Peer Observation of Teaching Guide.</w:t>
-      </w:r>
-      <w:r>
-        <w:t xml:space="preserve"> </w:t>
-      </w:r>
       <w:hyperlink r:id="rId45">
         <w:r>
           <w:rPr>
             <w:rStyle w:val="Hyperlink"/>
           </w:rPr>
-          <w:t xml:space="preserve">https://teaching.utoronto.ca/wp-content/uploads/Peer-Observation-of-Teaching-Guide.pdf</w:t>
+          <w:t xml:space="preserve">Peer Observation of Teaching Guide.</w:t>
         </w:r>
       </w:hyperlink>
     </w:p>
@@ -6588,15 +6784,71 @@
     </w:p>
     <w:p>
       <w:pPr>
+        <w:pStyle w:val="FirstParagraph"/>
+      </w:pPr>
+      <w:r>
+        <w:rPr>
+          <w:color w:val="6ecfb1"/>
+          <w:sz w:val="24"/>
+          <w:szCs w:val="24"/>
+          <w:b/>
+        </w:rPr>
+        <w:t xml:space="preserve">&lt;End learning-activity&gt;</w:t>
+      </w:r>
+    </w:p>
+    <w:p>
+      <w:pPr>
         <w:pStyle w:val="Heading3"/>
       </w:pPr>
       <w:r>
-        <w:t xml:space="preserve">3.1.3 Activity: Prepare for Classroom Observation</w:t>
+        <w:t xml:space="preserve">3.1.2 Activity: Prepare for Classroom Observation</w:t>
       </w:r>
     </w:p>
     <w:p>
       <w:pPr>
         <w:pStyle w:val="FirstParagraph"/>
+      </w:pPr>
+      <w:r>
+        <w:rPr>
+          <w:color w:val="6ecfb1"/>
+          <w:sz w:val="24"/>
+          <w:szCs w:val="24"/>
+          <w:b/>
+        </w:rPr>
+        <w:t xml:space="preserve">&lt;Begin learning-activity&gt;</w:t>
+      </w:r>
+    </w:p>
+    <w:p>
+      <w:pPr>
+        <w:pStyle w:val="BodyText"/>
+      </w:pPr>
+      <w:r>
+        <w:rPr>
+          <w:sz w:val="16"/>
+          <w:szCs w:val="16"/>
+          <w:b/>
+        </w:rPr>
+        <w:t xml:space="preserve">Estimated Time</w:t>
+      </w:r>
+      <w:r>
+        <w:rPr>
+          <w:sz w:val="16"/>
+          <w:szCs w:val="16"/>
+          <w:b/>
+        </w:rPr>
+        <w:t xml:space="preserve">: </w:t>
+      </w:r>
+      <w:r>
+        <w:rPr>
+          <w:sz w:val="16"/>
+          <w:szCs w:val="16"/>
+        </w:rPr>
+        <w:t xml:space="preserve"/>
+      </w:r>
+    </w:p>
+    <w:p>
+      <w:pPr>
+        <w:pStyle w:val="BodyText"/>
       </w:pPr>
       <w:r>
         <w:t xml:space="preserve">Prior to beginning your observation, select a classroom observation form to use during your observation. During your classroom observation (either online or face-to-face), you will take notes using this form. After the observation, based on the notes you took on the observation form, you will complete your analysis of this teaching observation using the Gibbs Reflective Cycle (1988).</w:t>
@@ -6795,15 +7047,71 @@
     </w:p>
     <w:p>
       <w:pPr>
+        <w:pStyle w:val="FirstParagraph"/>
+      </w:pPr>
+      <w:r>
+        <w:rPr>
+          <w:color w:val="6ecfb1"/>
+          <w:sz w:val="24"/>
+          <w:szCs w:val="24"/>
+          <w:b/>
+        </w:rPr>
+        <w:t xml:space="preserve">&lt;End learning-activity&gt;</w:t>
+      </w:r>
+    </w:p>
+    <w:p>
+      <w:pPr>
         <w:pStyle w:val="Heading3"/>
       </w:pPr>
       <w:r>
-        <w:t xml:space="preserve">3.1.4 Activity: Classroom Observation</w:t>
+        <w:t xml:space="preserve">3.1.3 Activity: Classroom Observation</w:t>
       </w:r>
     </w:p>
     <w:p>
       <w:pPr>
         <w:pStyle w:val="FirstParagraph"/>
+      </w:pPr>
+      <w:r>
+        <w:rPr>
+          <w:color w:val="6ecfb1"/>
+          <w:sz w:val="24"/>
+          <w:szCs w:val="24"/>
+          <w:b/>
+        </w:rPr>
+        <w:t xml:space="preserve">&lt;Begin learning-activity&gt;</w:t>
+      </w:r>
+    </w:p>
+    <w:p>
+      <w:pPr>
+        <w:pStyle w:val="BodyText"/>
+      </w:pPr>
+      <w:r>
+        <w:rPr>
+          <w:sz w:val="16"/>
+          <w:szCs w:val="16"/>
+          <w:b/>
+        </w:rPr>
+        <w:t xml:space="preserve">Estimated Time</w:t>
+      </w:r>
+      <w:r>
+        <w:rPr>
+          <w:sz w:val="16"/>
+          <w:szCs w:val="16"/>
+          <w:b/>
+        </w:rPr>
+        <w:t xml:space="preserve">: </w:t>
+      </w:r>
+      <w:r>
+        <w:rPr>
+          <w:sz w:val="16"/>
+          <w:szCs w:val="16"/>
+        </w:rPr>
+        <w:t xml:space="preserve"/>
+      </w:r>
+    </w:p>
+    <w:p>
+      <w:pPr>
+        <w:pStyle w:val="BodyText"/>
       </w:pPr>
       <w:r>
         <w:t xml:space="preserve">Complete a minimum of 10 hours of Classroom Observation. The observation should be conducted at your practicum site. Be sure to share with the professor/teacher/facilitator you are observing that your observation is focused on your own professional development – not to provide feedback or evaluation.</w:t>
@@ -6861,6 +7169,20 @@
           <w:iCs/>
         </w:rPr>
         <w:t xml:space="preserve">(This will be submitted as part of your Reflective Practice Practicum Portfolio).</w:t>
+      </w:r>
+    </w:p>
+    <w:p>
+      <w:pPr>
+        <w:pStyle w:val="FirstParagraph"/>
+      </w:pPr>
+      <w:r>
+        <w:rPr>
+          <w:color w:val="6ecfb1"/>
+          <w:sz w:val="24"/>
+          <w:szCs w:val="24"/>
+          <w:b/>
+        </w:rPr>
+        <w:t xml:space="preserve">&lt;End learning-activity&gt;</w:t>
       </w:r>
     </w:p>
     <w:p>
@@ -6953,7 +7275,11 @@
     </w:p>
     <w:p>
       <w:pPr>
-        <w:pStyle w:val="FirstParagraph"/>
+        <w:pStyle w:val="Compact"/>
+        <w:numPr>
+          <w:ilvl w:val="0"/>
+          <w:numId w:val="1039"/>
+        </w:numPr>
       </w:pPr>
       <w:r>
         <w:t xml:space="preserve">Kawulich, B.B. (2005).</w:t>
@@ -7943,7 +8269,7 @@
         <w:pStyle w:val="Compact"/>
         <w:numPr>
           <w:ilvl w:val="0"/>
-          <w:numId w:val="1039"/>
+          <w:numId w:val="1040"/>
         </w:numPr>
       </w:pPr>
       <w:r>
@@ -7955,7 +8281,7 @@
         <w:pStyle w:val="Compact"/>
         <w:numPr>
           <w:ilvl w:val="0"/>
-          <w:numId w:val="1039"/>
+          <w:numId w:val="1040"/>
         </w:numPr>
       </w:pPr>
       <w:r>
@@ -7967,7 +8293,7 @@
         <w:pStyle w:val="Compact"/>
         <w:numPr>
           <w:ilvl w:val="0"/>
-          <w:numId w:val="1039"/>
+          <w:numId w:val="1040"/>
         </w:numPr>
       </w:pPr>
       <w:r>
@@ -7979,7 +8305,7 @@
         <w:pStyle w:val="Compact"/>
         <w:numPr>
           <w:ilvl w:val="0"/>
-          <w:numId w:val="1039"/>
+          <w:numId w:val="1040"/>
         </w:numPr>
       </w:pPr>
       <w:r>
@@ -8007,7 +8333,7 @@
         <w:pStyle w:val="Compact"/>
         <w:numPr>
           <w:ilvl w:val="0"/>
-          <w:numId w:val="1040"/>
+          <w:numId w:val="1041"/>
         </w:numPr>
       </w:pPr>
       <w:r>
@@ -8019,7 +8345,7 @@
         <w:pStyle w:val="Compact"/>
         <w:numPr>
           <w:ilvl w:val="0"/>
-          <w:numId w:val="1040"/>
+          <w:numId w:val="1041"/>
         </w:numPr>
       </w:pPr>
       <w:r>
@@ -8031,7 +8357,7 @@
         <w:pStyle w:val="Compact"/>
         <w:numPr>
           <w:ilvl w:val="0"/>
-          <w:numId w:val="1040"/>
+          <w:numId w:val="1041"/>
         </w:numPr>
       </w:pPr>
       <w:r>
@@ -8043,7 +8369,7 @@
         <w:pStyle w:val="Compact"/>
         <w:numPr>
           <w:ilvl w:val="0"/>
-          <w:numId w:val="1040"/>
+          <w:numId w:val="1041"/>
         </w:numPr>
       </w:pPr>
       <w:r>
@@ -8055,7 +8381,7 @@
         <w:pStyle w:val="Compact"/>
         <w:numPr>
           <w:ilvl w:val="0"/>
-          <w:numId w:val="1040"/>
+          <w:numId w:val="1041"/>
         </w:numPr>
       </w:pPr>
       <w:r>
@@ -8067,7 +8393,7 @@
         <w:pStyle w:val="Compact"/>
         <w:numPr>
           <w:ilvl w:val="0"/>
-          <w:numId w:val="1040"/>
+          <w:numId w:val="1041"/>
         </w:numPr>
       </w:pPr>
       <w:r>
@@ -8079,7 +8405,7 @@
         <w:pStyle w:val="Compact"/>
         <w:numPr>
           <w:ilvl w:val="0"/>
-          <w:numId w:val="1040"/>
+          <w:numId w:val="1041"/>
         </w:numPr>
       </w:pPr>
       <w:r>
@@ -8111,7 +8437,7 @@
         <w:pStyle w:val="Compact"/>
         <w:numPr>
           <w:ilvl w:val="0"/>
-          <w:numId w:val="1041"/>
+          <w:numId w:val="1042"/>
         </w:numPr>
       </w:pPr>
       <w:r>
@@ -8123,7 +8449,7 @@
         <w:pStyle w:val="Compact"/>
         <w:numPr>
           <w:ilvl w:val="0"/>
-          <w:numId w:val="1041"/>
+          <w:numId w:val="1042"/>
         </w:numPr>
       </w:pPr>
       <w:r>
@@ -8147,7 +8473,7 @@
         <w:pStyle w:val="Compact"/>
         <w:numPr>
           <w:ilvl w:val="0"/>
-          <w:numId w:val="1042"/>
+          <w:numId w:val="1043"/>
         </w:numPr>
       </w:pPr>
       <w:r>
@@ -8159,7 +8485,7 @@
         <w:pStyle w:val="Compact"/>
         <w:numPr>
           <w:ilvl w:val="0"/>
-          <w:numId w:val="1042"/>
+          <w:numId w:val="1043"/>
         </w:numPr>
       </w:pPr>
       <w:r>
@@ -8183,7 +8509,7 @@
         <w:pStyle w:val="Compact"/>
         <w:numPr>
           <w:ilvl w:val="0"/>
-          <w:numId w:val="1043"/>
+          <w:numId w:val="1044"/>
         </w:numPr>
       </w:pPr>
       <w:r>
@@ -8208,10 +8534,52 @@
     </w:p>
     <w:p>
       <w:pPr>
-        <w:pStyle w:val="Compact"/>
-        <w:numPr>
-          <w:ilvl w:val="0"/>
-          <w:numId w:val="1044"/>
+        <w:pStyle w:val="BodyText"/>
+      </w:pPr>
+      <w:r>
+        <w:rPr>
+          <w:color w:val="6ecfb1"/>
+          <w:sz w:val="24"/>
+          <w:szCs w:val="24"/>
+          <w:b/>
+        </w:rPr>
+        <w:t xml:space="preserve">&lt;Begin learning-activity&gt;</w:t>
+      </w:r>
+    </w:p>
+    <w:p>
+      <w:pPr>
+        <w:pStyle w:val="BodyText"/>
+      </w:pPr>
+      <w:r>
+        <w:rPr>
+          <w:sz w:val="16"/>
+          <w:szCs w:val="16"/>
+          <w:b/>
+        </w:rPr>
+        <w:t xml:space="preserve">Estimated Time</w:t>
+      </w:r>
+      <w:r>
+        <w:rPr>
+          <w:sz w:val="16"/>
+          <w:szCs w:val="16"/>
+          <w:b/>
+        </w:rPr>
+        <w:t xml:space="preserve">: </w:t>
+      </w:r>
+      <w:r>
+        <w:rPr>
+          <w:sz w:val="16"/>
+          <w:szCs w:val="16"/>
+        </w:rPr>
+        <w:t xml:space="preserve"/>
+      </w:r>
+    </w:p>
+    <w:p>
+      <w:pPr>
+        <w:pStyle w:val="Compact"/>
+        <w:numPr>
+          <w:ilvl w:val="0"/>
+          <w:numId w:val="1045"/>
         </w:numPr>
       </w:pPr>
       <w:r>
@@ -8223,7 +8591,7 @@
         <w:pStyle w:val="Compact"/>
         <w:numPr>
           <w:ilvl w:val="0"/>
-          <w:numId w:val="1044"/>
+          <w:numId w:val="1045"/>
         </w:numPr>
       </w:pPr>
       <w:r>
@@ -8235,7 +8603,7 @@
         <w:pStyle w:val="Compact"/>
         <w:numPr>
           <w:ilvl w:val="0"/>
-          <w:numId w:val="1044"/>
+          <w:numId w:val="1045"/>
         </w:numPr>
       </w:pPr>
       <w:r>
@@ -8247,7 +8615,7 @@
         <w:pStyle w:val="Compact"/>
         <w:numPr>
           <w:ilvl w:val="0"/>
-          <w:numId w:val="1044"/>
+          <w:numId w:val="1045"/>
         </w:numPr>
       </w:pPr>
       <w:r>
@@ -8256,6 +8624,20 @@
     </w:p>
     <w:p>
       <w:pPr>
+        <w:pStyle w:val="FirstParagraph"/>
+      </w:pPr>
+      <w:r>
+        <w:rPr>
+          <w:color w:val="6ecfb1"/>
+          <w:sz w:val="24"/>
+          <w:szCs w:val="24"/>
+          <w:b/>
+        </w:rPr>
+        <w:t xml:space="preserve">&lt;End learning-activity&gt;</w:t>
+      </w:r>
+    </w:p>
+    <w:p>
+      <w:pPr>
         <w:pStyle w:val="Heading3"/>
       </w:pPr>
       <w:r>
@@ -8275,7 +8657,7 @@
         <w:pStyle w:val="Compact"/>
         <w:numPr>
           <w:ilvl w:val="0"/>
-          <w:numId w:val="1045"/>
+          <w:numId w:val="1046"/>
         </w:numPr>
       </w:pPr>
       <w:r>
@@ -8287,43 +8669,43 @@
         <w:pStyle w:val="Compact"/>
         <w:numPr>
           <w:ilvl w:val="1"/>
+          <w:numId w:val="1047"/>
+        </w:numPr>
+      </w:pPr>
+      <w:r>
+        <w:t xml:space="preserve">Lesson Plan 1: Authentic and Inclusive Learning Experiences</w:t>
+      </w:r>
+    </w:p>
+    <w:p>
+      <w:pPr>
+        <w:pStyle w:val="Compact"/>
+        <w:numPr>
+          <w:ilvl w:val="1"/>
+          <w:numId w:val="1047"/>
+        </w:numPr>
+      </w:pPr>
+      <w:r>
+        <w:t xml:space="preserve">Lesson Plan 2: Cultural Competency</w:t>
+      </w:r>
+    </w:p>
+    <w:p>
+      <w:pPr>
+        <w:pStyle w:val="Compact"/>
+        <w:numPr>
+          <w:ilvl w:val="1"/>
+          <w:numId w:val="1047"/>
+        </w:numPr>
+      </w:pPr>
+      <w:r>
+        <w:t xml:space="preserve">Lesson Plan 3: Critical and Creative Thinking</w:t>
+      </w:r>
+    </w:p>
+    <w:p>
+      <w:pPr>
+        <w:pStyle w:val="Compact"/>
+        <w:numPr>
+          <w:ilvl w:val="0"/>
           <w:numId w:val="1046"/>
-        </w:numPr>
-      </w:pPr>
-      <w:r>
-        <w:t xml:space="preserve">Lesson Plan 1: Authentic and Inclusive Learning Experiences</w:t>
-      </w:r>
-    </w:p>
-    <w:p>
-      <w:pPr>
-        <w:pStyle w:val="Compact"/>
-        <w:numPr>
-          <w:ilvl w:val="1"/>
-          <w:numId w:val="1046"/>
-        </w:numPr>
-      </w:pPr>
-      <w:r>
-        <w:t xml:space="preserve">Lesson Plan 2: Cultural Competency</w:t>
-      </w:r>
-    </w:p>
-    <w:p>
-      <w:pPr>
-        <w:pStyle w:val="Compact"/>
-        <w:numPr>
-          <w:ilvl w:val="1"/>
-          <w:numId w:val="1046"/>
-        </w:numPr>
-      </w:pPr>
-      <w:r>
-        <w:t xml:space="preserve">Lesson Plan 3: Critical and Creative Thinking</w:t>
-      </w:r>
-    </w:p>
-    <w:p>
-      <w:pPr>
-        <w:pStyle w:val="Compact"/>
-        <w:numPr>
-          <w:ilvl w:val="0"/>
-          <w:numId w:val="1045"/>
         </w:numPr>
       </w:pPr>
       <w:r>
@@ -8348,7 +8730,7 @@
         <w:pStyle w:val="Compact"/>
         <w:numPr>
           <w:ilvl w:val="0"/>
-          <w:numId w:val="1045"/>
+          <w:numId w:val="1046"/>
         </w:numPr>
       </w:pPr>
       <w:r>
@@ -8405,7 +8787,7 @@
         <w:pStyle w:val="Compact"/>
         <w:numPr>
           <w:ilvl w:val="0"/>
-          <w:numId w:val="1047"/>
+          <w:numId w:val="1048"/>
         </w:numPr>
       </w:pPr>
       <w:r>
@@ -8417,7 +8799,7 @@
         <w:pStyle w:val="Compact"/>
         <w:numPr>
           <w:ilvl w:val="0"/>
-          <w:numId w:val="1047"/>
+          <w:numId w:val="1048"/>
         </w:numPr>
       </w:pPr>
       <w:r>
@@ -8429,7 +8811,7 @@
         <w:pStyle w:val="Compact"/>
         <w:numPr>
           <w:ilvl w:val="0"/>
-          <w:numId w:val="1047"/>
+          <w:numId w:val="1048"/>
         </w:numPr>
       </w:pPr>
       <w:r>
@@ -8553,7 +8935,7 @@
         <w:pStyle w:val="Compact"/>
         <w:numPr>
           <w:ilvl w:val="0"/>
-          <w:numId w:val="1048"/>
+          <w:numId w:val="1049"/>
         </w:numPr>
       </w:pPr>
       <w:r>
@@ -8565,7 +8947,7 @@
         <w:pStyle w:val="Compact"/>
         <w:numPr>
           <w:ilvl w:val="0"/>
-          <w:numId w:val="1048"/>
+          <w:numId w:val="1049"/>
         </w:numPr>
       </w:pPr>
       <w:r>
@@ -8577,7 +8959,7 @@
         <w:pStyle w:val="Compact"/>
         <w:numPr>
           <w:ilvl w:val="0"/>
-          <w:numId w:val="1048"/>
+          <w:numId w:val="1049"/>
         </w:numPr>
       </w:pPr>
       <w:r>
@@ -8589,7 +8971,7 @@
         <w:pStyle w:val="Compact"/>
         <w:numPr>
           <w:ilvl w:val="0"/>
-          <w:numId w:val="1048"/>
+          <w:numId w:val="1049"/>
         </w:numPr>
       </w:pPr>
       <w:r>
@@ -8601,7 +8983,7 @@
         <w:pStyle w:val="Compact"/>
         <w:numPr>
           <w:ilvl w:val="0"/>
-          <w:numId w:val="1048"/>
+          <w:numId w:val="1049"/>
         </w:numPr>
       </w:pPr>
       <w:r>
@@ -8623,7 +9005,7 @@
         <w:pStyle w:val="Compact"/>
         <w:numPr>
           <w:ilvl w:val="0"/>
-          <w:numId w:val="1048"/>
+          <w:numId w:val="1049"/>
         </w:numPr>
       </w:pPr>
       <w:r>
@@ -8635,7 +9017,7 @@
         <w:pStyle w:val="Compact"/>
         <w:numPr>
           <w:ilvl w:val="0"/>
-          <w:numId w:val="1048"/>
+          <w:numId w:val="1049"/>
         </w:numPr>
       </w:pPr>
       <w:r>
@@ -8647,7 +9029,7 @@
         <w:pStyle w:val="Compact"/>
         <w:numPr>
           <w:ilvl w:val="0"/>
-          <w:numId w:val="1048"/>
+          <w:numId w:val="1049"/>
         </w:numPr>
       </w:pPr>
       <w:r>
@@ -8667,7 +9049,7 @@
         <w:pStyle w:val="Compact"/>
         <w:numPr>
           <w:ilvl w:val="0"/>
-          <w:numId w:val="1049"/>
+          <w:numId w:val="1050"/>
         </w:numPr>
       </w:pPr>
       <w:r>
@@ -8679,7 +9061,7 @@
         <w:pStyle w:val="Compact"/>
         <w:numPr>
           <w:ilvl w:val="0"/>
-          <w:numId w:val="1049"/>
+          <w:numId w:val="1050"/>
         </w:numPr>
       </w:pPr>
       <w:r>
@@ -8691,7 +9073,7 @@
         <w:pStyle w:val="Compact"/>
         <w:numPr>
           <w:ilvl w:val="0"/>
-          <w:numId w:val="1049"/>
+          <w:numId w:val="1050"/>
         </w:numPr>
       </w:pPr>
       <w:r>
@@ -8703,7 +9085,7 @@
         <w:pStyle w:val="Compact"/>
         <w:numPr>
           <w:ilvl w:val="0"/>
-          <w:numId w:val="1049"/>
+          <w:numId w:val="1050"/>
         </w:numPr>
       </w:pPr>
       <w:r>
@@ -8715,7 +9097,7 @@
         <w:pStyle w:val="Compact"/>
         <w:numPr>
           <w:ilvl w:val="0"/>
-          <w:numId w:val="1049"/>
+          <w:numId w:val="1050"/>
         </w:numPr>
       </w:pPr>
       <w:r>
@@ -8727,7 +9109,7 @@
         <w:pStyle w:val="Compact"/>
         <w:numPr>
           <w:ilvl w:val="0"/>
-          <w:numId w:val="1049"/>
+          <w:numId w:val="1050"/>
         </w:numPr>
       </w:pPr>
       <w:r>
@@ -8739,7 +9121,7 @@
         <w:pStyle w:val="Compact"/>
         <w:numPr>
           <w:ilvl w:val="0"/>
-          <w:numId w:val="1049"/>
+          <w:numId w:val="1050"/>
         </w:numPr>
       </w:pPr>
       <w:r>
@@ -8875,7 +9257,7 @@
         <w:pStyle w:val="Compact"/>
         <w:numPr>
           <w:ilvl w:val="0"/>
-          <w:numId w:val="1050"/>
+          <w:numId w:val="1051"/>
         </w:numPr>
       </w:pPr>
       <w:r>
@@ -8903,7 +9285,7 @@
         <w:pStyle w:val="Compact"/>
         <w:numPr>
           <w:ilvl w:val="0"/>
-          <w:numId w:val="1050"/>
+          <w:numId w:val="1051"/>
         </w:numPr>
       </w:pPr>
       <w:r>
@@ -8915,7 +9297,7 @@
         <w:pStyle w:val="Compact"/>
         <w:numPr>
           <w:ilvl w:val="0"/>
-          <w:numId w:val="1050"/>
+          <w:numId w:val="1051"/>
         </w:numPr>
       </w:pPr>
       <w:r>
@@ -8951,7 +9333,7 @@
         <w:pStyle w:val="Compact"/>
         <w:numPr>
           <w:ilvl w:val="0"/>
-          <w:numId w:val="1051"/>
+          <w:numId w:val="1052"/>
         </w:numPr>
       </w:pPr>
       <w:r>
@@ -8963,7 +9345,7 @@
         <w:pStyle w:val="Compact"/>
         <w:numPr>
           <w:ilvl w:val="0"/>
-          <w:numId w:val="1051"/>
+          <w:numId w:val="1052"/>
         </w:numPr>
       </w:pPr>
       <w:r>
@@ -8975,7 +9357,7 @@
         <w:pStyle w:val="Compact"/>
         <w:numPr>
           <w:ilvl w:val="0"/>
-          <w:numId w:val="1051"/>
+          <w:numId w:val="1052"/>
         </w:numPr>
       </w:pPr>
       <w:r>
@@ -8987,7 +9369,7 @@
         <w:pStyle w:val="Compact"/>
         <w:numPr>
           <w:ilvl w:val="0"/>
-          <w:numId w:val="1051"/>
+          <w:numId w:val="1052"/>
         </w:numPr>
       </w:pPr>
       <w:r>
@@ -8999,7 +9381,7 @@
         <w:pStyle w:val="Compact"/>
         <w:numPr>
           <w:ilvl w:val="0"/>
-          <w:numId w:val="1051"/>
+          <w:numId w:val="1052"/>
         </w:numPr>
       </w:pPr>
       <w:r>
@@ -9011,7 +9393,7 @@
         <w:pStyle w:val="Compact"/>
         <w:numPr>
           <w:ilvl w:val="0"/>
-          <w:numId w:val="1051"/>
+          <w:numId w:val="1052"/>
         </w:numPr>
       </w:pPr>
       <w:r>
@@ -9023,7 +9405,7 @@
         <w:pStyle w:val="Compact"/>
         <w:numPr>
           <w:ilvl w:val="0"/>
-          <w:numId w:val="1051"/>
+          <w:numId w:val="1052"/>
         </w:numPr>
       </w:pPr>
       <w:r>
@@ -9043,7 +9425,7 @@
         <w:pStyle w:val="Compact"/>
         <w:numPr>
           <w:ilvl w:val="0"/>
-          <w:numId w:val="1052"/>
+          <w:numId w:val="1053"/>
         </w:numPr>
       </w:pPr>
       <w:r>
@@ -9055,7 +9437,7 @@
         <w:pStyle w:val="Compact"/>
         <w:numPr>
           <w:ilvl w:val="0"/>
-          <w:numId w:val="1052"/>
+          <w:numId w:val="1053"/>
         </w:numPr>
       </w:pPr>
       <w:r>
@@ -9067,7 +9449,7 @@
         <w:pStyle w:val="Compact"/>
         <w:numPr>
           <w:ilvl w:val="0"/>
-          <w:numId w:val="1052"/>
+          <w:numId w:val="1053"/>
         </w:numPr>
       </w:pPr>
       <w:r>
@@ -9079,7 +9461,7 @@
         <w:pStyle w:val="Compact"/>
         <w:numPr>
           <w:ilvl w:val="0"/>
-          <w:numId w:val="1052"/>
+          <w:numId w:val="1053"/>
         </w:numPr>
       </w:pPr>
       <w:r>
@@ -9091,7 +9473,7 @@
         <w:pStyle w:val="Compact"/>
         <w:numPr>
           <w:ilvl w:val="0"/>
-          <w:numId w:val="1052"/>
+          <w:numId w:val="1053"/>
         </w:numPr>
       </w:pPr>
       <w:r>
@@ -9103,7 +9485,7 @@
         <w:pStyle w:val="Compact"/>
         <w:numPr>
           <w:ilvl w:val="0"/>
-          <w:numId w:val="1052"/>
+          <w:numId w:val="1053"/>
         </w:numPr>
       </w:pPr>
       <w:r>
@@ -9115,7 +9497,7 @@
         <w:pStyle w:val="Compact"/>
         <w:numPr>
           <w:ilvl w:val="0"/>
-          <w:numId w:val="1052"/>
+          <w:numId w:val="1053"/>
         </w:numPr>
       </w:pPr>
       <w:r>
@@ -9171,7 +9553,7 @@
         <w:pStyle w:val="Compact"/>
         <w:numPr>
           <w:ilvl w:val="0"/>
-          <w:numId w:val="1053"/>
+          <w:numId w:val="1054"/>
         </w:numPr>
       </w:pPr>
       <w:r>
@@ -9183,7 +9565,7 @@
         <w:pStyle w:val="Compact"/>
         <w:numPr>
           <w:ilvl w:val="0"/>
-          <w:numId w:val="1053"/>
+          <w:numId w:val="1054"/>
         </w:numPr>
       </w:pPr>
       <w:r>
@@ -9195,7 +9577,7 @@
         <w:pStyle w:val="Compact"/>
         <w:numPr>
           <w:ilvl w:val="0"/>
-          <w:numId w:val="1053"/>
+          <w:numId w:val="1054"/>
         </w:numPr>
       </w:pPr>
       <w:r>
@@ -9215,7 +9597,7 @@
         <w:pStyle w:val="Compact"/>
         <w:numPr>
           <w:ilvl w:val="0"/>
-          <w:numId w:val="1054"/>
+          <w:numId w:val="1055"/>
         </w:numPr>
       </w:pPr>
       <w:r>
@@ -9227,7 +9609,7 @@
         <w:pStyle w:val="Compact"/>
         <w:numPr>
           <w:ilvl w:val="0"/>
-          <w:numId w:val="1054"/>
+          <w:numId w:val="1055"/>
         </w:numPr>
       </w:pPr>
       <w:r>
@@ -9247,6 +9629,48 @@
         <w:pStyle w:val="FirstParagraph"/>
       </w:pPr>
       <w:r>
+        <w:rPr>
+          <w:color w:val="6ecfb1"/>
+          <w:sz w:val="24"/>
+          <w:szCs w:val="24"/>
+          <w:b/>
+        </w:rPr>
+        <w:t xml:space="preserve">&lt;Begin learning-activity&gt;</w:t>
+      </w:r>
+    </w:p>
+    <w:p>
+      <w:pPr>
+        <w:pStyle w:val="BodyText"/>
+      </w:pPr>
+      <w:r>
+        <w:rPr>
+          <w:sz w:val="16"/>
+          <w:szCs w:val="16"/>
+          <w:b/>
+        </w:rPr>
+        <w:t xml:space="preserve">Estimated Time</w:t>
+      </w:r>
+      <w:r>
+        <w:rPr>
+          <w:sz w:val="16"/>
+          <w:szCs w:val="16"/>
+          <w:b/>
+        </w:rPr>
+        <w:t xml:space="preserve">: </w:t>
+      </w:r>
+      <w:r>
+        <w:rPr>
+          <w:sz w:val="16"/>
+          <w:szCs w:val="16"/>
+        </w:rPr>
+        <w:t xml:space="preserve"/>
+      </w:r>
+    </w:p>
+    <w:p>
+      <w:pPr>
+        <w:pStyle w:val="BodyText"/>
+      </w:pPr>
+      <w:r>
         <w:t xml:space="preserve">In preparation for designing lesson plans, be sure to review these materials:</w:t>
       </w:r>
     </w:p>
@@ -9255,7 +9679,7 @@
         <w:pStyle w:val="Compact"/>
         <w:numPr>
           <w:ilvl w:val="0"/>
-          <w:numId w:val="1055"/>
+          <w:numId w:val="1056"/>
         </w:numPr>
       </w:pPr>
       <w:r>
@@ -9278,7 +9702,7 @@
         <w:pStyle w:val="Compact"/>
         <w:numPr>
           <w:ilvl w:val="0"/>
-          <w:numId w:val="1055"/>
+          <w:numId w:val="1056"/>
         </w:numPr>
       </w:pPr>
       <w:r>
@@ -9301,7 +9725,7 @@
         <w:pStyle w:val="Compact"/>
         <w:numPr>
           <w:ilvl w:val="0"/>
-          <w:numId w:val="1055"/>
+          <w:numId w:val="1056"/>
         </w:numPr>
       </w:pPr>
       <w:r>
@@ -9313,7 +9737,7 @@
         <w:pStyle w:val="Compact"/>
         <w:numPr>
           <w:ilvl w:val="0"/>
-          <w:numId w:val="1055"/>
+          <w:numId w:val="1056"/>
         </w:numPr>
       </w:pPr>
       <w:r>
@@ -9351,7 +9775,7 @@
         <w:pStyle w:val="Compact"/>
         <w:numPr>
           <w:ilvl w:val="0"/>
-          <w:numId w:val="1056"/>
+          <w:numId w:val="1057"/>
         </w:numPr>
       </w:pPr>
       <w:r>
@@ -9363,7 +9787,7 @@
         <w:pStyle w:val="Compact"/>
         <w:numPr>
           <w:ilvl w:val="0"/>
-          <w:numId w:val="1056"/>
+          <w:numId w:val="1057"/>
         </w:numPr>
       </w:pPr>
       <w:r>
@@ -9375,7 +9799,7 @@
         <w:pStyle w:val="Compact"/>
         <w:numPr>
           <w:ilvl w:val="0"/>
-          <w:numId w:val="1056"/>
+          <w:numId w:val="1057"/>
         </w:numPr>
       </w:pPr>
       <w:r>
@@ -9387,7 +9811,7 @@
         <w:pStyle w:val="Compact"/>
         <w:numPr>
           <w:ilvl w:val="0"/>
-          <w:numId w:val="1056"/>
+          <w:numId w:val="1057"/>
         </w:numPr>
       </w:pPr>
       <w:r>
@@ -9399,7 +9823,7 @@
         <w:pStyle w:val="Compact"/>
         <w:numPr>
           <w:ilvl w:val="0"/>
-          <w:numId w:val="1056"/>
+          <w:numId w:val="1057"/>
         </w:numPr>
       </w:pPr>
       <w:r>
@@ -9411,7 +9835,7 @@
         <w:pStyle w:val="Compact"/>
         <w:numPr>
           <w:ilvl w:val="0"/>
-          <w:numId w:val="1056"/>
+          <w:numId w:val="1057"/>
         </w:numPr>
       </w:pPr>
       <w:r>
@@ -9420,328 +9844,316 @@
     </w:p>
     <w:p>
       <w:pPr>
-        <w:pStyle w:val="Heading2"/>
-      </w:pPr>
-      <w:r>
-        <w:t xml:space="preserve">4.2 Lesson Plan 1: Authentic and Inclusive Learning Experiences</w:t>
-      </w:r>
-    </w:p>
-    <w:p>
-      <w:pPr>
         <w:pStyle w:val="FirstParagraph"/>
       </w:pPr>
       <w:r>
-        <w:t xml:space="preserve">Now that we have reviewed lesson plan design, including creating effective learning outcomes, designing learning experiences, and assessing learning, how can we make our lessons transformational for students? In this unit, you will design a lesson plan that integrates strategies to create an authentic, inclusive, liberating learning experience. As humans, we long for authenticity in our relationships. We want to feel</w:t>
-      </w:r>
-      <w:r>
-        <w:t xml:space="preserve"> </w:t>
-      </w:r>
-      <w:r>
-        <w:t xml:space="preserve">“at home”</w:t>
-      </w:r>
-      <w:r>
-        <w:t xml:space="preserve"> </w:t>
-      </w:r>
-      <w:r>
-        <w:t xml:space="preserve">in the organizations that are part of our lives – our families, schools, communities, places of worship. We seek connection. We search for a place where we are known. This sense of being</w:t>
-      </w:r>
-      <w:r>
-        <w:t xml:space="preserve"> </w:t>
-      </w:r>
-      <w:r>
-        <w:t xml:space="preserve">“at home”</w:t>
-      </w:r>
-      <w:r>
-        <w:t xml:space="preserve"> </w:t>
-      </w:r>
-      <w:r>
-        <w:t xml:space="preserve">is essential to our experience as learners. Deep, authentic learning happens in spaces where we feel connected with others – places and spaces where we are known. Palmer (1998) refers to this as the</w:t>
-      </w:r>
-      <w:r>
-        <w:t xml:space="preserve"> </w:t>
-      </w:r>
-      <w:r>
-        <w:t xml:space="preserve">“spiritual quest for connectedness”</w:t>
-      </w:r>
-      <w:r>
-        <w:t xml:space="preserve"> </w:t>
-      </w:r>
-      <w:r>
-        <w:t xml:space="preserve">(p. 5). In his book,</w:t>
-      </w:r>
-      <w:r>
-        <w:t xml:space="preserve"> </w:t>
-      </w:r>
-      <w:r>
-        <w:rPr>
-          <w:i/>
-          <w:iCs/>
-        </w:rPr>
-        <w:t xml:space="preserve">The Courage to Teach: Exploring the Inner Landscape of a Teacher’s</w:t>
-      </w:r>
-      <w:r>
-        <w:t xml:space="preserve"> </w:t>
-      </w:r>
-      <w:r>
-        <w:t xml:space="preserve">Life, Palmer (2017) argues that the</w:t>
-      </w:r>
-      <w:r>
-        <w:t xml:space="preserve"> </w:t>
-      </w:r>
-      <w:r>
-        <w:t xml:space="preserve">“inner landscape of teaching”</w:t>
-      </w:r>
-      <w:r>
-        <w:t xml:space="preserve"> </w:t>
-      </w:r>
-      <w:r>
-        <w:t xml:space="preserve">is an essential foundation out of which authentic learning experiences emerge.</w:t>
-      </w:r>
-    </w:p>
-    <w:p>
-      <w:pPr>
-        <w:pStyle w:val="BlockText"/>
-      </w:pPr>
-      <w:r>
-        <w:t xml:space="preserve">“Teachers possess the power to create conditions that can help students learn a great deal – or keep them from learning much at all. Teaching is the intentional act of creating those conditions, and good teaching requires that we understand the inner sources of both the intent and the act”</w:t>
-      </w:r>
-      <w:r>
-        <w:t xml:space="preserve"> </w:t>
-      </w:r>
-      <w:r>
-        <w:t xml:space="preserve">(Palmer, 2017, p. 7).</w:t>
-      </w:r>
-    </w:p>
-    <w:p>
-      <w:pPr>
-        <w:pStyle w:val="FirstParagraph"/>
-      </w:pPr>
-      <w:r>
-        <w:t xml:space="preserve">Learning communities are authentic, emotionally-safe and inclusive spaces (whether physical or virtual) where learners and teachers come together to engage in deep learning. By definition, a learning community includes both LEARNING and COMMUNITY.</w:t>
-      </w:r>
-    </w:p>
-    <w:p>
-      <w:pPr>
-        <w:pStyle w:val="BodyText"/>
-      </w:pPr>
-      <w:r>
-        <w:t xml:space="preserve">Below are three key learning community models you studied in LDRS 664. As you review these models, consider how you will integrate principles from one of these models in your lesson planning.</w:t>
-      </w:r>
-    </w:p>
-    <w:p>
-      <w:pPr>
-        <w:pStyle w:val="BodyText"/>
-      </w:pPr>
-      <w:r>
-        <w:rPr>
-          <w:b/>
-          <w:bCs/>
-        </w:rPr>
-        <w:t xml:space="preserve">Learning Community Pyramid (Bower &amp; Dettinger, 1998)</w:t>
-      </w:r>
-    </w:p>
-    <w:p>
-      <w:pPr>
-        <w:pStyle w:val="BodyText"/>
-      </w:pPr>
-      <w:r>
-        <w:t xml:space="preserve">The Learning Community Pyramid, developed by Bower &amp; Dettinger (1998) includes academic, social, and physical components. They describe academic components as those that focus on the curriculum and learning that takes place. The social components are the elements of trust and inclusivity that create space for community. The physical component is the</w:t>
-      </w:r>
-      <w:r>
-        <w:t xml:space="preserve"> </w:t>
-      </w:r>
-      <w:r>
-        <w:t xml:space="preserve">“place or facility where the community meets or resides”</w:t>
-      </w:r>
-      <w:r>
-        <w:t xml:space="preserve"> </w:t>
-      </w:r>
-      <w:r>
-        <w:t xml:space="preserve">(Bower &amp; Dettinger, 1998, p. 17). In the case of this course, that</w:t>
-      </w:r>
-      <w:r>
-        <w:t xml:space="preserve"> </w:t>
-      </w:r>
-      <w:r>
-        <w:t xml:space="preserve">“place”</w:t>
-      </w:r>
-      <w:r>
-        <w:t xml:space="preserve"> </w:t>
-      </w:r>
-      <w:r>
-        <w:t xml:space="preserve">is the course hub.</w:t>
-      </w:r>
-    </w:p>
-    <w:p>
-      <w:pPr>
-        <w:pStyle w:val="BodyText"/>
-      </w:pPr>
-      <w:r>
-        <w:rPr>
-          <w:b/>
-          <w:bCs/>
-        </w:rPr>
-        <w:t xml:space="preserve">The Community of Truth (Palmer, 2017)</w:t>
-      </w:r>
-    </w:p>
-    <w:p>
-      <w:pPr>
-        <w:pStyle w:val="BodyText"/>
-      </w:pPr>
-      <w:r>
-        <w:t xml:space="preserve">Palmer’s (2017) learning community model incorporates both learning and community” with a</w:t>
-      </w:r>
-      <w:r>
-        <w:t xml:space="preserve"> </w:t>
-      </w:r>
-      <w:r>
-        <w:t xml:space="preserve">“subject”</w:t>
-      </w:r>
-      <w:r>
-        <w:t xml:space="preserve"> </w:t>
-      </w:r>
-      <w:r>
-        <w:t xml:space="preserve">as the center, surrounded by</w:t>
-      </w:r>
-      <w:r>
-        <w:t xml:space="preserve"> </w:t>
-      </w:r>
-      <w:r>
-        <w:t xml:space="preserve">“knowers”</w:t>
-      </w:r>
-      <w:r>
-        <w:t xml:space="preserve"> </w:t>
-      </w:r>
-      <w:r>
-        <w:t xml:space="preserve">who are in relationship to both each other and the subject. Palmer (2017) assets that</w:t>
-      </w:r>
-      <w:r>
-        <w:t xml:space="preserve"> </w:t>
-      </w:r>
-      <w:r>
-        <w:t xml:space="preserve">“the community of truth, far from being linear and static and hierarchical, is circular, interactive, and dynamic”</w:t>
-      </w:r>
-      <w:r>
-        <w:t xml:space="preserve"> </w:t>
-      </w:r>
-      <w:r>
-        <w:t xml:space="preserve">(p. 106). The learning that takes place in this model is captured in this statement:</w:t>
-      </w:r>
-      <w:r>
-        <w:t xml:space="preserve"> </w:t>
-      </w:r>
-      <w:r>
-        <w:t xml:space="preserve">“I understand truth as the passionate and disciplined process of inquiry and dialogue itself, as the dynamic conversation of a community that keeps testing old conclusions and coming into new ones”</w:t>
-      </w:r>
-      <w:r>
-        <w:t xml:space="preserve"> </w:t>
-      </w:r>
-      <w:r>
-        <w:t xml:space="preserve">(p. 106). Instead of solely focusing on what we must teach (and what students must learn), Palmer challenges us to consider how we all might learn something more together – more than is already known – through the teaching/learning experience. In this way, we must consider that we are not just engaged in transferring information or knowledge, but that (in addition to that), together we might create new knowledge.</w:t>
-      </w:r>
-    </w:p>
-    <w:p>
-      <w:pPr>
-        <w:pStyle w:val="BodyText"/>
-      </w:pPr>
-      <w:r>
-        <w:rPr>
-          <w:b/>
-          <w:bCs/>
-        </w:rPr>
-        <w:t xml:space="preserve">The Trinity Community of Inquiry (Madland, 2017)</w:t>
-      </w:r>
-    </w:p>
-    <w:p>
-      <w:pPr>
-        <w:pStyle w:val="BodyText"/>
-      </w:pPr>
-      <w:r>
-        <w:t xml:space="preserve">In our online courses, Trinity Western University seeks to create learning communities that engage student learning on a cognitive, social, and spiritual level. The Trinity Community of Inquiry model is a visual representation of these three aspects of learning (Social, Cognitive, and Spiritual), and how they interact with each other. At the intersections of these elements, you find:</w:t>
-      </w:r>
-    </w:p>
-    <w:p>
-      <w:pPr>
-        <w:pStyle w:val="Compact"/>
-        <w:numPr>
-          <w:ilvl w:val="0"/>
-          <w:numId w:val="1057"/>
-        </w:numPr>
-      </w:pPr>
-      <w:r>
-        <w:t xml:space="preserve">Community of Inquiry</w:t>
-      </w:r>
-    </w:p>
-    <w:p>
-      <w:pPr>
-        <w:pStyle w:val="Compact"/>
-        <w:numPr>
-          <w:ilvl w:val="0"/>
-          <w:numId w:val="1057"/>
-        </w:numPr>
-      </w:pPr>
-      <w:r>
-        <w:t xml:space="preserve">Community of Faith</w:t>
-      </w:r>
-    </w:p>
-    <w:p>
-      <w:pPr>
-        <w:pStyle w:val="Compact"/>
-        <w:numPr>
-          <w:ilvl w:val="0"/>
-          <w:numId w:val="1057"/>
-        </w:numPr>
-      </w:pPr>
-      <w:r>
-        <w:t xml:space="preserve">Integration of Faith and Reason</w:t>
-      </w:r>
-    </w:p>
-    <w:p>
-      <w:pPr>
-        <w:pStyle w:val="FirstParagraph"/>
-      </w:pPr>
-      <w:r>
-        <w:t xml:space="preserve">Combined, these three elements can lead to transformational learning – an aspiration we hold in this course and program – and a fundamental goal of higher education in a broader sense.</w:t>
-      </w:r>
-    </w:p>
-    <w:p>
-      <w:pPr>
-        <w:pStyle w:val="BodyText"/>
-      </w:pPr>
-      <w:r>
-        <w:rPr>
-          <w:b/>
-          <w:bCs/>
-        </w:rPr>
-        <w:t xml:space="preserve">Figure</w:t>
-      </w:r>
-      <w:r>
-        <w:rPr>
-          <w:b/>
-          <w:bCs/>
-        </w:rPr>
-        <w:t xml:space="preserve"> </w:t>
-      </w:r>
-      <w:r>
-        <w:rPr>
-          <w:i/>
-          <w:iCs/>
-        </w:rPr>
-        <w:t xml:space="preserve">Transformational Learning</w:t>
-      </w:r>
-    </w:p>
-    <w:p>
-      <w:pPr>
-        <w:pStyle w:val="BodyText"/>
-      </w:pPr>
-      <w:r>
-        <w:rPr>
-          <w:color w:val="749fa3"/>
+        <w:rPr>
+          <w:color w:val="6ecfb1"/>
           <w:sz w:val="24"/>
           <w:szCs w:val="24"/>
           <w:b/>
         </w:rPr>
-        <w:t xml:space="preserve">&lt;Begin dec-image&gt;</w:t>
+        <w:t xml:space="preserve">&lt;End learning-activity&gt;</w:t>
+      </w:r>
+    </w:p>
+    <w:p>
+      <w:pPr>
+        <w:pStyle w:val="Heading2"/>
+      </w:pPr>
+      <w:r>
+        <w:t xml:space="preserve">4.2 Lesson Plan 1: Authentic and Inclusive Learning Experiences</w:t>
+      </w:r>
+    </w:p>
+    <w:p>
+      <w:pPr>
+        <w:pStyle w:val="FirstParagraph"/>
+      </w:pPr>
+      <w:r>
+        <w:t xml:space="preserve">Now that we have reviewed lesson plan design, including creating effective learning outcomes, designing learning experiences, and assessing learning, how can we make our lessons transformational for students? In this unit, you will design a lesson plan that integrates strategies to create an authentic, inclusive, liberating learning experience. As humans, we long for authenticity in our relationships. We want to feel</w:t>
+      </w:r>
+      <w:r>
+        <w:t xml:space="preserve"> </w:t>
+      </w:r>
+      <w:r>
+        <w:t xml:space="preserve">“at home”</w:t>
+      </w:r>
+      <w:r>
+        <w:t xml:space="preserve"> </w:t>
+      </w:r>
+      <w:r>
+        <w:t xml:space="preserve">in the organizations that are part of our lives – our families, schools, communities, places of worship. We seek connection. We search for a place where we are known. This sense of being</w:t>
+      </w:r>
+      <w:r>
+        <w:t xml:space="preserve"> </w:t>
+      </w:r>
+      <w:r>
+        <w:t xml:space="preserve">“at home”</w:t>
+      </w:r>
+      <w:r>
+        <w:t xml:space="preserve"> </w:t>
+      </w:r>
+      <w:r>
+        <w:t xml:space="preserve">is essential to our experience as learners. Deep, authentic learning happens in spaces where we feel connected with others – places and spaces where we are known. Palmer (1998) refers to this as the</w:t>
+      </w:r>
+      <w:r>
+        <w:t xml:space="preserve"> </w:t>
+      </w:r>
+      <w:r>
+        <w:t xml:space="preserve">“spiritual quest for connectedness”</w:t>
+      </w:r>
+      <w:r>
+        <w:t xml:space="preserve"> </w:t>
+      </w:r>
+      <w:r>
+        <w:t xml:space="preserve">(p. 5). In his book,</w:t>
+      </w:r>
+      <w:r>
+        <w:t xml:space="preserve"> </w:t>
+      </w:r>
+      <w:r>
+        <w:rPr>
+          <w:i/>
+          <w:iCs/>
+        </w:rPr>
+        <w:t xml:space="preserve">The Courage to Teach: Exploring the Inner Landscape of a Teacher’s</w:t>
+      </w:r>
+      <w:r>
+        <w:t xml:space="preserve"> </w:t>
+      </w:r>
+      <w:r>
+        <w:t xml:space="preserve">Life, Palmer (2017) argues that the</w:t>
+      </w:r>
+      <w:r>
+        <w:t xml:space="preserve"> </w:t>
+      </w:r>
+      <w:r>
+        <w:t xml:space="preserve">“inner landscape of teaching”</w:t>
+      </w:r>
+      <w:r>
+        <w:t xml:space="preserve"> </w:t>
+      </w:r>
+      <w:r>
+        <w:t xml:space="preserve">is an essential foundation out of which authentic learning experiences emerge.</w:t>
+      </w:r>
+    </w:p>
+    <w:p>
+      <w:pPr>
+        <w:pStyle w:val="BlockText"/>
+      </w:pPr>
+      <w:r>
+        <w:t xml:space="preserve">“Teachers possess the power to create conditions that can help students learn a great deal – or keep them from learning much at all. Teaching is the intentional act of creating those conditions, and good teaching requires that we understand the inner sources of both the intent and the act”</w:t>
+      </w:r>
+      <w:r>
+        <w:t xml:space="preserve"> </w:t>
+      </w:r>
+      <w:r>
+        <w:t xml:space="preserve">(Palmer, 2017, p. 7).</w:t>
+      </w:r>
+    </w:p>
+    <w:p>
+      <w:pPr>
+        <w:pStyle w:val="FirstParagraph"/>
+      </w:pPr>
+      <w:r>
+        <w:t xml:space="preserve">Learning communities are authentic, emotionally-safe and inclusive spaces (whether physical or virtual) where learners and teachers come together to engage in deep learning. By definition, a learning community includes both LEARNING and COMMUNITY.</w:t>
+      </w:r>
+    </w:p>
+    <w:p>
+      <w:pPr>
+        <w:pStyle w:val="BodyText"/>
+      </w:pPr>
+      <w:r>
+        <w:t xml:space="preserve">Below are three key learning community models you studied in LDRS 664. As you review these models, consider how you will integrate principles from one of these models in your lesson planning.</w:t>
+      </w:r>
+    </w:p>
+    <w:p>
+      <w:pPr>
+        <w:pStyle w:val="BodyText"/>
+      </w:pPr>
+      <w:r>
+        <w:rPr>
+          <w:b/>
+          <w:bCs/>
+        </w:rPr>
+        <w:t xml:space="preserve">Learning Community Pyramid (Bower &amp; Dettinger, 1998)</w:t>
+      </w:r>
+    </w:p>
+    <w:p>
+      <w:pPr>
+        <w:pStyle w:val="BodyText"/>
+      </w:pPr>
+      <w:r>
+        <w:t xml:space="preserve">The Learning Community Pyramid, developed by Bower &amp; Dettinger (1998) includes academic, social, and physical components. They describe academic components as those that focus on the curriculum and learning that takes place. The social components are the elements of trust and inclusivity that create space for community. The physical component is the</w:t>
+      </w:r>
+      <w:r>
+        <w:t xml:space="preserve"> </w:t>
+      </w:r>
+      <w:r>
+        <w:t xml:space="preserve">“place or facility where the community meets or resides”</w:t>
+      </w:r>
+      <w:r>
+        <w:t xml:space="preserve"> </w:t>
+      </w:r>
+      <w:r>
+        <w:t xml:space="preserve">(Bower &amp; Dettinger, 1998, p. 17). In the case of this course, that</w:t>
+      </w:r>
+      <w:r>
+        <w:t xml:space="preserve"> </w:t>
+      </w:r>
+      <w:r>
+        <w:t xml:space="preserve">“place”</w:t>
+      </w:r>
+      <w:r>
+        <w:t xml:space="preserve"> </w:t>
+      </w:r>
+      <w:r>
+        <w:t xml:space="preserve">is the course hub.</w:t>
+      </w:r>
+    </w:p>
+    <w:p>
+      <w:pPr>
+        <w:pStyle w:val="BodyText"/>
+      </w:pPr>
+      <w:r>
+        <w:rPr>
+          <w:b/>
+          <w:bCs/>
+        </w:rPr>
+        <w:t xml:space="preserve">The Community of Truth (Palmer, 2017)</w:t>
+      </w:r>
+    </w:p>
+    <w:p>
+      <w:pPr>
+        <w:pStyle w:val="BodyText"/>
+      </w:pPr>
+      <w:r>
+        <w:t xml:space="preserve">Palmer’s (2017) learning community model incorporates both learning and community” with a</w:t>
+      </w:r>
+      <w:r>
+        <w:t xml:space="preserve"> </w:t>
+      </w:r>
+      <w:r>
+        <w:t xml:space="preserve">“subject”</w:t>
+      </w:r>
+      <w:r>
+        <w:t xml:space="preserve"> </w:t>
+      </w:r>
+      <w:r>
+        <w:t xml:space="preserve">as the center, surrounded by</w:t>
+      </w:r>
+      <w:r>
+        <w:t xml:space="preserve"> </w:t>
+      </w:r>
+      <w:r>
+        <w:t xml:space="preserve">“knowers”</w:t>
+      </w:r>
+      <w:r>
+        <w:t xml:space="preserve"> </w:t>
+      </w:r>
+      <w:r>
+        <w:t xml:space="preserve">who are in relationship to both each other and the subject. Palmer (2017) assets that</w:t>
+      </w:r>
+      <w:r>
+        <w:t xml:space="preserve"> </w:t>
+      </w:r>
+      <w:r>
+        <w:t xml:space="preserve">“the community of truth, far from being linear and static and hierarchical, is circular, interactive, and dynamic”</w:t>
+      </w:r>
+      <w:r>
+        <w:t xml:space="preserve"> </w:t>
+      </w:r>
+      <w:r>
+        <w:t xml:space="preserve">(p. 106). The learning that takes place in this model is captured in this statement:</w:t>
+      </w:r>
+      <w:r>
+        <w:t xml:space="preserve"> </w:t>
+      </w:r>
+      <w:r>
+        <w:t xml:space="preserve">“I understand truth as the passionate and disciplined process of inquiry and dialogue itself, as the dynamic conversation of a community that keeps testing old conclusions and coming into new ones”</w:t>
+      </w:r>
+      <w:r>
+        <w:t xml:space="preserve"> </w:t>
+      </w:r>
+      <w:r>
+        <w:t xml:space="preserve">(p. 106). Instead of solely focusing on what we must teach (and what students must learn), Palmer challenges us to consider how we all might learn something more together – more than is already known – through the teaching/learning experience. In this way, we must consider that we are not just engaged in transferring information or knowledge, but that (in addition to that), together we might create new knowledge.</w:t>
+      </w:r>
+    </w:p>
+    <w:p>
+      <w:pPr>
+        <w:pStyle w:val="BodyText"/>
+      </w:pPr>
+      <w:r>
+        <w:rPr>
+          <w:b/>
+          <w:bCs/>
+        </w:rPr>
+        <w:t xml:space="preserve">The Trinity Community of Inquiry (Madland, 2017)</w:t>
+      </w:r>
+    </w:p>
+    <w:p>
+      <w:pPr>
+        <w:pStyle w:val="BodyText"/>
+      </w:pPr>
+      <w:r>
+        <w:t xml:space="preserve">In our online courses, Trinity Western University seeks to create learning communities that engage student learning on a cognitive, social, and spiritual level. The Trinity Community of Inquiry model is a visual representation of these three aspects of learning (Social, Cognitive, and Spiritual), and how they interact with each other. At the intersections of these elements, you find:</w:t>
+      </w:r>
+    </w:p>
+    <w:p>
+      <w:pPr>
+        <w:pStyle w:val="Compact"/>
+        <w:numPr>
+          <w:ilvl w:val="0"/>
+          <w:numId w:val="1058"/>
+        </w:numPr>
+      </w:pPr>
+      <w:r>
+        <w:t xml:space="preserve">Community of Inquiry</w:t>
+      </w:r>
+    </w:p>
+    <w:p>
+      <w:pPr>
+        <w:pStyle w:val="Compact"/>
+        <w:numPr>
+          <w:ilvl w:val="0"/>
+          <w:numId w:val="1058"/>
+        </w:numPr>
+      </w:pPr>
+      <w:r>
+        <w:t xml:space="preserve">Community of Faith</w:t>
+      </w:r>
+    </w:p>
+    <w:p>
+      <w:pPr>
+        <w:pStyle w:val="Compact"/>
+        <w:numPr>
+          <w:ilvl w:val="0"/>
+          <w:numId w:val="1058"/>
+        </w:numPr>
+      </w:pPr>
+      <w:r>
+        <w:t xml:space="preserve">Integration of Faith and Reason</w:t>
+      </w:r>
+    </w:p>
+    <w:p>
+      <w:pPr>
+        <w:pStyle w:val="FirstParagraph"/>
+      </w:pPr>
+      <w:r>
+        <w:t xml:space="preserve">Combined, these three elements can lead to transformational learning – an aspiration we hold in this course and program – and a fundamental goal of higher education in a broader sense.</w:t>
+      </w:r>
+    </w:p>
+    <w:p>
+      <w:pPr>
+        <w:pStyle w:val="BodyText"/>
+      </w:pPr>
+      <w:r>
+        <w:rPr>
+          <w:color w:val="7f1caa"/>
+          <w:sz w:val="24"/>
+          <w:szCs w:val="24"/>
+          <w:b/>
+        </w:rPr>
+        <w:t xml:space="preserve">&lt;Begin figure&gt;</w:t>
       </w:r>
     </w:p>
     <w:p>
@@ -9754,14 +10166,14 @@
           <w:szCs w:val="16"/>
           <w:b/>
         </w:rPr>
-        <w:t xml:space="preserve">Alt Text: </w:t>
+        <w:t xml:space="preserve">Figure ID: </w:t>
       </w:r>
       <w:r>
         <w:rPr>
           <w:sz w:val="16"/>
           <w:szCs w:val="16"/>
         </w:rPr>
-        <w:t xml:space="preserve"/>
+        <w:t xml:space="preserve">#fig-image</w:t>
       </w:r>
       <w:r>
         <w:br/>
@@ -9772,14 +10184,14 @@
           <w:szCs w:val="16"/>
           <w:b/>
         </w:rPr>
-        <w:t xml:space="preserve">Has Lightbox: </w:t>
+        <w:t xml:space="preserve">Caption: </w:t>
       </w:r>
       <w:r>
         <w:rPr>
           <w:sz w:val="16"/>
           <w:szCs w:val="16"/>
         </w:rPr>
-        <w:t xml:space="preserve">no</w:t>
+        <w:t xml:space="preserve"/>
       </w:r>
       <w:r>
         <w:br/>
@@ -9790,25 +10202,48 @@
           <w:szCs w:val="16"/>
           <w:b/>
         </w:rPr>
-        <w:t xml:space="preserve">Source Text: </w:t>
-      </w:r>
-      <w:r>
-        <w:br/>
-      </w:r>
+        <w:t xml:space="preserve">Columns: </w:t>
+      </w:r>
+      <w:r>
+        <w:rPr>
+          <w:sz w:val="16"/>
+          <w:szCs w:val="16"/>
+        </w:rPr>
+        <w:t xml:space="preserve"/>
+      </w:r>
+    </w:p>
+    <w:p>
+      <w:pPr>
+        <w:pStyle w:val="BodyText"/>
+      </w:pPr>
+      <w:r>
+        <w:rPr>
+          <w:color w:val="f4a6d2"/>
+          <w:sz w:val="24"/>
+          <w:szCs w:val="24"/>
+          <w:b/>
+        </w:rPr>
+        <w:t xml:space="preserve">&lt;Begin fig-image&gt;</w:t>
+      </w:r>
+    </w:p>
+    <w:p>
+      <w:pPr>
+        <w:pStyle w:val="BodyText"/>
+      </w:pPr>
       <w:r>
         <w:rPr>
           <w:sz w:val="16"/>
           <w:szCs w:val="16"/>
           <w:b/>
         </w:rPr>
-        <w:t xml:space="preserve">Source URL: </w:t>
+        <w:t xml:space="preserve">Figure ID: </w:t>
       </w:r>
       <w:r>
         <w:rPr>
           <w:sz w:val="16"/>
           <w:szCs w:val="16"/>
         </w:rPr>
-        <w:t xml:space="preserve"/>
+        <w:t xml:space="preserve">u4_1</w:t>
       </w:r>
       <w:r>
         <w:br/>
@@ -9819,7 +10254,14 @@
           <w:szCs w:val="16"/>
           <w:b/>
         </w:rPr>
-        <w:t xml:space="preserve">Author: </w:t>
+        <w:t xml:space="preserve">Caption: </w:t>
+      </w:r>
+      <w:r>
+        <w:rPr>
+          <w:sz w:val="16"/>
+          <w:szCs w:val="16"/>
+        </w:rPr>
+        <w:t xml:space="preserve"/>
       </w:r>
       <w:r>
         <w:br/>
@@ -9830,14 +10272,14 @@
           <w:szCs w:val="16"/>
           <w:b/>
         </w:rPr>
-        <w:t xml:space="preserve">Author URL: </w:t>
+        <w:t xml:space="preserve">Alt Text: </w:t>
       </w:r>
       <w:r>
         <w:rPr>
           <w:sz w:val="16"/>
           <w:szCs w:val="16"/>
         </w:rPr>
-        <w:t xml:space="preserve"/>
+        <w:t xml:space="preserve">Transformational Learning</w:t>
       </w:r>
       <w:r>
         <w:br/>
@@ -9848,7 +10290,14 @@
           <w:szCs w:val="16"/>
           <w:b/>
         </w:rPr>
-        <w:t xml:space="preserve">Copyright: </w:t>
+        <w:t xml:space="preserve">Has Lightbox: </w:t>
+      </w:r>
+      <w:r>
+        <w:rPr>
+          <w:sz w:val="16"/>
+          <w:szCs w:val="16"/>
+        </w:rPr>
+        <w:t xml:space="preserve">yes</w:t>
       </w:r>
       <w:r>
         <w:br/>
@@ -9859,7 +10308,7 @@
           <w:szCs w:val="16"/>
           <w:b/>
         </w:rPr>
-        <w:t xml:space="preserve">License Text: </w:t>
+        <w:t xml:space="preserve">Source Text: </w:t>
       </w:r>
       <w:r>
         <w:br/>
@@ -9870,7 +10319,7 @@
           <w:szCs w:val="16"/>
           <w:b/>
         </w:rPr>
-        <w:t xml:space="preserve">License URL: </w:t>
+        <w:t xml:space="preserve">Source URL: </w:t>
       </w:r>
       <w:r>
         <w:rPr>
@@ -9879,637 +10328,113 @@
         </w:rPr>
         <w:t xml:space="preserve"/>
       </w:r>
-    </w:p>
-    <w:p>
-      <w:pPr>
-        <w:pStyle w:val="BodyText"/>
-      </w:pPr>
-      <w:r>
-        <w:drawing>
-          <wp:inline>
-            <wp:extent cx="4013200" cy="4292600"/>
-            <wp:effectExtent b="0" l="0" r="0" t="0"/>
-            <wp:docPr descr="" title="" id="57" name="Picture"/>
-            <a:graphic>
-              <a:graphicData uri="http://schemas.openxmlformats.org/drawingml/2006/picture">
-                <pic:pic>
-                  <pic:nvPicPr>
-                    <pic:cNvPr descr="assets/u4/image2.jpg" id="58" name="Picture"/>
-                    <pic:cNvPicPr>
-                      <a:picLocks noChangeArrowheads="1" noChangeAspect="1"/>
-                    </pic:cNvPicPr>
-                  </pic:nvPicPr>
-                  <pic:blipFill>
-                    <a:blip r:embed="rId56"/>
-                    <a:stretch>
-                      <a:fillRect/>
-                    </a:stretch>
-                  </pic:blipFill>
-                  <pic:spPr bwMode="auto">
-                    <a:xfrm>
-                      <a:off x="0" y="0"/>
-                      <a:ext cx="4013200" cy="4292600"/>
-                    </a:xfrm>
-                    <a:prstGeom prst="rect">
-                      <a:avLst/>
-                    </a:prstGeom>
-                    <a:noFill/>
-                    <a:ln w="9525">
-                      <a:noFill/>
-                      <a:headEnd/>
-                      <a:tailEnd/>
-                    </a:ln>
-                  </pic:spPr>
-                </pic:pic>
-              </a:graphicData>
-            </a:graphic>
-          </wp:inline>
-        </w:drawing>
-      </w:r>
-    </w:p>
-    <w:p>
-      <w:pPr>
-        <w:pStyle w:val="BodyText"/>
-      </w:pPr>
-      <w:r>
-        <w:rPr>
-          <w:color w:val="749fa3"/>
-          <w:sz w:val="24"/>
-          <w:szCs w:val="24"/>
+      <w:r>
+        <w:br/>
+      </w:r>
+      <w:r>
+        <w:rPr>
+          <w:sz w:val="16"/>
+          <w:szCs w:val="16"/>
           <w:b/>
         </w:rPr>
-        <w:t xml:space="preserve">&lt;End dec-image&gt;</w:t>
-      </w:r>
-    </w:p>
-    <w:p>
-      <w:pPr>
-        <w:pStyle w:val="Heading3"/>
-      </w:pPr>
-      <w:r>
-        <w:t xml:space="preserve">4.2.1 Activity: Prepare for Lesson Plan 1: Authentic and Inclusive Learning Experiences</w:t>
-      </w:r>
-    </w:p>
-    <w:p>
-      <w:pPr>
-        <w:pStyle w:val="FirstParagraph"/>
-      </w:pPr>
-      <w:r>
-        <w:t xml:space="preserve">In preparation for designing this lesson plan, review these materials, as well as materials from previous courses related to this concept.</w:t>
-      </w:r>
-    </w:p>
-    <w:p>
-      <w:pPr>
-        <w:pStyle w:val="BodyText"/>
-      </w:pPr>
-      <w:r>
-        <w:t xml:space="preserve">Review the three learning community models you studied in LDRS 664:</w:t>
-      </w:r>
-    </w:p>
-    <w:p>
-      <w:pPr>
-        <w:pStyle w:val="Compact"/>
-        <w:numPr>
-          <w:ilvl w:val="0"/>
-          <w:numId w:val="1058"/>
-        </w:numPr>
-      </w:pPr>
-      <w:r>
-        <w:t xml:space="preserve">Pyramid Model of Learning Communities in Brower, A. &amp; Dettinger, K. (1998). What is a learning community?: Toward a comprehensive model.</w:t>
-      </w:r>
-      <w:r>
-        <w:t xml:space="preserve"> </w:t>
-      </w:r>
-      <w:r>
-        <w:rPr>
-          <w:i/>
-          <w:iCs/>
-        </w:rPr>
-        <w:t xml:space="preserve">About Campus: Enriching the Student Experience. 3</w:t>
-      </w:r>
-      <w:r>
-        <w:t xml:space="preserve">(5), 15-21.</w:t>
-      </w:r>
-    </w:p>
-    <w:p>
-      <w:pPr>
-        <w:pStyle w:val="Compact"/>
-        <w:numPr>
-          <w:ilvl w:val="0"/>
-          <w:numId w:val="1058"/>
-        </w:numPr>
-      </w:pPr>
-      <w:r>
-        <w:t xml:space="preserve">Trinity Community of Inquiry in Madland, C. (2017). The Trinity Community of Inquiry. Creative Commons License.</w:t>
-      </w:r>
-    </w:p>
-    <w:p>
-      <w:pPr>
-        <w:pStyle w:val="Compact"/>
-        <w:numPr>
-          <w:ilvl w:val="0"/>
-          <w:numId w:val="1058"/>
-        </w:numPr>
-      </w:pPr>
-      <w:r>
-        <w:t xml:space="preserve">Community of Truth in Palmer, P. (2017). T</w:t>
-      </w:r>
-      <w:r>
-        <w:rPr>
-          <w:i/>
-          <w:iCs/>
-        </w:rPr>
-        <w:t xml:space="preserve">he courage to teach: Exploring the inner landscape of a teacher’s life.</w:t>
-      </w:r>
-      <w:r>
-        <w:t xml:space="preserve"> </w:t>
-      </w:r>
-      <w:r>
-        <w:t xml:space="preserve">Wiley.</w:t>
-      </w:r>
-    </w:p>
-    <w:p>
-      <w:pPr>
-        <w:pStyle w:val="FirstParagraph"/>
-      </w:pPr>
-      <w:r>
-        <w:t xml:space="preserve">As you recall what you learned in LDRS 664 Creating Authentic Learning Communities and other courses, consider 2-3 concepts or teaching strategies you learned related to creating authentic and inclusive learning experiences. In the Collaborative White Board, share those concepts/strategies with other learners.</w:t>
-      </w:r>
-    </w:p>
-    <w:p>
-      <w:pPr>
-        <w:pStyle w:val="Compact"/>
-        <w:numPr>
-          <w:ilvl w:val="0"/>
-          <w:numId w:val="1059"/>
-        </w:numPr>
-      </w:pPr>
-      <w:r>
-        <w:t xml:space="preserve">Review:</w:t>
-      </w:r>
-      <w:r>
-        <w:t xml:space="preserve"> </w:t>
-      </w:r>
-      <w:hyperlink r:id="rId59">
-        <w:r>
-          <w:rPr>
-            <w:rStyle w:val="Hyperlink"/>
-          </w:rPr>
-          <w:t xml:space="preserve">Liberating structures: Including and unleashing everyone.</w:t>
-        </w:r>
-      </w:hyperlink>
-    </w:p>
-    <w:p>
-      <w:pPr>
-        <w:pStyle w:val="Compact"/>
-        <w:numPr>
-          <w:ilvl w:val="0"/>
-          <w:numId w:val="1059"/>
-        </w:numPr>
-      </w:pPr>
-      <w:r>
-        <w:t xml:space="preserve">Watch the following video from:</w:t>
-      </w:r>
-      <w:r>
-        <w:t xml:space="preserve"> </w:t>
-      </w:r>
-      <w:hyperlink r:id="rId60">
-        <w:r>
-          <w:rPr>
-            <w:rStyle w:val="Hyperlink"/>
-          </w:rPr>
-          <w:t xml:space="preserve">Liberating structures.</w:t>
-        </w:r>
-      </w:hyperlink>
-    </w:p>
-    <w:p>
-      <w:pPr>
-        <w:pStyle w:val="FirstParagraph"/>
-      </w:pPr>
-      <w:r>
-        <w:rPr>
+        <w:t xml:space="preserve">Author: </w:t>
+      </w:r>
+      <w:r>
+        <w:br/>
+      </w:r>
+      <w:r>
+        <w:rPr>
+          <w:sz w:val="16"/>
+          <w:szCs w:val="16"/>
           <w:b/>
-          <w:bCs/>
-        </w:rPr>
-        <w:t xml:space="preserve">Questions to Consider</w:t>
-      </w:r>
-    </w:p>
-    <w:p>
-      <w:pPr>
-        <w:pStyle w:val="Compact"/>
-        <w:numPr>
-          <w:ilvl w:val="0"/>
-          <w:numId w:val="1060"/>
-        </w:numPr>
-      </w:pPr>
-      <w:r>
-        <w:t xml:space="preserve">Select a course and lesson you are teaching/facilitating (or may facilitate in the future).</w:t>
-      </w:r>
-    </w:p>
-    <w:p>
-      <w:pPr>
-        <w:pStyle w:val="Compact"/>
-        <w:numPr>
-          <w:ilvl w:val="0"/>
-          <w:numId w:val="1060"/>
-        </w:numPr>
-      </w:pPr>
-      <w:r>
-        <w:t xml:space="preserve">Consider the learning outcome for the lesson plan you will design.</w:t>
-      </w:r>
-    </w:p>
-    <w:p>
-      <w:pPr>
-        <w:pStyle w:val="Compact"/>
-        <w:numPr>
-          <w:ilvl w:val="0"/>
-          <w:numId w:val="1060"/>
-        </w:numPr>
-      </w:pPr>
-      <w:r>
-        <w:t xml:space="preserve">Take a look at the Liberating Structures menu and browse through some of the activities.</w:t>
-      </w:r>
-    </w:p>
-    <w:p>
-      <w:pPr>
-        <w:pStyle w:val="Compact"/>
-        <w:numPr>
-          <w:ilvl w:val="0"/>
-          <w:numId w:val="1060"/>
-        </w:numPr>
-      </w:pPr>
-      <w:r>
-        <w:t xml:space="preserve">Which of these Liberating Structures could you use to facilitate learning in this course/lesson?</w:t>
-      </w:r>
-    </w:p>
-    <w:p>
-      <w:pPr>
-        <w:pStyle w:val="Compact"/>
-        <w:numPr>
-          <w:ilvl w:val="0"/>
-          <w:numId w:val="1060"/>
-        </w:numPr>
-      </w:pPr>
-      <w:r>
-        <w:t xml:space="preserve">What activities would work in an online setting – such as an asynchronous discussion activity or a synchronous Zoom meeting with a class?</w:t>
-      </w:r>
-    </w:p>
-    <w:p>
-      <w:pPr>
-        <w:pStyle w:val="Compact"/>
-        <w:numPr>
-          <w:ilvl w:val="0"/>
-          <w:numId w:val="1060"/>
-        </w:numPr>
-      </w:pPr>
-      <w:r>
-        <w:t xml:space="preserve">Make note of which activities you’re interested in, and think about how they could be used in a learning activity to ensure students achieve a lesson learning outcome.</w:t>
-      </w:r>
-    </w:p>
-    <w:p>
-      <w:pPr>
-        <w:pStyle w:val="Heading2"/>
-      </w:pPr>
-      <w:r>
-        <w:t xml:space="preserve">4.3 Lesson Plan 2: Cultural Competency</w:t>
-      </w:r>
-    </w:p>
-    <w:p>
-      <w:pPr>
-        <w:pStyle w:val="FirstParagraph"/>
-      </w:pPr>
-      <w:r>
-        <w:t xml:space="preserve">The second lesson plan you will design in this unit integrates strategies to ensure the learning environment and learning activities demonstrate cultural competency principles.</w:t>
-      </w:r>
-    </w:p>
-    <w:p>
-      <w:pPr>
-        <w:pStyle w:val="BodyText"/>
-      </w:pPr>
-      <w:r>
-        <w:t xml:space="preserve">Cultural identity is a critical component of who we are as humans in this world, and as such, culture influences our teaching and learning experiences. Because culture makes up such a significant part of our identity, as you facilitate learning – particularly in a culture different from your own – you will be challenged to think deeply about your own cultural identity, as well as your internal and external beliefs and assumptions about other cultures.</w:t>
-      </w:r>
-    </w:p>
-    <w:p>
-      <w:pPr>
-        <w:pStyle w:val="BodyText"/>
-      </w:pPr>
-      <w:r>
-        <w:t xml:space="preserve">Cross et al. (1989) identified five elements of cultural competency, which will provide a framework for learning in this course. These include:</w:t>
-      </w:r>
-      <w:r>
-        <w:t xml:space="preserve"> </w:t>
-      </w:r>
-      <w:r>
-        <w:t xml:space="preserve">“(1) valuing diversity, (2) having the capacity for cultural self-assessment, (3) being conscious of the dynamics inherent when cultures interact, (4) having institutionalized culture knowledge, and (5) having developed adaptations to service delivery reflecting an understanding of cultural diversity”</w:t>
-      </w:r>
-      <w:r>
-        <w:t xml:space="preserve"> </w:t>
-      </w:r>
-      <w:r>
-        <w:t xml:space="preserve">(Cross, Bazron et al. 1989, as cited in Laffier et al., 2017, p. 150). A culturally-inclusive pedagogy acknowledges that culture informs both learning and teaching; learning is situated within a specific cultural context, which informs the ways we understand knowledge and learning, our expectations for the learning experience, our beliefs about the role of teachers, and our engagement with new content and ideas.</w:t>
-      </w:r>
-    </w:p>
-    <w:p>
-      <w:pPr>
-        <w:pStyle w:val="BodyText"/>
-      </w:pPr>
-      <w:r>
-        <w:t xml:space="preserve">Culturally-inclusive teaching challenges us to engage with our own cultural identify, consider ways in which our teaching/learning experiences are informed by our cultural beliefs, and reflect on how our understanding of how knowledge is constructed and known is also directly influenced by cultural beliefs. Everything we learn is situated within our own cultural contexts – and important consideration as we design learning experiences for students.</w:t>
-      </w:r>
-    </w:p>
-    <w:p>
-      <w:pPr>
-        <w:pStyle w:val="BodyText"/>
-      </w:pPr>
-      <w:r>
-        <w:t xml:space="preserve">“Situated cognition”</w:t>
-      </w:r>
-      <w:r>
-        <w:t xml:space="preserve"> </w:t>
-      </w:r>
-      <w:r>
-        <w:t xml:space="preserve">can be summarized as follows:</w:t>
-      </w:r>
-    </w:p>
-    <w:p>
-      <w:pPr>
-        <w:pStyle w:val="Compact"/>
-        <w:numPr>
-          <w:ilvl w:val="0"/>
-          <w:numId w:val="1061"/>
-        </w:numPr>
-      </w:pPr>
-      <w:r>
-        <w:t xml:space="preserve">Learning is situated and contextualized in action and everyday situations;</w:t>
-      </w:r>
-    </w:p>
-    <w:p>
-      <w:pPr>
-        <w:pStyle w:val="Compact"/>
-        <w:numPr>
-          <w:ilvl w:val="0"/>
-          <w:numId w:val="1061"/>
-        </w:numPr>
-      </w:pPr>
-      <w:r>
-        <w:t xml:space="preserve">Knowledge is acquired through active participation;</w:t>
-      </w:r>
-    </w:p>
-    <w:p>
-      <w:pPr>
-        <w:pStyle w:val="Compact"/>
-        <w:numPr>
-          <w:ilvl w:val="0"/>
-          <w:numId w:val="1061"/>
-        </w:numPr>
-      </w:pPr>
-      <w:r>
-        <w:t xml:space="preserve">Learning is a process of social action and engagement involving ways of thinking, doing and communicating;</w:t>
-      </w:r>
-    </w:p>
-    <w:p>
-      <w:pPr>
-        <w:pStyle w:val="Compact"/>
-        <w:numPr>
-          <w:ilvl w:val="0"/>
-          <w:numId w:val="1061"/>
-        </w:numPr>
-      </w:pPr>
-      <w:r>
-        <w:t xml:space="preserve">Learning can be assisted by experts or supportive others and through apprenticeship;</w:t>
-      </w:r>
-    </w:p>
-    <w:p>
-      <w:pPr>
-        <w:pStyle w:val="Compact"/>
-        <w:numPr>
-          <w:ilvl w:val="0"/>
-          <w:numId w:val="1061"/>
-        </w:numPr>
-      </w:pPr>
-      <w:r>
-        <w:t xml:space="preserve">Learning is a form of participation in social environments” (McLoughlin &amp; Oliver, 2000, p. 61).</w:t>
-      </w:r>
-    </w:p>
-    <w:p>
-      <w:pPr>
-        <w:pStyle w:val="FirstParagraph"/>
-      </w:pPr>
-      <w:r>
-        <w:t xml:space="preserve">Culturally-inclusive teaching, therefore, must take context into consideration, acknowledge cultural differences in knowledge production and learning theory, and provide opportunities for learners to reflect on their own cultural beliefs and how they inform the concepts and knowledge they are learning.</w:t>
-      </w:r>
-      <w:r>
-        <w:t xml:space="preserve"> </w:t>
-      </w:r>
-      <w:r>
-        <w:t xml:space="preserve">“Culturally-responsive teaching engages students in self-awareness activities that lead to reflection on cultural assumptions”</w:t>
-      </w:r>
-      <w:r>
-        <w:t xml:space="preserve"> </w:t>
-      </w:r>
-      <w:r>
-        <w:t xml:space="preserve">(Irish &amp; Scrubb, 2012, para. 2.).</w:t>
-      </w:r>
-    </w:p>
-    <w:p>
-      <w:pPr>
-        <w:pStyle w:val="BodyText"/>
-      </w:pPr>
-      <w:r>
-        <w:t xml:space="preserve">As you design your lesson plan, you will need to incorporate culturally-inclusive teaching and learning strategies into the various aspects of the lesson.</w:t>
-      </w:r>
-    </w:p>
-    <w:p>
-      <w:pPr>
-        <w:pStyle w:val="Heading3"/>
-      </w:pPr>
-      <w:r>
-        <w:t xml:space="preserve">4.3.1 Activity: Prepare for Lesson Plan 2: Cultural Competency</w:t>
-      </w:r>
-    </w:p>
-    <w:p>
-      <w:pPr>
-        <w:pStyle w:val="FirstParagraph"/>
-      </w:pPr>
-      <w:r>
-        <w:t xml:space="preserve">In preparation for designing this lesson plan, review these materials, as well as materials from previous courses (such as LDRS 662 Culturally Inclusive Teaching and Learning) related to culturally competent teaching:</w:t>
-      </w:r>
-    </w:p>
-    <w:p>
-      <w:pPr>
-        <w:pStyle w:val="Compact"/>
-        <w:numPr>
-          <w:ilvl w:val="0"/>
-          <w:numId w:val="1062"/>
-        </w:numPr>
-      </w:pPr>
-      <w:r>
-        <w:t xml:space="preserve">LaFever, M. (2016). Switching from Bloom to the Medicine Wheel: Creating learning outcomes that support Indigenous ways of knowing in post-secondary education. Intercultural Education.</w:t>
-      </w:r>
-      <w:r>
-        <w:t xml:space="preserve"> </w:t>
-      </w:r>
-      <w:hyperlink r:id="rId61">
-        <w:r>
-          <w:rPr>
-            <w:rStyle w:val="Hyperlink"/>
-          </w:rPr>
-          <w:t xml:space="preserve">https://www.tandfonline.com/doi/abs/10.1080/14675986.2016.1240496</w:t>
-        </w:r>
-      </w:hyperlink>
-    </w:p>
-    <w:p>
-      <w:pPr>
-        <w:pStyle w:val="Compact"/>
-        <w:numPr>
-          <w:ilvl w:val="0"/>
-          <w:numId w:val="1062"/>
-        </w:numPr>
-      </w:pPr>
-      <w:r>
-        <w:t xml:space="preserve">Page, C. (2021). Foundations of intercultural teaching. Kwantlen Polytechnic University.</w:t>
-      </w:r>
-      <w:r>
-        <w:t xml:space="preserve"> </w:t>
-      </w:r>
-      <w:hyperlink r:id="rId62">
-        <w:r>
-          <w:rPr>
-            <w:rStyle w:val="Hyperlink"/>
-          </w:rPr>
-          <w:t xml:space="preserve">https://kpu.pressbooks.pub/foundationsofinterculturalteaching/</w:t>
-        </w:r>
-      </w:hyperlink>
-    </w:p>
-    <w:p>
-      <w:pPr>
-        <w:pStyle w:val="Compact"/>
-        <w:numPr>
-          <w:ilvl w:val="0"/>
-          <w:numId w:val="1062"/>
-        </w:numPr>
-      </w:pPr>
-      <w:r>
-        <w:t xml:space="preserve">Kiper, J. (2020, September 30). Knowing across cultures. Anthropology News.</w:t>
-      </w:r>
-      <w:r>
-        <w:t xml:space="preserve"> </w:t>
-      </w:r>
-      <w:hyperlink r:id="rId63">
-        <w:r>
-          <w:rPr>
-            <w:rStyle w:val="Hyperlink"/>
-          </w:rPr>
-          <w:t xml:space="preserve">https://www.anthropology-news.org/articles/knowing-across-cultures/teele,</w:t>
-        </w:r>
-      </w:hyperlink>
-      <w:r>
-        <w:t xml:space="preserve"> </w:t>
-      </w:r>
-      <w:r>
-        <w:t xml:space="preserve">D. &amp; Cohn-Vargas, B. (2014).</w:t>
-      </w:r>
-      <w:hyperlink r:id="rId64">
-        <w:r>
-          <w:rPr>
-            <w:rStyle w:val="Hyperlink"/>
-          </w:rPr>
-          <w:t xml:space="preserve">Identity safe classrooms are places where students can belong and learn.</w:t>
-        </w:r>
-      </w:hyperlink>
-      <w:r>
-        <w:t xml:space="preserve"> </w:t>
-      </w:r>
-      <w:r>
-        <w:t xml:space="preserve">Stanford Graduate School of Education, Stanford Center for Opportunity Policy in Education.</w:t>
-      </w:r>
-    </w:p>
-    <w:p>
-      <w:pPr>
-        <w:pStyle w:val="Compact"/>
-        <w:numPr>
-          <w:ilvl w:val="0"/>
-          <w:numId w:val="1062"/>
-        </w:numPr>
-      </w:pPr>
-      <w:r>
-        <w:t xml:space="preserve">Steele, D. &amp; Cohn-Vargas, B. (2014).</w:t>
-      </w:r>
-      <w:r>
-        <w:t xml:space="preserve"> </w:t>
-      </w:r>
-      <w:hyperlink r:id="rId64">
-        <w:r>
-          <w:rPr>
-            <w:rStyle w:val="Hyperlink"/>
-          </w:rPr>
-          <w:t xml:space="preserve">Identity safe classrooms are places where students can belong and learn.</w:t>
-        </w:r>
-      </w:hyperlink>
-      <w:r>
-        <w:t xml:space="preserve"> </w:t>
-      </w:r>
-      <w:r>
-        <w:t xml:space="preserve">Stanford Graduate School of Education, Stanford Center for Opportunity Policy in Education.</w:t>
-      </w:r>
-    </w:p>
-    <w:p>
-      <w:pPr>
-        <w:pStyle w:val="FirstParagraph"/>
-      </w:pPr>
-      <w:r>
-        <w:t xml:space="preserve">As you recall your learning in LDRS 662 Culturally Inclusive Teaching and Learning and other courses, consider 2-3 concepts or teaching strategies you have learned related to creating culturally inclusive learning experiences. In the Collaborative White Board, share those concepts/strategies with other learners.</w:t>
+        </w:rPr>
+        <w:t xml:space="preserve">Author URL: </w:t>
+      </w:r>
+      <w:r>
+        <w:rPr>
+          <w:sz w:val="16"/>
+          <w:szCs w:val="16"/>
+        </w:rPr>
+        <w:t xml:space="preserve"/>
+      </w:r>
+      <w:r>
+        <w:br/>
+      </w:r>
+      <w:r>
+        <w:rPr>
+          <w:sz w:val="16"/>
+          <w:szCs w:val="16"/>
+          <w:b/>
+        </w:rPr>
+        <w:t xml:space="preserve">Copyright: </w:t>
+      </w:r>
+      <w:r>
+        <w:br/>
+      </w:r>
+      <w:r>
+        <w:rPr>
+          <w:sz w:val="16"/>
+          <w:szCs w:val="16"/>
+          <w:b/>
+        </w:rPr>
+        <w:t xml:space="preserve">License Text: </w:t>
+      </w:r>
+      <w:r>
+        <w:br/>
+      </w:r>
+      <w:r>
+        <w:rPr>
+          <w:sz w:val="16"/>
+          <w:szCs w:val="16"/>
+          <w:b/>
+        </w:rPr>
+        <w:t xml:space="preserve">License URL: </w:t>
+      </w:r>
+      <w:r>
+        <w:rPr>
+          <w:sz w:val="16"/>
+          <w:szCs w:val="16"/>
+        </w:rPr>
+        <w:t xml:space="preserve"/>
       </w:r>
     </w:p>
     <w:tbl>
       <w:tblPr>
         <w:tblStyle w:val="Table"/>
+        <w:tblW w:type="pct" w:w="5000"/>
+        <w:tblLayout w:type="fixed"/>
         <w:tblLook w:firstRow="0" w:lastRow="0" w:firstColumn="0" w:lastColumn="0" w:noHBand="0" w:noVBand="0" w:val="0000"/>
-        <w:tblBorders>
-          <w:left w:val="single" w:sz="24" w:space="0" w:color="CC1914"/>
-        </w:tblBorders>
-        <w:tblCellMar>
-          <w:left w:w="0" w:type="dxa"/>
-          <w:right w:w="0" w:type="dxa"/>
-        </w:tblCellMar>
-        <w:tblInd w:w="164" w:type="dxa"/>
       </w:tblPr>
+      <w:tblGrid>
+        <w:gridCol w:w="7920"/>
+      </w:tblGrid>
       <w:tr>
-        <w:trPr>
-          <w:cantSplit/>
-        </w:trPr>
-        <w:tc>
-          <w:tcPr>
-            <w:tcMar>
-              <w:left w:w="144" w:type="dxa"/>
-              <w:right w:w="144" w:type="dxa"/>
-            </w:tcMar>
-          </w:tcPr>
-          <w:p>
-            <w:pPr>
-              <w:pStyle w:val="BodyText"/>
-            </w:pPr>
-            <w:pPr>
-              <w:spacing w:before="0" w:after="8"/>
+        <w:tc>
+          <w:tcPr/>
+          <w:p>
+            <w:pPr>
               <w:jc w:val="center"/>
+            </w:pPr>
+            <w:pPr>
+              <w:jc w:val="left"/>
             </w:pPr>
             <w:r>
               <w:drawing>
                 <wp:inline>
-                  <wp:extent cx="152400" cy="152400"/>
+                  <wp:extent cx="4013200" cy="4292600"/>
                   <wp:effectExtent b="0" l="0" r="0" t="0"/>
-                  <wp:docPr descr="" title="" id="66" name="Picture"/>
+                  <wp:docPr descr="" title="" id="57" name="Picture"/>
                   <a:graphic>
                     <a:graphicData uri="http://schemas.openxmlformats.org/drawingml/2006/picture">
                       <pic:pic>
                         <pic:nvPicPr>
-                          <pic:cNvPr descr="/Users/chloe.chang/Applications/quarto/share/formats/docx/important.png" id="67" name="Picture"/>
+                          <pic:cNvPr descr="assets/u4/image2.jpg" id="58" name="Picture"/>
                           <pic:cNvPicPr>
                             <a:picLocks noChangeArrowheads="1" noChangeAspect="1"/>
                           </pic:cNvPicPr>
                         </pic:nvPicPr>
                         <pic:blipFill>
-                          <a:blip r:embed="rId65"/>
+                          <a:blip r:embed="rId56"/>
                           <a:stretch>
                             <a:fillRect/>
                           </a:stretch>
@@ -10517,7 +10442,7 @@
                         <pic:spPr bwMode="auto">
                           <a:xfrm>
                             <a:off x="0" y="0"/>
-                            <a:ext cx="152400" cy="152400"/>
+                            <a:ext cx="4013200" cy="4292600"/>
                           </a:xfrm>
                           <a:prstGeom prst="rect">
                             <a:avLst/>
@@ -10537,47 +10462,6 @@
             </w:r>
           </w:p>
         </w:tc>
-        <w:tc>
-          <w:p>
-            <w:pPr>
-              <w:pStyle w:val="BodyText"/>
-            </w:pPr>
-            <w:pPr>
-              <w:spacing w:before="16" w:after="64"/>
-            </w:pPr>
-            <w:r>
-              <w:rPr>
-                <w:b/>
-                <w:bCs/>
-              </w:rPr>
-              <w:t xml:space="preserve">Note from Production</w:t>
-            </w:r>
-          </w:p>
-          <w:p>
-            <w:pPr>
-              <w:pStyle w:val="BodyText"/>
-            </w:pPr>
-            <w:r>
-              <w:t xml:space="preserve">Comment(s) from Werd:</w:t>
-            </w:r>
-          </w:p>
-          <w:p>
-            <w:pPr>
-              <w:pStyle w:val="BodyText"/>
-            </w:pPr>
-            <w:r>
-              <w:t xml:space="preserve">Reference: Collaborative White Board,</w:t>
-            </w:r>
-          </w:p>
-          <w:p>
-            <w:pPr>
-              <w:pStyle w:val="BodyText"/>
-            </w:pPr>
-            <w:r>
-              <w:t xml:space="preserve">Comment: Collaborative White Board Ran Kang | 2026-02-10T14:20:21</w:t>
-            </w:r>
-          </w:p>
-        </w:tc>
       </w:tr>
     </w:tbl>
     <w:p>
@@ -10586,6 +10470,237 @@
       </w:pPr>
       <w:r>
         <w:rPr>
+          <w:color w:val="f4a6d2"/>
+          <w:sz w:val="24"/>
+          <w:szCs w:val="24"/>
+          <w:b/>
+        </w:rPr>
+        <w:t xml:space="preserve">&lt;End fig-image&gt;</w:t>
+      </w:r>
+    </w:p>
+    <w:p>
+      <w:pPr>
+        <w:pStyle w:val="BodyText"/>
+      </w:pPr>
+      <w:r>
+        <w:rPr>
+          <w:color w:val="7f1caa"/>
+          <w:sz w:val="24"/>
+          <w:szCs w:val="24"/>
+          <w:b/>
+        </w:rPr>
+        <w:t xml:space="preserve">&lt;End figure&gt;</w:t>
+      </w:r>
+    </w:p>
+    <w:p>
+      <w:pPr>
+        <w:pStyle w:val="BodyText"/>
+      </w:pPr>
+      <w:r>
+        <w:rPr>
+          <w:i/>
+          <w:iCs/>
+        </w:rPr>
+        <w:t xml:space="preserve">Source:</w:t>
+      </w:r>
+      <w:r>
+        <w:t xml:space="preserve"> </w:t>
+      </w:r>
+      <w:r>
+        <w:t xml:space="preserve">Created by C. Madland.</w:t>
+      </w:r>
+    </w:p>
+    <w:p>
+      <w:pPr>
+        <w:pStyle w:val="Heading3"/>
+      </w:pPr>
+      <w:r>
+        <w:t xml:space="preserve">4.2.1 Activity: Prepare for Lesson Plan 1: Authentic and Inclusive Learning Experiences</w:t>
+      </w:r>
+    </w:p>
+    <w:p>
+      <w:pPr>
+        <w:pStyle w:val="FirstParagraph"/>
+      </w:pPr>
+      <w:r>
+        <w:rPr>
+          <w:color w:val="6ecfb1"/>
+          <w:sz w:val="24"/>
+          <w:szCs w:val="24"/>
+          <w:b/>
+        </w:rPr>
+        <w:t xml:space="preserve">&lt;Begin learning-activity&gt;</w:t>
+      </w:r>
+    </w:p>
+    <w:p>
+      <w:pPr>
+        <w:pStyle w:val="BodyText"/>
+      </w:pPr>
+      <w:r>
+        <w:rPr>
+          <w:sz w:val="16"/>
+          <w:szCs w:val="16"/>
+          <w:b/>
+        </w:rPr>
+        <w:t xml:space="preserve">Estimated Time</w:t>
+      </w:r>
+      <w:r>
+        <w:rPr>
+          <w:sz w:val="16"/>
+          <w:szCs w:val="16"/>
+          <w:b/>
+        </w:rPr>
+        <w:t xml:space="preserve">: </w:t>
+      </w:r>
+      <w:r>
+        <w:rPr>
+          <w:sz w:val="16"/>
+          <w:szCs w:val="16"/>
+        </w:rPr>
+        <w:t xml:space="preserve"/>
+      </w:r>
+    </w:p>
+    <w:p>
+      <w:pPr>
+        <w:pStyle w:val="BodyText"/>
+      </w:pPr>
+      <w:r>
+        <w:t xml:space="preserve">In preparation for designing this lesson plan, review these materials, as well as materials from previous courses related to this concept.</w:t>
+      </w:r>
+    </w:p>
+    <w:p>
+      <w:pPr>
+        <w:pStyle w:val="BodyText"/>
+      </w:pPr>
+      <w:r>
+        <w:t xml:space="preserve">Review the three learning community models you studied in LDRS 664:</w:t>
+      </w:r>
+    </w:p>
+    <w:p>
+      <w:pPr>
+        <w:pStyle w:val="Compact"/>
+        <w:numPr>
+          <w:ilvl w:val="0"/>
+          <w:numId w:val="1059"/>
+        </w:numPr>
+      </w:pPr>
+      <w:r>
+        <w:t xml:space="preserve">Pyramid Model of Learning Communities in Brower, A. &amp; Dettinger, K. (1998). What is a learning community?: Toward a comprehensive model.</w:t>
+      </w:r>
+      <w:r>
+        <w:t xml:space="preserve"> </w:t>
+      </w:r>
+      <w:r>
+        <w:rPr>
+          <w:i/>
+          <w:iCs/>
+        </w:rPr>
+        <w:t xml:space="preserve">About Campus: Enriching the Student Experience. 3</w:t>
+      </w:r>
+      <w:r>
+        <w:t xml:space="preserve">(5), 15-21.</w:t>
+      </w:r>
+    </w:p>
+    <w:p>
+      <w:pPr>
+        <w:pStyle w:val="Compact"/>
+        <w:numPr>
+          <w:ilvl w:val="0"/>
+          <w:numId w:val="1059"/>
+        </w:numPr>
+      </w:pPr>
+      <w:r>
+        <w:t xml:space="preserve">Trinity Community of Inquiry in Madland, C. (2017). The Trinity Community of Inquiry. Creative Commons License.</w:t>
+      </w:r>
+    </w:p>
+    <w:p>
+      <w:pPr>
+        <w:pStyle w:val="Compact"/>
+        <w:numPr>
+          <w:ilvl w:val="0"/>
+          <w:numId w:val="1059"/>
+        </w:numPr>
+      </w:pPr>
+      <w:r>
+        <w:t xml:space="preserve">Community of Truth in Palmer, P. (2017).</w:t>
+      </w:r>
+      <w:r>
+        <w:t xml:space="preserve"> </w:t>
+      </w:r>
+      <w:r>
+        <w:rPr>
+          <w:i/>
+          <w:iCs/>
+        </w:rPr>
+        <w:t xml:space="preserve">The courage to teach: Exploring the inner landscape of a teacher’s life.</w:t>
+      </w:r>
+      <w:r>
+        <w:t xml:space="preserve"> </w:t>
+      </w:r>
+      <w:r>
+        <w:t xml:space="preserve">Wiley.</w:t>
+      </w:r>
+    </w:p>
+    <w:p>
+      <w:pPr>
+        <w:pStyle w:val="FirstParagraph"/>
+      </w:pPr>
+      <w:r>
+        <w:t xml:space="preserve">As you recall what you learned in LDRS 664 Creating Authentic Learning Communities and other courses, consider 2-3 concepts or teaching strategies you learned related to creating authentic and inclusive learning experiences. In the Collaborative White Board, share those concepts/strategies with other learners.</w:t>
+      </w:r>
+    </w:p>
+    <w:p>
+      <w:pPr>
+        <w:pStyle w:val="Compact"/>
+        <w:numPr>
+          <w:ilvl w:val="0"/>
+          <w:numId w:val="1060"/>
+        </w:numPr>
+      </w:pPr>
+      <w:r>
+        <w:t xml:space="preserve">Review:</w:t>
+      </w:r>
+      <w:r>
+        <w:t xml:space="preserve"> </w:t>
+      </w:r>
+      <w:hyperlink r:id="rId59">
+        <w:r>
+          <w:rPr>
+            <w:rStyle w:val="Hyperlink"/>
+          </w:rPr>
+          <w:t xml:space="preserve">Liberating structures: Including and unleashing everyone.</w:t>
+        </w:r>
+      </w:hyperlink>
+    </w:p>
+    <w:p>
+      <w:pPr>
+        <w:pStyle w:val="Compact"/>
+        <w:numPr>
+          <w:ilvl w:val="0"/>
+          <w:numId w:val="1060"/>
+        </w:numPr>
+      </w:pPr>
+      <w:r>
+        <w:t xml:space="preserve">Watch the following video from:</w:t>
+      </w:r>
+      <w:r>
+        <w:t xml:space="preserve"> </w:t>
+      </w:r>
+      <w:hyperlink r:id="rId60">
+        <w:r>
+          <w:rPr>
+            <w:rStyle w:val="Hyperlink"/>
+          </w:rPr>
+          <w:t xml:space="preserve">Liberating structures.</w:t>
+        </w:r>
+      </w:hyperlink>
+    </w:p>
+    <w:p>
+      <w:pPr>
+        <w:pStyle w:val="FirstParagraph"/>
+      </w:pPr>
+      <w:r>
+        <w:rPr>
           <w:b/>
           <w:bCs/>
         </w:rPr>
@@ -10597,10 +10712,446 @@
         <w:pStyle w:val="Compact"/>
         <w:numPr>
           <w:ilvl w:val="0"/>
+          <w:numId w:val="1061"/>
+        </w:numPr>
+      </w:pPr>
+      <w:r>
+        <w:t xml:space="preserve">Select a course and lesson you are teaching/facilitating (or may facilitate in the future).</w:t>
+      </w:r>
+    </w:p>
+    <w:p>
+      <w:pPr>
+        <w:pStyle w:val="Compact"/>
+        <w:numPr>
+          <w:ilvl w:val="0"/>
+          <w:numId w:val="1061"/>
+        </w:numPr>
+      </w:pPr>
+      <w:r>
+        <w:t xml:space="preserve">Consider the learning outcome for the lesson plan you will design.</w:t>
+      </w:r>
+    </w:p>
+    <w:p>
+      <w:pPr>
+        <w:pStyle w:val="Compact"/>
+        <w:numPr>
+          <w:ilvl w:val="0"/>
+          <w:numId w:val="1061"/>
+        </w:numPr>
+      </w:pPr>
+      <w:r>
+        <w:t xml:space="preserve">Take a look at the Liberating Structures menu and browse through some of the activities.</w:t>
+      </w:r>
+    </w:p>
+    <w:p>
+      <w:pPr>
+        <w:pStyle w:val="Compact"/>
+        <w:numPr>
+          <w:ilvl w:val="0"/>
+          <w:numId w:val="1061"/>
+        </w:numPr>
+      </w:pPr>
+      <w:r>
+        <w:t xml:space="preserve">Which of these Liberating Structures could you use to facilitate learning in this course/lesson?</w:t>
+      </w:r>
+    </w:p>
+    <w:p>
+      <w:pPr>
+        <w:pStyle w:val="Compact"/>
+        <w:numPr>
+          <w:ilvl w:val="0"/>
+          <w:numId w:val="1061"/>
+        </w:numPr>
+      </w:pPr>
+      <w:r>
+        <w:t xml:space="preserve">What activities would work in an online setting – such as an asynchronous discussion activity or a synchronous Zoom meeting with a class?</w:t>
+      </w:r>
+    </w:p>
+    <w:p>
+      <w:pPr>
+        <w:pStyle w:val="Compact"/>
+        <w:numPr>
+          <w:ilvl w:val="0"/>
+          <w:numId w:val="1061"/>
+        </w:numPr>
+      </w:pPr>
+      <w:r>
+        <w:t xml:space="preserve">Make note of which activities you’re interested in, and think about how they could be used in a learning activity to ensure students achieve a lesson learning outcome.</w:t>
+      </w:r>
+    </w:p>
+    <w:p>
+      <w:pPr>
+        <w:pStyle w:val="FirstParagraph"/>
+      </w:pPr>
+      <w:r>
+        <w:rPr>
+          <w:color w:val="6ecfb1"/>
+          <w:sz w:val="24"/>
+          <w:szCs w:val="24"/>
+          <w:b/>
+        </w:rPr>
+        <w:t xml:space="preserve">&lt;End learning-activity&gt;</w:t>
+      </w:r>
+    </w:p>
+    <w:p>
+      <w:pPr>
+        <w:pStyle w:val="Heading2"/>
+      </w:pPr>
+      <w:r>
+        <w:t xml:space="preserve">4.3 Lesson Plan 2: Cultural Competency</w:t>
+      </w:r>
+    </w:p>
+    <w:p>
+      <w:pPr>
+        <w:pStyle w:val="FirstParagraph"/>
+      </w:pPr>
+      <w:r>
+        <w:t xml:space="preserve">The second lesson plan you will design in this unit integrates strategies to ensure the learning environment and learning activities demonstrate cultural competency principles.</w:t>
+      </w:r>
+    </w:p>
+    <w:p>
+      <w:pPr>
+        <w:pStyle w:val="BodyText"/>
+      </w:pPr>
+      <w:r>
+        <w:t xml:space="preserve">Cultural identity is a critical component of who we are as humans in this world, and as such, culture influences our teaching and learning experiences. Because culture makes up such a significant part of our identity, as you facilitate learning – particularly in a culture different from your own – you will be challenged to think deeply about your own cultural identity, as well as your internal and external beliefs and assumptions about other cultures.</w:t>
+      </w:r>
+    </w:p>
+    <w:p>
+      <w:pPr>
+        <w:pStyle w:val="BodyText"/>
+      </w:pPr>
+      <w:r>
+        <w:t xml:space="preserve">Cross et al. (1989) identified five elements of cultural competency, which will provide a framework for learning in this course. These include:</w:t>
+      </w:r>
+      <w:r>
+        <w:t xml:space="preserve"> </w:t>
+      </w:r>
+      <w:r>
+        <w:t xml:space="preserve">“(1) valuing diversity, (2) having the capacity for cultural self-assessment, (3) being conscious of the dynamics inherent when cultures interact, (4) having institutionalized culture knowledge, and (5) having developed adaptations to service delivery reflecting an understanding of cultural diversity”</w:t>
+      </w:r>
+      <w:r>
+        <w:t xml:space="preserve"> </w:t>
+      </w:r>
+      <w:r>
+        <w:t xml:space="preserve">(Cross, Bazron et al. 1989, as cited in Laffier et al., 2017, p. 150). A culturally-inclusive pedagogy acknowledges that culture informs both learning and teaching; learning is situated within a specific cultural context, which informs the ways we understand knowledge and learning, our expectations for the learning experience, our beliefs about the role of teachers, and our engagement with new content and ideas.</w:t>
+      </w:r>
+    </w:p>
+    <w:p>
+      <w:pPr>
+        <w:pStyle w:val="BodyText"/>
+      </w:pPr>
+      <w:r>
+        <w:t xml:space="preserve">Culturally-inclusive teaching challenges us to engage with our own cultural identify, consider ways in which our teaching/learning experiences are informed by our cultural beliefs, and reflect on how our understanding of how knowledge is constructed and known is also directly influenced by cultural beliefs. Everything we learn is situated within our own cultural contexts – and important consideration as we design learning experiences for students.</w:t>
+      </w:r>
+    </w:p>
+    <w:p>
+      <w:pPr>
+        <w:pStyle w:val="BodyText"/>
+      </w:pPr>
+      <w:r>
+        <w:t xml:space="preserve">“Situated cognition”</w:t>
+      </w:r>
+      <w:r>
+        <w:t xml:space="preserve"> </w:t>
+      </w:r>
+      <w:r>
+        <w:t xml:space="preserve">can be summarized as follows:</w:t>
+      </w:r>
+    </w:p>
+    <w:p>
+      <w:pPr>
+        <w:pStyle w:val="Compact"/>
+        <w:numPr>
+          <w:ilvl w:val="0"/>
+          <w:numId w:val="1062"/>
+        </w:numPr>
+      </w:pPr>
+      <w:r>
+        <w:t xml:space="preserve">Learning is situated and contextualized in action and everyday situations;</w:t>
+      </w:r>
+    </w:p>
+    <w:p>
+      <w:pPr>
+        <w:pStyle w:val="Compact"/>
+        <w:numPr>
+          <w:ilvl w:val="0"/>
+          <w:numId w:val="1062"/>
+        </w:numPr>
+      </w:pPr>
+      <w:r>
+        <w:t xml:space="preserve">Knowledge is acquired through active participation;</w:t>
+      </w:r>
+    </w:p>
+    <w:p>
+      <w:pPr>
+        <w:pStyle w:val="Compact"/>
+        <w:numPr>
+          <w:ilvl w:val="0"/>
+          <w:numId w:val="1062"/>
+        </w:numPr>
+      </w:pPr>
+      <w:r>
+        <w:t xml:space="preserve">Learning is a process of social action and engagement involving ways of thinking, doing and communicating;</w:t>
+      </w:r>
+    </w:p>
+    <w:p>
+      <w:pPr>
+        <w:pStyle w:val="Compact"/>
+        <w:numPr>
+          <w:ilvl w:val="0"/>
+          <w:numId w:val="1062"/>
+        </w:numPr>
+      </w:pPr>
+      <w:r>
+        <w:t xml:space="preserve">Learning can be assisted by experts or supportive others and through apprenticeship;</w:t>
+      </w:r>
+    </w:p>
+    <w:p>
+      <w:pPr>
+        <w:pStyle w:val="Compact"/>
+        <w:numPr>
+          <w:ilvl w:val="0"/>
+          <w:numId w:val="1062"/>
+        </w:numPr>
+      </w:pPr>
+      <w:r>
+        <w:t xml:space="preserve">Learning is a form of participation in social environments” (McLoughlin &amp; Oliver, 2000, p. 61).</w:t>
+      </w:r>
+    </w:p>
+    <w:p>
+      <w:pPr>
+        <w:pStyle w:val="FirstParagraph"/>
+      </w:pPr>
+      <w:r>
+        <w:t xml:space="preserve">Culturally-inclusive teaching, therefore, must take context into consideration, acknowledge cultural differences in knowledge production and learning theory, and provide opportunities for learners to reflect on their own cultural beliefs and how they inform the concepts and knowledge they are learning.</w:t>
+      </w:r>
+      <w:r>
+        <w:t xml:space="preserve"> </w:t>
+      </w:r>
+      <w:r>
+        <w:t xml:space="preserve">“Culturally-responsive teaching engages students in self-awareness activities that lead to reflection on cultural assumptions”</w:t>
+      </w:r>
+      <w:r>
+        <w:t xml:space="preserve"> </w:t>
+      </w:r>
+      <w:r>
+        <w:t xml:space="preserve">(Irish &amp; Scrubb, 2012, para. 2.).</w:t>
+      </w:r>
+    </w:p>
+    <w:p>
+      <w:pPr>
+        <w:pStyle w:val="BodyText"/>
+      </w:pPr>
+      <w:r>
+        <w:t xml:space="preserve">As you design your lesson plan, you will need to incorporate culturally-inclusive teaching and learning strategies into the various aspects of the lesson.</w:t>
+      </w:r>
+    </w:p>
+    <w:p>
+      <w:pPr>
+        <w:pStyle w:val="Heading3"/>
+      </w:pPr>
+      <w:r>
+        <w:t xml:space="preserve">4.3.1 Activity: Prepare for Lesson Plan 2: Cultural Competency</w:t>
+      </w:r>
+    </w:p>
+    <w:p>
+      <w:pPr>
+        <w:pStyle w:val="FirstParagraph"/>
+      </w:pPr>
+      <w:r>
+        <w:rPr>
+          <w:color w:val="6ecfb1"/>
+          <w:sz w:val="24"/>
+          <w:szCs w:val="24"/>
+          <w:b/>
+        </w:rPr>
+        <w:t xml:space="preserve">&lt;Begin learning-activity&gt;</w:t>
+      </w:r>
+    </w:p>
+    <w:p>
+      <w:pPr>
+        <w:pStyle w:val="BodyText"/>
+      </w:pPr>
+      <w:r>
+        <w:rPr>
+          <w:sz w:val="16"/>
+          <w:szCs w:val="16"/>
+          <w:b/>
+        </w:rPr>
+        <w:t xml:space="preserve">Estimated Time</w:t>
+      </w:r>
+      <w:r>
+        <w:rPr>
+          <w:sz w:val="16"/>
+          <w:szCs w:val="16"/>
+          <w:b/>
+        </w:rPr>
+        <w:t xml:space="preserve">: </w:t>
+      </w:r>
+      <w:r>
+        <w:rPr>
+          <w:sz w:val="16"/>
+          <w:szCs w:val="16"/>
+        </w:rPr>
+        <w:t xml:space="preserve"/>
+      </w:r>
+    </w:p>
+    <w:p>
+      <w:pPr>
+        <w:pStyle w:val="BodyText"/>
+      </w:pPr>
+      <w:r>
+        <w:t xml:space="preserve">In preparation for designing this lesson plan, review these materials, as well as materials from previous courses (such as LDRS 662 Culturally Inclusive Teaching and Learning) related to culturally competent teaching:</w:t>
+      </w:r>
+    </w:p>
+    <w:p>
+      <w:pPr>
+        <w:pStyle w:val="Compact"/>
+        <w:numPr>
+          <w:ilvl w:val="0"/>
           <w:numId w:val="1063"/>
         </w:numPr>
       </w:pPr>
       <w:r>
+        <w:t xml:space="preserve">LaFever, M. (2016). Switching from Bloom to the Medicine Wheel: Creating learning outcomes that support Indigenous ways of knowing in post-secondary education. Intercultural Education.</w:t>
+      </w:r>
+      <w:r>
+        <w:t xml:space="preserve"> </w:t>
+      </w:r>
+      <w:hyperlink r:id="rId61">
+        <w:r>
+          <w:rPr>
+            <w:rStyle w:val="Hyperlink"/>
+          </w:rPr>
+          <w:t xml:space="preserve">https://www.tandfonline.com/doi/abs/10.1080/14675986.2016.1240496</w:t>
+        </w:r>
+      </w:hyperlink>
+    </w:p>
+    <w:p>
+      <w:pPr>
+        <w:pStyle w:val="Compact"/>
+        <w:numPr>
+          <w:ilvl w:val="0"/>
+          <w:numId w:val="1063"/>
+        </w:numPr>
+      </w:pPr>
+      <w:r>
+        <w:t xml:space="preserve">Page, C. (2021). Foundations of intercultural teaching. Kwantlen Polytechnic University.</w:t>
+      </w:r>
+      <w:r>
+        <w:t xml:space="preserve"> </w:t>
+      </w:r>
+      <w:hyperlink r:id="rId62">
+        <w:r>
+          <w:rPr>
+            <w:rStyle w:val="Hyperlink"/>
+          </w:rPr>
+          <w:t xml:space="preserve">https://kpu.pressbooks.pub/foundationsofinterculturalteaching/</w:t>
+        </w:r>
+      </w:hyperlink>
+    </w:p>
+    <w:p>
+      <w:pPr>
+        <w:pStyle w:val="Compact"/>
+        <w:numPr>
+          <w:ilvl w:val="0"/>
+          <w:numId w:val="1063"/>
+        </w:numPr>
+      </w:pPr>
+      <w:r>
+        <w:t xml:space="preserve">Kiper, J. (2020, September 30). Knowing across cultures. Anthropology News.</w:t>
+      </w:r>
+      <w:r>
+        <w:t xml:space="preserve"> </w:t>
+      </w:r>
+      <w:hyperlink r:id="rId63">
+        <w:r>
+          <w:rPr>
+            <w:rStyle w:val="Hyperlink"/>
+          </w:rPr>
+          <w:t xml:space="preserve">https://www.anthropology-news.org/articles/knowing-across-cultures/teele,</w:t>
+        </w:r>
+      </w:hyperlink>
+      <w:r>
+        <w:t xml:space="preserve"> </w:t>
+      </w:r>
+      <w:r>
+        <w:t xml:space="preserve">D. &amp; Cohn-Vargas, B. (2014).</w:t>
+      </w:r>
+      <w:hyperlink r:id="rId64">
+        <w:r>
+          <w:rPr>
+            <w:rStyle w:val="Hyperlink"/>
+          </w:rPr>
+          <w:t xml:space="preserve">Identity safe classrooms are places where students can belong and learn.</w:t>
+        </w:r>
+      </w:hyperlink>
+      <w:r>
+        <w:t xml:space="preserve"> </w:t>
+      </w:r>
+      <w:r>
+        <w:t xml:space="preserve">Stanford Graduate School of Education, Stanford Center for Opportunity Policy in Education.</w:t>
+      </w:r>
+    </w:p>
+    <w:p>
+      <w:pPr>
+        <w:pStyle w:val="Compact"/>
+        <w:numPr>
+          <w:ilvl w:val="0"/>
+          <w:numId w:val="1063"/>
+        </w:numPr>
+      </w:pPr>
+      <w:r>
+        <w:t xml:space="preserve">Steele, D. &amp; Cohn-Vargas, B. (2014).</w:t>
+      </w:r>
+      <w:r>
+        <w:t xml:space="preserve"> </w:t>
+      </w:r>
+      <w:hyperlink r:id="rId64">
+        <w:r>
+          <w:rPr>
+            <w:rStyle w:val="Hyperlink"/>
+          </w:rPr>
+          <w:t xml:space="preserve">Identity safe classrooms are places where students can belong and learn.</w:t>
+        </w:r>
+      </w:hyperlink>
+      <w:r>
+        <w:t xml:space="preserve"> </w:t>
+      </w:r>
+      <w:r>
+        <w:t xml:space="preserve">Stanford Graduate School of Education, Stanford Center for Opportunity Policy in Education.</w:t>
+      </w:r>
+    </w:p>
+    <w:p>
+      <w:pPr>
+        <w:pStyle w:val="FirstParagraph"/>
+      </w:pPr>
+      <w:r>
+        <w:t xml:space="preserve">As you recall your learning in LDRS 662 Culturally Inclusive Teaching and Learning and other courses, consider 2-3 concepts or teaching strategies you have learned related to creating culturally inclusive learning experiences. In the Collaborative White Board, share those concepts/strategies with other learners.</w:t>
+      </w:r>
+    </w:p>
+    <w:p>
+      <w:pPr>
+        <w:pStyle w:val="BodyText"/>
+      </w:pPr>
+      <w:r>
+        <w:rPr>
+          <w:b/>
+          <w:bCs/>
+        </w:rPr>
+        <w:t xml:space="preserve">Questions to Consider</w:t>
+      </w:r>
+    </w:p>
+    <w:p>
+      <w:pPr>
+        <w:pStyle w:val="Compact"/>
+        <w:numPr>
+          <w:ilvl w:val="0"/>
+          <w:numId w:val="1064"/>
+        </w:numPr>
+      </w:pPr>
+      <w:r>
         <w:t xml:space="preserve">What is the cultural environment in which I am teaching? What are students’ expectations of faculty/student roles?</w:t>
       </w:r>
     </w:p>
@@ -10609,7 +11160,7 @@
         <w:pStyle w:val="Compact"/>
         <w:numPr>
           <w:ilvl w:val="0"/>
-          <w:numId w:val="1063"/>
+          <w:numId w:val="1064"/>
         </w:numPr>
       </w:pPr>
       <w:r>
@@ -10621,7 +11172,7 @@
         <w:pStyle w:val="Compact"/>
         <w:numPr>
           <w:ilvl w:val="0"/>
-          <w:numId w:val="1063"/>
+          <w:numId w:val="1064"/>
         </w:numPr>
       </w:pPr>
       <w:r>
@@ -10633,7 +11184,7 @@
         <w:pStyle w:val="Compact"/>
         <w:numPr>
           <w:ilvl w:val="0"/>
-          <w:numId w:val="1063"/>
+          <w:numId w:val="1064"/>
         </w:numPr>
       </w:pPr>
       <w:r>
@@ -10642,6 +11193,20 @@
     </w:p>
     <w:p>
       <w:pPr>
+        <w:pStyle w:val="FirstParagraph"/>
+      </w:pPr>
+      <w:r>
+        <w:rPr>
+          <w:color w:val="6ecfb1"/>
+          <w:sz w:val="24"/>
+          <w:szCs w:val="24"/>
+          <w:b/>
+        </w:rPr>
+        <w:t xml:space="preserve">&lt;End learning-activity&gt;</w:t>
+      </w:r>
+    </w:p>
+    <w:p>
+      <w:pPr>
         <w:pStyle w:val="Heading2"/>
       </w:pPr>
       <w:r>
@@ -10691,7 +11256,7 @@
         <w:pStyle w:val="Compact"/>
         <w:numPr>
           <w:ilvl w:val="0"/>
-          <w:numId w:val="1064"/>
+          <w:numId w:val="1065"/>
         </w:numPr>
       </w:pPr>
       <w:r>
@@ -10703,7 +11268,7 @@
         <w:pStyle w:val="Compact"/>
         <w:numPr>
           <w:ilvl w:val="0"/>
-          <w:numId w:val="1064"/>
+          <w:numId w:val="1065"/>
         </w:numPr>
       </w:pPr>
       <w:r>
@@ -10715,7 +11280,7 @@
         <w:pStyle w:val="Compact"/>
         <w:numPr>
           <w:ilvl w:val="0"/>
-          <w:numId w:val="1064"/>
+          <w:numId w:val="1065"/>
         </w:numPr>
       </w:pPr>
       <w:r>
@@ -10727,7 +11292,7 @@
         <w:pStyle w:val="Compact"/>
         <w:numPr>
           <w:ilvl w:val="0"/>
-          <w:numId w:val="1064"/>
+          <w:numId w:val="1065"/>
         </w:numPr>
       </w:pPr>
       <w:r>
@@ -10747,7 +11312,7 @@
         <w:pStyle w:val="Compact"/>
         <w:numPr>
           <w:ilvl w:val="0"/>
-          <w:numId w:val="1065"/>
+          <w:numId w:val="1066"/>
         </w:numPr>
       </w:pPr>
       <w:r>
@@ -10759,7 +11324,7 @@
         <w:pStyle w:val="Compact"/>
         <w:numPr>
           <w:ilvl w:val="0"/>
-          <w:numId w:val="1065"/>
+          <w:numId w:val="1066"/>
         </w:numPr>
       </w:pPr>
       <w:r>
@@ -10771,7 +11336,7 @@
         <w:pStyle w:val="Compact"/>
         <w:numPr>
           <w:ilvl w:val="0"/>
-          <w:numId w:val="1065"/>
+          <w:numId w:val="1066"/>
         </w:numPr>
       </w:pPr>
       <w:r>
@@ -10783,7 +11348,7 @@
         <w:pStyle w:val="Compact"/>
         <w:numPr>
           <w:ilvl w:val="0"/>
-          <w:numId w:val="1065"/>
+          <w:numId w:val="1066"/>
         </w:numPr>
       </w:pPr>
       <w:r>
@@ -10795,7 +11360,7 @@
         <w:pStyle w:val="Compact"/>
         <w:numPr>
           <w:ilvl w:val="0"/>
-          <w:numId w:val="1065"/>
+          <w:numId w:val="1066"/>
         </w:numPr>
       </w:pPr>
       <w:r>
@@ -10807,7 +11372,7 @@
         <w:pStyle w:val="Compact"/>
         <w:numPr>
           <w:ilvl w:val="0"/>
-          <w:numId w:val="1065"/>
+          <w:numId w:val="1066"/>
         </w:numPr>
       </w:pPr>
       <w:r>
@@ -10819,7 +11384,7 @@
         <w:pStyle w:val="Compact"/>
         <w:numPr>
           <w:ilvl w:val="0"/>
-          <w:numId w:val="1065"/>
+          <w:numId w:val="1066"/>
         </w:numPr>
       </w:pPr>
       <w:r>
@@ -10831,7 +11396,7 @@
         <w:pStyle w:val="Compact"/>
         <w:numPr>
           <w:ilvl w:val="0"/>
-          <w:numId w:val="1065"/>
+          <w:numId w:val="1066"/>
         </w:numPr>
       </w:pPr>
       <w:r>
@@ -10859,6 +11424,48 @@
         <w:pStyle w:val="FirstParagraph"/>
       </w:pPr>
       <w:r>
+        <w:rPr>
+          <w:color w:val="6ecfb1"/>
+          <w:sz w:val="24"/>
+          <w:szCs w:val="24"/>
+          <w:b/>
+        </w:rPr>
+        <w:t xml:space="preserve">&lt;Begin learning-activity&gt;</w:t>
+      </w:r>
+    </w:p>
+    <w:p>
+      <w:pPr>
+        <w:pStyle w:val="BodyText"/>
+      </w:pPr>
+      <w:r>
+        <w:rPr>
+          <w:sz w:val="16"/>
+          <w:szCs w:val="16"/>
+          <w:b/>
+        </w:rPr>
+        <w:t xml:space="preserve">Estimated Time</w:t>
+      </w:r>
+      <w:r>
+        <w:rPr>
+          <w:sz w:val="16"/>
+          <w:szCs w:val="16"/>
+          <w:b/>
+        </w:rPr>
+        <w:t xml:space="preserve">: </w:t>
+      </w:r>
+      <w:r>
+        <w:rPr>
+          <w:sz w:val="16"/>
+          <w:szCs w:val="16"/>
+        </w:rPr>
+        <w:t xml:space="preserve"/>
+      </w:r>
+    </w:p>
+    <w:p>
+      <w:pPr>
+        <w:pStyle w:val="BodyText"/>
+      </w:pPr>
+      <w:r>
         <w:t xml:space="preserve">In preparation for designing this lesson plan, review these materials, as well as materials from previous courses (such as LDRS 627, Unit 5: Teaching for Critical Thinking) related to creative and critical thinking:</w:t>
       </w:r>
     </w:p>
@@ -10867,7 +11474,7 @@
         <w:pStyle w:val="Compact"/>
         <w:numPr>
           <w:ilvl w:val="0"/>
-          <w:numId w:val="1066"/>
+          <w:numId w:val="1067"/>
         </w:numPr>
       </w:pPr>
       <w:r>
@@ -10876,7 +11483,7 @@
       <w:r>
         <w:t xml:space="preserve"> </w:t>
       </w:r>
-      <w:hyperlink r:id="rId68">
+      <w:hyperlink r:id="rId65">
         <w:r>
           <w:rPr>
             <w:rStyle w:val="Hyperlink"/>
@@ -10890,7 +11497,7 @@
         <w:pStyle w:val="Compact"/>
         <w:numPr>
           <w:ilvl w:val="0"/>
-          <w:numId w:val="1066"/>
+          <w:numId w:val="1067"/>
         </w:numPr>
       </w:pPr>
       <w:r>
@@ -10899,7 +11506,7 @@
       <w:r>
         <w:t xml:space="preserve"> </w:t>
       </w:r>
-      <w:hyperlink r:id="rId69">
+      <w:hyperlink r:id="rId66">
         <w:r>
           <w:rPr>
             <w:rStyle w:val="Hyperlink"/>
@@ -10913,7 +11520,7 @@
       <w:r>
         <w:t xml:space="preserve"> </w:t>
       </w:r>
-      <w:hyperlink r:id="rId70">
+      <w:hyperlink r:id="rId67">
         <w:r>
           <w:rPr>
             <w:rStyle w:val="Hyperlink"/>
@@ -10927,10 +11534,10 @@
         <w:pStyle w:val="Compact"/>
         <w:numPr>
           <w:ilvl w:val="0"/>
-          <w:numId w:val="1066"/>
-        </w:numPr>
-      </w:pPr>
-      <w:hyperlink r:id="rId71">
+          <w:numId w:val="1067"/>
+        </w:numPr>
+      </w:pPr>
+      <w:hyperlink r:id="rId68">
         <w:r>
           <w:rPr>
             <w:rStyle w:val="Hyperlink"/>
@@ -10950,10 +11557,10 @@
         <w:pStyle w:val="Compact"/>
         <w:numPr>
           <w:ilvl w:val="0"/>
-          <w:numId w:val="1066"/>
-        </w:numPr>
-      </w:pPr>
-      <w:hyperlink r:id="rId72">
+          <w:numId w:val="1067"/>
+        </w:numPr>
+      </w:pPr>
+      <w:hyperlink r:id="rId69">
         <w:r>
           <w:rPr>
             <w:rStyle w:val="Hyperlink"/>
@@ -10970,10 +11577,10 @@
         <w:pStyle w:val="Compact"/>
         <w:numPr>
           <w:ilvl w:val="0"/>
-          <w:numId w:val="1066"/>
-        </w:numPr>
-      </w:pPr>
-      <w:hyperlink r:id="rId73">
+          <w:numId w:val="1067"/>
+        </w:numPr>
+      </w:pPr>
+      <w:hyperlink r:id="rId70">
         <w:r>
           <w:rPr>
             <w:rStyle w:val="Hyperlink"/>
@@ -10996,133 +11603,6 @@
         <w:t xml:space="preserve">As you recall your learning in courses throughout your graduate certificate, consider 2-3 concepts or teaching strategies you have learned related to teaching critical or creative thinking. In the Collaborative White Board, share concepts/strategies on critical and creative thinking with other learners.</w:t>
       </w:r>
     </w:p>
-    <w:tbl>
-      <w:tblPr>
-        <w:tblStyle w:val="Table"/>
-        <w:tblLook w:firstRow="0" w:lastRow="0" w:firstColumn="0" w:lastColumn="0" w:noHBand="0" w:noVBand="0" w:val="0000"/>
-        <w:tblBorders>
-          <w:left w:val="single" w:sz="24" w:space="0" w:color="CC1914"/>
-        </w:tblBorders>
-        <w:tblCellMar>
-          <w:left w:w="0" w:type="dxa"/>
-          <w:right w:w="0" w:type="dxa"/>
-        </w:tblCellMar>
-        <w:tblInd w:w="164" w:type="dxa"/>
-      </w:tblPr>
-      <w:tr>
-        <w:trPr>
-          <w:cantSplit/>
-        </w:trPr>
-        <w:tc>
-          <w:tcPr>
-            <w:tcMar>
-              <w:left w:w="144" w:type="dxa"/>
-              <w:right w:w="144" w:type="dxa"/>
-            </w:tcMar>
-          </w:tcPr>
-          <w:p>
-            <w:pPr>
-              <w:pStyle w:val="BodyText"/>
-            </w:pPr>
-            <w:pPr>
-              <w:spacing w:before="0" w:after="8"/>
-              <w:jc w:val="center"/>
-            </w:pPr>
-            <w:r>
-              <w:drawing>
-                <wp:inline>
-                  <wp:extent cx="152400" cy="152400"/>
-                  <wp:effectExtent b="0" l="0" r="0" t="0"/>
-                  <wp:docPr descr="" title="" id="74" name="Picture"/>
-                  <a:graphic>
-                    <a:graphicData uri="http://schemas.openxmlformats.org/drawingml/2006/picture">
-                      <pic:pic>
-                        <pic:nvPicPr>
-                          <pic:cNvPr descr="/Users/chloe.chang/Applications/quarto/share/formats/docx/important.png" id="75" name="Picture"/>
-                          <pic:cNvPicPr>
-                            <a:picLocks noChangeArrowheads="1" noChangeAspect="1"/>
-                          </pic:cNvPicPr>
-                        </pic:nvPicPr>
-                        <pic:blipFill>
-                          <a:blip r:embed="rId65"/>
-                          <a:stretch>
-                            <a:fillRect/>
-                          </a:stretch>
-                        </pic:blipFill>
-                        <pic:spPr bwMode="auto">
-                          <a:xfrm>
-                            <a:off x="0" y="0"/>
-                            <a:ext cx="152400" cy="152400"/>
-                          </a:xfrm>
-                          <a:prstGeom prst="rect">
-                            <a:avLst/>
-                          </a:prstGeom>
-                          <a:noFill/>
-                          <a:ln w="9525">
-                            <a:noFill/>
-                            <a:headEnd/>
-                            <a:tailEnd/>
-                          </a:ln>
-                        </pic:spPr>
-                      </pic:pic>
-                    </a:graphicData>
-                  </a:graphic>
-                </wp:inline>
-              </w:drawing>
-            </w:r>
-          </w:p>
-        </w:tc>
-        <w:tc>
-          <w:p>
-            <w:pPr>
-              <w:pStyle w:val="BodyText"/>
-            </w:pPr>
-            <w:pPr>
-              <w:spacing w:before="16" w:after="64"/>
-            </w:pPr>
-            <w:r>
-              <w:rPr>
-                <w:b/>
-                <w:bCs/>
-              </w:rPr>
-              <w:t xml:space="preserve">Note from Production</w:t>
-            </w:r>
-          </w:p>
-          <w:p>
-            <w:pPr>
-              <w:pStyle w:val="BodyText"/>
-            </w:pPr>
-            <w:r>
-              <w:t xml:space="preserve">Comment(s) from Werd:</w:t>
-            </w:r>
-          </w:p>
-          <w:p>
-            <w:pPr>
-              <w:pStyle w:val="BodyText"/>
-            </w:pPr>
-            <w:r>
-              <w:t xml:space="preserve">Reference: Collaborative White Board</w:t>
-            </w:r>
-          </w:p>
-          <w:p>
-            <w:pPr>
-              <w:pStyle w:val="BodyText"/>
-            </w:pPr>
-            <w:r>
-              <w:t xml:space="preserve">Comment: Collaborative White Board Ran Kang | 2026-02-10T14:20:09</w:t>
-            </w:r>
-          </w:p>
-          <w:p>
-            <w:pPr>
-              <w:pStyle w:val="BodyText"/>
-            </w:pPr>
-            <w:r>
-              <w:t xml:space="preserve">Comment: Collaborative White Board Ran Kang | 2026-02-10T14:12:03</w:t>
-            </w:r>
-          </w:p>
-        </w:tc>
-      </w:tr>
-    </w:tbl>
     <w:p>
       <w:pPr>
         <w:pStyle w:val="BodyText"/>
@@ -11140,7 +11620,7 @@
         <w:pStyle w:val="Compact"/>
         <w:numPr>
           <w:ilvl w:val="0"/>
-          <w:numId w:val="1067"/>
+          <w:numId w:val="1068"/>
         </w:numPr>
       </w:pPr>
       <w:r>
@@ -11152,7 +11632,7 @@
         <w:pStyle w:val="Compact"/>
         <w:numPr>
           <w:ilvl w:val="0"/>
-          <w:numId w:val="1067"/>
+          <w:numId w:val="1068"/>
         </w:numPr>
       </w:pPr>
       <w:r>
@@ -11164,11 +11644,25 @@
         <w:pStyle w:val="Compact"/>
         <w:numPr>
           <w:ilvl w:val="0"/>
-          <w:numId w:val="1067"/>
+          <w:numId w:val="1068"/>
         </w:numPr>
       </w:pPr>
       <w:r>
         <w:t xml:space="preserve">How will I be able to assess (either formatively or summatively) student learning related to critical or creative thinking? What assessment tool would I use?</w:t>
+      </w:r>
+    </w:p>
+    <w:p>
+      <w:pPr>
+        <w:pStyle w:val="FirstParagraph"/>
+      </w:pPr>
+      <w:r>
+        <w:rPr>
+          <w:color w:val="6ecfb1"/>
+          <w:sz w:val="24"/>
+          <w:szCs w:val="24"/>
+          <w:b/>
+        </w:rPr>
+        <w:t xml:space="preserve">&lt;End learning-activity&gt;</w:t>
       </w:r>
     </w:p>
     <w:p>
@@ -11214,7 +11708,7 @@
         <w:pStyle w:val="Compact"/>
         <w:numPr>
           <w:ilvl w:val="0"/>
-          <w:numId w:val="1068"/>
+          <w:numId w:val="1069"/>
         </w:numPr>
       </w:pPr>
       <w:r>
@@ -11226,7 +11720,7 @@
         <w:pStyle w:val="Compact"/>
         <w:numPr>
           <w:ilvl w:val="0"/>
-          <w:numId w:val="1068"/>
+          <w:numId w:val="1069"/>
         </w:numPr>
       </w:pPr>
       <w:r>
@@ -11238,7 +11732,7 @@
         <w:pStyle w:val="Compact"/>
         <w:numPr>
           <w:ilvl w:val="0"/>
-          <w:numId w:val="1068"/>
+          <w:numId w:val="1069"/>
         </w:numPr>
       </w:pPr>
       <w:r>
@@ -11250,7 +11744,7 @@
         <w:pStyle w:val="Compact"/>
         <w:numPr>
           <w:ilvl w:val="0"/>
-          <w:numId w:val="1068"/>
+          <w:numId w:val="1069"/>
         </w:numPr>
       </w:pPr>
       <w:r>
@@ -11262,7 +11756,7 @@
         <w:pStyle w:val="Compact"/>
         <w:numPr>
           <w:ilvl w:val="0"/>
-          <w:numId w:val="1068"/>
+          <w:numId w:val="1069"/>
         </w:numPr>
       </w:pPr>
       <w:r>
@@ -11274,7 +11768,7 @@
         <w:pStyle w:val="Compact"/>
         <w:numPr>
           <w:ilvl w:val="0"/>
-          <w:numId w:val="1068"/>
+          <w:numId w:val="1069"/>
         </w:numPr>
       </w:pPr>
       <w:r>
@@ -11286,7 +11780,7 @@
         <w:pStyle w:val="Compact"/>
         <w:numPr>
           <w:ilvl w:val="0"/>
-          <w:numId w:val="1068"/>
+          <w:numId w:val="1069"/>
         </w:numPr>
       </w:pPr>
       <w:r>
@@ -11325,7 +11819,7 @@
       <w:r>
         <w:t xml:space="preserve"> </w:t>
       </w:r>
-      <w:hyperlink r:id="rId76">
+      <w:hyperlink r:id="rId71">
         <w:r>
           <w:rPr>
             <w:rStyle w:val="Hyperlink"/>
@@ -11390,7 +11884,7 @@
       <w:r>
         <w:t xml:space="preserve"> </w:t>
       </w:r>
-      <w:hyperlink r:id="rId68">
+      <w:hyperlink r:id="rId65">
         <w:r>
           <w:rPr>
             <w:rStyle w:val="Hyperlink"/>
@@ -15725,7 +16219,7 @@
         <w:pStyle w:val="Compact"/>
         <w:numPr>
           <w:ilvl w:val="0"/>
-          <w:numId w:val="1069"/>
+          <w:numId w:val="1070"/>
         </w:numPr>
       </w:pPr>
       <w:r>
@@ -15737,7 +16231,7 @@
         <w:pStyle w:val="Compact"/>
         <w:numPr>
           <w:ilvl w:val="0"/>
-          <w:numId w:val="1069"/>
+          <w:numId w:val="1070"/>
         </w:numPr>
       </w:pPr>
       <w:r>
@@ -15749,7 +16243,7 @@
         <w:pStyle w:val="Compact"/>
         <w:numPr>
           <w:ilvl w:val="0"/>
-          <w:numId w:val="1069"/>
+          <w:numId w:val="1070"/>
         </w:numPr>
       </w:pPr>
       <w:r>
@@ -15761,7 +16255,7 @@
         <w:pStyle w:val="Compact"/>
         <w:numPr>
           <w:ilvl w:val="0"/>
-          <w:numId w:val="1069"/>
+          <w:numId w:val="1070"/>
         </w:numPr>
       </w:pPr>
       <w:r>
@@ -15789,7 +16283,7 @@
         <w:pStyle w:val="Compact"/>
         <w:numPr>
           <w:ilvl w:val="0"/>
-          <w:numId w:val="1070"/>
+          <w:numId w:val="1071"/>
         </w:numPr>
       </w:pPr>
       <w:r>
@@ -15817,7 +16311,7 @@
         <w:pStyle w:val="Compact"/>
         <w:numPr>
           <w:ilvl w:val="0"/>
-          <w:numId w:val="1071"/>
+          <w:numId w:val="1072"/>
         </w:numPr>
       </w:pPr>
       <w:r>
@@ -15829,7 +16323,7 @@
         <w:pStyle w:val="Compact"/>
         <w:numPr>
           <w:ilvl w:val="0"/>
-          <w:numId w:val="1071"/>
+          <w:numId w:val="1072"/>
         </w:numPr>
       </w:pPr>
       <w:r>
@@ -15854,10 +16348,52 @@
     </w:p>
     <w:p>
       <w:pPr>
-        <w:pStyle w:val="Compact"/>
-        <w:numPr>
-          <w:ilvl w:val="0"/>
-          <w:numId w:val="1072"/>
+        <w:pStyle w:val="BodyText"/>
+      </w:pPr>
+      <w:r>
+        <w:rPr>
+          <w:color w:val="6ecfb1"/>
+          <w:sz w:val="24"/>
+          <w:szCs w:val="24"/>
+          <w:b/>
+        </w:rPr>
+        <w:t xml:space="preserve">&lt;Begin learning-activity&gt;</w:t>
+      </w:r>
+    </w:p>
+    <w:p>
+      <w:pPr>
+        <w:pStyle w:val="BodyText"/>
+      </w:pPr>
+      <w:r>
+        <w:rPr>
+          <w:sz w:val="16"/>
+          <w:szCs w:val="16"/>
+          <w:b/>
+        </w:rPr>
+        <w:t xml:space="preserve">Estimated Time</w:t>
+      </w:r>
+      <w:r>
+        <w:rPr>
+          <w:sz w:val="16"/>
+          <w:szCs w:val="16"/>
+          <w:b/>
+        </w:rPr>
+        <w:t xml:space="preserve">: </w:t>
+      </w:r>
+      <w:r>
+        <w:rPr>
+          <w:sz w:val="16"/>
+          <w:szCs w:val="16"/>
+        </w:rPr>
+        <w:t xml:space="preserve"/>
+      </w:r>
+    </w:p>
+    <w:p>
+      <w:pPr>
+        <w:pStyle w:val="Compact"/>
+        <w:numPr>
+          <w:ilvl w:val="0"/>
+          <w:numId w:val="1073"/>
         </w:numPr>
       </w:pPr>
       <w:r>
@@ -15869,7 +16405,7 @@
         <w:pStyle w:val="Compact"/>
         <w:numPr>
           <w:ilvl w:val="0"/>
-          <w:numId w:val="1072"/>
+          <w:numId w:val="1073"/>
         </w:numPr>
       </w:pPr>
       <w:r>
@@ -15881,11 +16417,25 @@
         <w:pStyle w:val="Compact"/>
         <w:numPr>
           <w:ilvl w:val="0"/>
-          <w:numId w:val="1072"/>
+          <w:numId w:val="1073"/>
         </w:numPr>
       </w:pPr>
       <w:r>
         <w:t xml:space="preserve">Complete the Facilitation Log (The log will be submitted as part of your Reflective Practice Practicum Portfolio).</w:t>
+      </w:r>
+    </w:p>
+    <w:p>
+      <w:pPr>
+        <w:pStyle w:val="FirstParagraph"/>
+      </w:pPr>
+      <w:r>
+        <w:rPr>
+          <w:color w:val="6ecfb1"/>
+          <w:sz w:val="24"/>
+          <w:szCs w:val="24"/>
+          <w:b/>
+        </w:rPr>
+        <w:t xml:space="preserve">&lt;End learning-activity&gt;</w:t>
       </w:r>
     </w:p>
     <w:p>
@@ -15970,7 +16520,7 @@
         <w:pStyle w:val="Compact"/>
         <w:numPr>
           <w:ilvl w:val="0"/>
-          <w:numId w:val="1073"/>
+          <w:numId w:val="1074"/>
         </w:numPr>
       </w:pPr>
       <w:r>
@@ -15982,7 +16532,7 @@
         <w:pStyle w:val="Compact"/>
         <w:numPr>
           <w:ilvl w:val="0"/>
-          <w:numId w:val="1073"/>
+          <w:numId w:val="1074"/>
         </w:numPr>
       </w:pPr>
       <w:r>
@@ -15994,7 +16544,7 @@
         <w:pStyle w:val="Compact"/>
         <w:numPr>
           <w:ilvl w:val="0"/>
-          <w:numId w:val="1073"/>
+          <w:numId w:val="1074"/>
         </w:numPr>
       </w:pPr>
       <w:r>
@@ -16006,7 +16556,7 @@
         <w:pStyle w:val="Compact"/>
         <w:numPr>
           <w:ilvl w:val="0"/>
-          <w:numId w:val="1073"/>
+          <w:numId w:val="1074"/>
         </w:numPr>
       </w:pPr>
       <w:r>
@@ -16018,7 +16568,7 @@
         <w:pStyle w:val="Compact"/>
         <w:numPr>
           <w:ilvl w:val="0"/>
-          <w:numId w:val="1073"/>
+          <w:numId w:val="1074"/>
         </w:numPr>
       </w:pPr>
       <w:r>
@@ -16030,7 +16580,7 @@
         <w:pStyle w:val="Compact"/>
         <w:numPr>
           <w:ilvl w:val="0"/>
-          <w:numId w:val="1073"/>
+          <w:numId w:val="1074"/>
         </w:numPr>
       </w:pPr>
       <w:r>
@@ -16042,7 +16592,7 @@
         <w:pStyle w:val="Compact"/>
         <w:numPr>
           <w:ilvl w:val="0"/>
-          <w:numId w:val="1073"/>
+          <w:numId w:val="1074"/>
         </w:numPr>
       </w:pPr>
       <w:r>
@@ -16054,7 +16604,7 @@
         <w:pStyle w:val="Compact"/>
         <w:numPr>
           <w:ilvl w:val="0"/>
-          <w:numId w:val="1073"/>
+          <w:numId w:val="1074"/>
         </w:numPr>
       </w:pPr>
       <w:r>
@@ -16066,7 +16616,7 @@
         <w:pStyle w:val="Compact"/>
         <w:numPr>
           <w:ilvl w:val="0"/>
-          <w:numId w:val="1073"/>
+          <w:numId w:val="1074"/>
         </w:numPr>
       </w:pPr>
       <w:r>
@@ -16078,7 +16628,7 @@
         <w:pStyle w:val="Compact"/>
         <w:numPr>
           <w:ilvl w:val="0"/>
-          <w:numId w:val="1073"/>
+          <w:numId w:val="1074"/>
         </w:numPr>
       </w:pPr>
       <w:r>
@@ -16131,7 +16681,7 @@
       <w:r>
         <w:t xml:space="preserve"> </w:t>
       </w:r>
-      <w:hyperlink r:id="rId77">
+      <w:hyperlink r:id="rId72">
         <w:r>
           <w:rPr>
             <w:rStyle w:val="Hyperlink"/>
@@ -16176,7 +16726,7 @@
         <w:pStyle w:val="Compact"/>
         <w:numPr>
           <w:ilvl w:val="0"/>
-          <w:numId w:val="1074"/>
+          <w:numId w:val="1075"/>
         </w:numPr>
       </w:pPr>
       <w:r>
@@ -16188,7 +16738,7 @@
         <w:pStyle w:val="Compact"/>
         <w:numPr>
           <w:ilvl w:val="0"/>
-          <w:numId w:val="1074"/>
+          <w:numId w:val="1075"/>
         </w:numPr>
       </w:pPr>
       <w:r>
@@ -16200,7 +16750,7 @@
         <w:pStyle w:val="Compact"/>
         <w:numPr>
           <w:ilvl w:val="0"/>
-          <w:numId w:val="1074"/>
+          <w:numId w:val="1075"/>
         </w:numPr>
       </w:pPr>
       <w:r>
@@ -16212,7 +16762,7 @@
         <w:pStyle w:val="Compact"/>
         <w:numPr>
           <w:ilvl w:val="0"/>
-          <w:numId w:val="1074"/>
+          <w:numId w:val="1075"/>
         </w:numPr>
       </w:pPr>
       <w:r>
@@ -16240,6 +16790,48 @@
         <w:pStyle w:val="FirstParagraph"/>
       </w:pPr>
       <w:r>
+        <w:rPr>
+          <w:color w:val="6ecfb1"/>
+          <w:sz w:val="24"/>
+          <w:szCs w:val="24"/>
+          <w:b/>
+        </w:rPr>
+        <w:t xml:space="preserve">&lt;Begin learning-activity&gt;</w:t>
+      </w:r>
+    </w:p>
+    <w:p>
+      <w:pPr>
+        <w:pStyle w:val="BodyText"/>
+      </w:pPr>
+      <w:r>
+        <w:rPr>
+          <w:sz w:val="16"/>
+          <w:szCs w:val="16"/>
+          <w:b/>
+        </w:rPr>
+        <w:t xml:space="preserve">Estimated Time</w:t>
+      </w:r>
+      <w:r>
+        <w:rPr>
+          <w:sz w:val="16"/>
+          <w:szCs w:val="16"/>
+          <w:b/>
+        </w:rPr>
+        <w:t xml:space="preserve">: </w:t>
+      </w:r>
+      <w:r>
+        <w:rPr>
+          <w:sz w:val="16"/>
+          <w:szCs w:val="16"/>
+        </w:rPr>
+        <w:t xml:space="preserve"/>
+      </w:r>
+    </w:p>
+    <w:p>
+      <w:pPr>
+        <w:pStyle w:val="BodyText"/>
+      </w:pPr>
+      <w:r>
         <w:t xml:space="preserve">As a requirement for this course, you must complete a minimum of 10 hours of lesson plan design and facilitation combined.</w:t>
       </w:r>
     </w:p>
@@ -16256,10 +16848,10 @@
         <w:pStyle w:val="Compact"/>
         <w:numPr>
           <w:ilvl w:val="0"/>
-          <w:numId w:val="1075"/>
-        </w:numPr>
-      </w:pPr>
-      <w:hyperlink r:id="rId78">
+          <w:numId w:val="1076"/>
+        </w:numPr>
+      </w:pPr>
+      <w:hyperlink r:id="rId73">
         <w:r>
           <w:rPr>
             <w:rStyle w:val="Hyperlink"/>
@@ -16273,7 +16865,28 @@
         <w:pStyle w:val="FirstParagraph"/>
       </w:pPr>
       <w:r>
-        <w:t xml:space="preserve">Note: You are required to submit the completed Classroom Observation &amp; Facilitation Log, along with verification of hours, as part of your final assignment: Reflective Practice Practicum Portfolio.</w:t>
+        <w:rPr>
+          <w:i/>
+          <w:iCs/>
+        </w:rPr>
+        <w:t xml:space="preserve">Note</w:t>
+      </w:r>
+      <w:r>
+        <w:t xml:space="preserve">: You are required to submit the completed Classroom Observation &amp; Facilitation Log, along with verification of hours, as part of your final assignment: Reflective Practice Practicum Portfolio.</w:t>
+      </w:r>
+    </w:p>
+    <w:p>
+      <w:pPr>
+        <w:pStyle w:val="BodyText"/>
+      </w:pPr>
+      <w:r>
+        <w:rPr>
+          <w:color w:val="6ecfb1"/>
+          <w:sz w:val="24"/>
+          <w:szCs w:val="24"/>
+          <w:b/>
+        </w:rPr>
+        <w:t xml:space="preserve">&lt;End learning-activity&gt;</w:t>
       </w:r>
     </w:p>
     <w:p>
@@ -16311,7 +16924,7 @@
         <w:pStyle w:val="Compact"/>
         <w:numPr>
           <w:ilvl w:val="0"/>
-          <w:numId w:val="1076"/>
+          <w:numId w:val="1077"/>
         </w:numPr>
       </w:pPr>
       <w:r>
@@ -16323,7 +16936,7 @@
         <w:pStyle w:val="Compact"/>
         <w:numPr>
           <w:ilvl w:val="0"/>
-          <w:numId w:val="1076"/>
+          <w:numId w:val="1077"/>
         </w:numPr>
       </w:pPr>
       <w:r>
@@ -16357,7 +16970,7 @@
         <w:pStyle w:val="Compact"/>
         <w:numPr>
           <w:ilvl w:val="0"/>
-          <w:numId w:val="1077"/>
+          <w:numId w:val="1078"/>
         </w:numPr>
       </w:pPr>
       <w:r>
@@ -16385,7 +16998,7 @@
         <w:pStyle w:val="Compact"/>
         <w:numPr>
           <w:ilvl w:val="0"/>
-          <w:numId w:val="1077"/>
+          <w:numId w:val="1078"/>
         </w:numPr>
       </w:pPr>
       <w:r>
@@ -16410,7 +17023,7 @@
         <w:pStyle w:val="Compact"/>
         <w:numPr>
           <w:ilvl w:val="0"/>
-          <w:numId w:val="1077"/>
+          <w:numId w:val="1078"/>
         </w:numPr>
       </w:pPr>
       <w:r>
@@ -16438,7 +17051,7 @@
         <w:pStyle w:val="Compact"/>
         <w:numPr>
           <w:ilvl w:val="0"/>
-          <w:numId w:val="1077"/>
+          <w:numId w:val="1078"/>
         </w:numPr>
       </w:pPr>
       <w:r>
@@ -17836,7 +18449,7 @@
         <w:pStyle w:val="Compact"/>
         <w:numPr>
           <w:ilvl w:val="0"/>
-          <w:numId w:val="1078"/>
+          <w:numId w:val="1079"/>
         </w:numPr>
       </w:pPr>
       <w:r>
@@ -17848,7 +18461,7 @@
         <w:pStyle w:val="Compact"/>
         <w:numPr>
           <w:ilvl w:val="0"/>
-          <w:numId w:val="1078"/>
+          <w:numId w:val="1079"/>
         </w:numPr>
       </w:pPr>
       <w:r>
@@ -17860,7 +18473,7 @@
         <w:pStyle w:val="Compact"/>
         <w:numPr>
           <w:ilvl w:val="0"/>
-          <w:numId w:val="1078"/>
+          <w:numId w:val="1079"/>
         </w:numPr>
       </w:pPr>
       <w:r>
@@ -17872,7 +18485,7 @@
         <w:pStyle w:val="Compact"/>
         <w:numPr>
           <w:ilvl w:val="0"/>
-          <w:numId w:val="1078"/>
+          <w:numId w:val="1079"/>
         </w:numPr>
       </w:pPr>
       <w:r>
@@ -17884,7 +18497,7 @@
         <w:pStyle w:val="Compact"/>
         <w:numPr>
           <w:ilvl w:val="0"/>
-          <w:numId w:val="1078"/>
+          <w:numId w:val="1079"/>
         </w:numPr>
       </w:pPr>
       <w:r>
@@ -17920,7 +18533,7 @@
         <w:pStyle w:val="Compact"/>
         <w:numPr>
           <w:ilvl w:val="0"/>
-          <w:numId w:val="1079"/>
+          <w:numId w:val="1080"/>
         </w:numPr>
       </w:pPr>
       <w:r>
@@ -17948,7 +18561,7 @@
         <w:pStyle w:val="Compact"/>
         <w:numPr>
           <w:ilvl w:val="0"/>
-          <w:numId w:val="1080"/>
+          <w:numId w:val="1081"/>
         </w:numPr>
       </w:pPr>
       <w:r>
@@ -17960,7 +18573,7 @@
         <w:pStyle w:val="Compact"/>
         <w:numPr>
           <w:ilvl w:val="0"/>
-          <w:numId w:val="1080"/>
+          <w:numId w:val="1081"/>
         </w:numPr>
       </w:pPr>
       <w:r>
@@ -17972,7 +18585,7 @@
         <w:pStyle w:val="Compact"/>
         <w:numPr>
           <w:ilvl w:val="0"/>
-          <w:numId w:val="1080"/>
+          <w:numId w:val="1081"/>
         </w:numPr>
       </w:pPr>
       <w:r>
@@ -17989,14 +18602,70 @@
     </w:p>
     <w:p>
       <w:pPr>
-        <w:pStyle w:val="Compact"/>
-        <w:numPr>
-          <w:ilvl w:val="0"/>
-          <w:numId w:val="1081"/>
+        <w:pStyle w:val="FirstParagraph"/>
+      </w:pPr>
+      <w:r>
+        <w:rPr>
+          <w:color w:val="6ecfb1"/>
+          <w:sz w:val="24"/>
+          <w:szCs w:val="24"/>
+          <w:b/>
+        </w:rPr>
+        <w:t xml:space="preserve">&lt;Begin learning-activity&gt;</w:t>
+      </w:r>
+    </w:p>
+    <w:p>
+      <w:pPr>
+        <w:pStyle w:val="BodyText"/>
+      </w:pPr>
+      <w:r>
+        <w:rPr>
+          <w:sz w:val="16"/>
+          <w:szCs w:val="16"/>
+          <w:b/>
+        </w:rPr>
+        <w:t xml:space="preserve">Estimated Time</w:t>
+      </w:r>
+      <w:r>
+        <w:rPr>
+          <w:sz w:val="16"/>
+          <w:szCs w:val="16"/>
+          <w:b/>
+        </w:rPr>
+        <w:t xml:space="preserve">: </w:t>
+      </w:r>
+      <w:r>
+        <w:rPr>
+          <w:sz w:val="16"/>
+          <w:szCs w:val="16"/>
+        </w:rPr>
+        <w:t xml:space="preserve"/>
+      </w:r>
+    </w:p>
+    <w:p>
+      <w:pPr>
+        <w:pStyle w:val="Compact"/>
+        <w:numPr>
+          <w:ilvl w:val="0"/>
+          <w:numId w:val="1082"/>
         </w:numPr>
       </w:pPr>
       <w:r>
         <w:t xml:space="preserve">Prepare and complete your final assignment: Reflective Practice Portfolio.</w:t>
+      </w:r>
+    </w:p>
+    <w:p>
+      <w:pPr>
+        <w:pStyle w:val="FirstParagraph"/>
+      </w:pPr>
+      <w:r>
+        <w:rPr>
+          <w:color w:val="6ecfb1"/>
+          <w:sz w:val="24"/>
+          <w:szCs w:val="24"/>
+          <w:b/>
+        </w:rPr>
+        <w:t xml:space="preserve">&lt;End learning-activity&gt;</w:t>
       </w:r>
     </w:p>
     <w:p>
@@ -18074,7 +18743,7 @@
         <w:pStyle w:val="Compact"/>
         <w:numPr>
           <w:ilvl w:val="0"/>
-          <w:numId w:val="1082"/>
+          <w:numId w:val="1083"/>
         </w:numPr>
       </w:pPr>
       <w:r>
@@ -18086,7 +18755,7 @@
         <w:pStyle w:val="Compact"/>
         <w:numPr>
           <w:ilvl w:val="0"/>
-          <w:numId w:val="1082"/>
+          <w:numId w:val="1083"/>
         </w:numPr>
       </w:pPr>
       <w:r>
@@ -18098,7 +18767,7 @@
         <w:pStyle w:val="Compact"/>
         <w:numPr>
           <w:ilvl w:val="0"/>
-          <w:numId w:val="1082"/>
+          <w:numId w:val="1083"/>
         </w:numPr>
       </w:pPr>
       <w:r>
@@ -18110,7 +18779,7 @@
         <w:pStyle w:val="Compact"/>
         <w:numPr>
           <w:ilvl w:val="0"/>
-          <w:numId w:val="1082"/>
+          <w:numId w:val="1083"/>
         </w:numPr>
       </w:pPr>
       <w:r>
@@ -18122,7 +18791,7 @@
         <w:pStyle w:val="Compact"/>
         <w:numPr>
           <w:ilvl w:val="0"/>
-          <w:numId w:val="1082"/>
+          <w:numId w:val="1083"/>
         </w:numPr>
       </w:pPr>
       <w:r>
@@ -18134,7 +18803,7 @@
         <w:pStyle w:val="Compact"/>
         <w:numPr>
           <w:ilvl w:val="0"/>
-          <w:numId w:val="1082"/>
+          <w:numId w:val="1083"/>
         </w:numPr>
       </w:pPr>
       <w:r>
@@ -18146,7 +18815,7 @@
         <w:pStyle w:val="Compact"/>
         <w:numPr>
           <w:ilvl w:val="0"/>
-          <w:numId w:val="1082"/>
+          <w:numId w:val="1083"/>
         </w:numPr>
       </w:pPr>
       <w:r>
@@ -19522,19 +20191,6 @@
     </w:tbl>
     <w:p>
       <w:pPr>
-        <w:pStyle w:val="Heading1"/>
-      </w:pPr>
-    </w:p>
-    <w:p>
-      <w:pPr>
-        <w:pStyle w:val="Heading1"/>
-      </w:pPr>
-      <w:r>
-        <w:t xml:space="preserve">Assignments</w:t>
-      </w:r>
-    </w:p>
-    <w:p>
-      <w:pPr>
         <w:pStyle w:val="Heading2"/>
       </w:pPr>
       <w:r>
@@ -19554,7 +20210,7 @@
         <w:pStyle w:val="FirstParagraph"/>
       </w:pPr>
       <w:r>
-        <w:t xml:space="preserve">Write a 3-5 page Practicum Proposal including the practicum site, practicum mentor, personal learning outcomes, and planned schedule for practicum. This practicum requires a minimum of 20 hours of experiential learning, including 10 hours of classroom observation (online or face-to-face, and a minimum of 10 hours dedicated to designing lesson plans and facilitating learning (combined). Include a discussion of how this practicum will contribute to your learning and career goals.</w:t>
+        <w:t xml:space="preserve">Write a 3-5 page Practicum Proposal including the practicum site, practicum mentor, personal learning outcomes, and planned schedule for practicum. This practicum requires a minimum of 20 hours of experiential learning, including 10 hours of classroom observation (online or face-to-face), and a minimum of 10 hours dedicated to designing lesson plans and facilitating learning (combined). Include a discussion of how this practicum will contribute to your learning and career goals.</w:t>
       </w:r>
     </w:p>
     <w:p>
@@ -19578,7 +20234,7 @@
         <w:pStyle w:val="Compact"/>
         <w:numPr>
           <w:ilvl w:val="0"/>
-          <w:numId w:val="1083"/>
+          <w:numId w:val="1084"/>
         </w:numPr>
       </w:pPr>
       <w:r>
@@ -19600,7 +20256,7 @@
         <w:pStyle w:val="Compact"/>
         <w:numPr>
           <w:ilvl w:val="0"/>
-          <w:numId w:val="1083"/>
+          <w:numId w:val="1084"/>
         </w:numPr>
       </w:pPr>
       <w:r>
@@ -19619,7 +20275,7 @@
       <w:r>
         <w:t xml:space="preserve"> </w:t>
       </w:r>
-      <w:hyperlink r:id="rId79">
+      <w:hyperlink r:id="rId74">
         <w:r>
           <w:rPr>
             <w:rStyle w:val="Hyperlink"/>
@@ -19636,7 +20292,7 @@
         <w:pStyle w:val="Compact"/>
         <w:numPr>
           <w:ilvl w:val="0"/>
-          <w:numId w:val="1083"/>
+          <w:numId w:val="1084"/>
         </w:numPr>
       </w:pPr>
       <w:r>
@@ -19658,7 +20314,7 @@
         <w:pStyle w:val="Compact"/>
         <w:numPr>
           <w:ilvl w:val="0"/>
-          <w:numId w:val="1083"/>
+          <w:numId w:val="1084"/>
         </w:numPr>
       </w:pPr>
       <w:r>
@@ -19679,44 +20335,44 @@
       <w:pPr>
         <w:pStyle w:val="Compact"/>
         <w:numPr>
+          <w:ilvl w:val="1"/>
+          <w:numId w:val="1085"/>
+        </w:numPr>
+      </w:pPr>
+      <w:r>
+        <w:t xml:space="preserve">Observation of Teaching (Minimum of 10 hours): Include details about when and where you will observe teaching. Be sure to coordinate this now with those you hope to observe.</w:t>
+      </w:r>
+    </w:p>
+    <w:p>
+      <w:pPr>
+        <w:pStyle w:val="Compact"/>
+        <w:numPr>
+          <w:ilvl w:val="1"/>
+          <w:numId w:val="1085"/>
+        </w:numPr>
+      </w:pPr>
+      <w:r>
+        <w:t xml:space="preserve">Designing and Facilitating Lessons/Classes (Minimum of 10 hours, Minimum of 3 Lessons). Include details about the three lessons you plan to design. Include details about the lessons you plan to facilitate.</w:t>
+      </w:r>
+    </w:p>
+    <w:p>
+      <w:pPr>
+        <w:pStyle w:val="Compact"/>
+        <w:numPr>
+          <w:ilvl w:val="1"/>
+          <w:numId w:val="1085"/>
+        </w:numPr>
+      </w:pPr>
+      <w:r>
+        <w:t xml:space="preserve">Facilitating Online or Face-to-Face Discussions: Include details about where and when you plan to facilitate these discussions.</w:t>
+      </w:r>
+    </w:p>
+    <w:p>
+      <w:pPr>
+        <w:pStyle w:val="Compact"/>
+        <w:numPr>
           <w:ilvl w:val="0"/>
           <w:numId w:val="1084"/>
-        </w:numPr>
-      </w:pPr>
-      <w:r>
-        <w:t xml:space="preserve">Observation of Teaching (Minimum of 10 hours): Include details about when and where you will observe teaching. Be sure to coordinate this now with those you hope to observe.</w:t>
-      </w:r>
-    </w:p>
-    <w:p>
-      <w:pPr>
-        <w:pStyle w:val="Compact"/>
-        <w:numPr>
-          <w:ilvl w:val="0"/>
-          <w:numId w:val="1084"/>
-        </w:numPr>
-      </w:pPr>
-      <w:r>
-        <w:t xml:space="preserve">Designing and Facilitating Lessons/Classes (Minimum of 10 hours, Minimum of 3 Lessons). Include details about the three lessons you plan to design. Include details about the lessons you plan to facilitate.</w:t>
-      </w:r>
-    </w:p>
-    <w:p>
-      <w:pPr>
-        <w:pStyle w:val="Compact"/>
-        <w:numPr>
-          <w:ilvl w:val="0"/>
-          <w:numId w:val="1084"/>
-        </w:numPr>
-      </w:pPr>
-      <w:r>
-        <w:t xml:space="preserve">Facilitating Online or Face-to-Face Discussions: Include details about where and when you plan to facilitate these discussions.</w:t>
-      </w:r>
-    </w:p>
-    <w:p>
-      <w:pPr>
-        <w:pStyle w:val="Compact"/>
-        <w:numPr>
-          <w:ilvl w:val="0"/>
-          <w:numId w:val="1085"/>
         </w:numPr>
       </w:pPr>
       <w:r>
@@ -19738,7 +20394,7 @@
         <w:pStyle w:val="Compact"/>
         <w:numPr>
           <w:ilvl w:val="0"/>
-          <w:numId w:val="1085"/>
+          <w:numId w:val="1084"/>
         </w:numPr>
       </w:pPr>
       <w:r>
@@ -20332,7 +20988,7 @@
     </w:p>
     <w:p>
       <w:pPr>
-        <w:pStyle w:val="BodyText"/>
+        <w:pStyle w:val="Heading3"/>
       </w:pPr>
       <w:r>
         <w:t xml:space="preserve">Rubric</w:t>
@@ -20340,7 +20996,7 @@
     </w:p>
     <w:p>
       <w:pPr>
-        <w:pStyle w:val="BodyText"/>
+        <w:pStyle w:val="FirstParagraph"/>
       </w:pPr>
       <w:r>
         <w:t xml:space="preserve">Criteria</w:t>
@@ -22411,7 +23067,7 @@
     </w:p>
     <w:p>
       <w:pPr>
-        <w:pStyle w:val="Heading1"/>
+        <w:pStyle w:val="Heading2"/>
       </w:pPr>
       <w:r>
         <w:t xml:space="preserve">Discussions</w:t>
@@ -22462,6 +23118,217 @@
     <w:p>
       <w:pPr>
         <w:pStyle w:val="FirstParagraph"/>
+      </w:pPr>
+      <w:r>
+        <w:rPr>
+          <w:color w:val="749fa3"/>
+          <w:sz w:val="24"/>
+          <w:szCs w:val="24"/>
+          <w:b/>
+        </w:rPr>
+        <w:t xml:space="preserve">&lt;Begin dec-image&gt;</w:t>
+      </w:r>
+    </w:p>
+    <w:p>
+      <w:pPr>
+        <w:pStyle w:val="BodyText"/>
+      </w:pPr>
+      <w:r>
+        <w:rPr>
+          <w:sz w:val="16"/>
+          <w:szCs w:val="16"/>
+          <w:b/>
+        </w:rPr>
+        <w:t xml:space="preserve">Alt Text: </w:t>
+      </w:r>
+      <w:r>
+        <w:rPr>
+          <w:sz w:val="16"/>
+          <w:szCs w:val="16"/>
+        </w:rPr>
+        <w:t xml:space="preserve"/>
+      </w:r>
+      <w:r>
+        <w:br/>
+      </w:r>
+      <w:r>
+        <w:rPr>
+          <w:sz w:val="16"/>
+          <w:szCs w:val="16"/>
+          <w:b/>
+        </w:rPr>
+        <w:t xml:space="preserve">Has Lightbox: </w:t>
+      </w:r>
+      <w:r>
+        <w:rPr>
+          <w:sz w:val="16"/>
+          <w:szCs w:val="16"/>
+        </w:rPr>
+        <w:t xml:space="preserve">no</w:t>
+      </w:r>
+      <w:r>
+        <w:br/>
+      </w:r>
+      <w:r>
+        <w:rPr>
+          <w:sz w:val="16"/>
+          <w:szCs w:val="16"/>
+          <w:b/>
+        </w:rPr>
+        <w:t xml:space="preserve">Source Text: </w:t>
+      </w:r>
+      <w:r>
+        <w:br/>
+      </w:r>
+      <w:r>
+        <w:rPr>
+          <w:sz w:val="16"/>
+          <w:szCs w:val="16"/>
+          <w:b/>
+        </w:rPr>
+        <w:t xml:space="preserve">Source URL: </w:t>
+      </w:r>
+      <w:r>
+        <w:rPr>
+          <w:sz w:val="16"/>
+          <w:szCs w:val="16"/>
+        </w:rPr>
+        <w:t xml:space="preserve"/>
+      </w:r>
+      <w:r>
+        <w:br/>
+      </w:r>
+      <w:r>
+        <w:rPr>
+          <w:sz w:val="16"/>
+          <w:szCs w:val="16"/>
+          <w:b/>
+        </w:rPr>
+        <w:t xml:space="preserve">Author: </w:t>
+      </w:r>
+      <w:r>
+        <w:br/>
+      </w:r>
+      <w:r>
+        <w:rPr>
+          <w:sz w:val="16"/>
+          <w:szCs w:val="16"/>
+          <w:b/>
+        </w:rPr>
+        <w:t xml:space="preserve">Author URL: </w:t>
+      </w:r>
+      <w:r>
+        <w:rPr>
+          <w:sz w:val="16"/>
+          <w:szCs w:val="16"/>
+        </w:rPr>
+        <w:t xml:space="preserve"/>
+      </w:r>
+      <w:r>
+        <w:br/>
+      </w:r>
+      <w:r>
+        <w:rPr>
+          <w:sz w:val="16"/>
+          <w:szCs w:val="16"/>
+          <w:b/>
+        </w:rPr>
+        <w:t xml:space="preserve">Copyright: </w:t>
+      </w:r>
+      <w:r>
+        <w:br/>
+      </w:r>
+      <w:r>
+        <w:rPr>
+          <w:sz w:val="16"/>
+          <w:szCs w:val="16"/>
+          <w:b/>
+        </w:rPr>
+        <w:t xml:space="preserve">License Text: </w:t>
+      </w:r>
+      <w:r>
+        <w:br/>
+      </w:r>
+      <w:r>
+        <w:rPr>
+          <w:sz w:val="16"/>
+          <w:szCs w:val="16"/>
+          <w:b/>
+        </w:rPr>
+        <w:t xml:space="preserve">License URL: </w:t>
+      </w:r>
+      <w:r>
+        <w:rPr>
+          <w:sz w:val="16"/>
+          <w:szCs w:val="16"/>
+        </w:rPr>
+        <w:t xml:space="preserve"/>
+      </w:r>
+    </w:p>
+    <w:p>
+      <w:pPr>
+        <w:pStyle w:val="BodyText"/>
+      </w:pPr>
+      <w:r>
+        <w:drawing>
+          <wp:inline>
+            <wp:extent cx="5334000" cy="3008923"/>
+            <wp:effectExtent b="0" l="0" r="0" t="0"/>
+            <wp:docPr descr="" title="" id="76" name="Picture"/>
+            <a:graphic>
+              <a:graphicData uri="http://schemas.openxmlformats.org/drawingml/2006/picture">
+                <pic:pic>
+                  <pic:nvPicPr>
+                    <pic:cNvPr descr="assets/course_assessment/experimential_learning.png" id="77" name="Picture"/>
+                    <pic:cNvPicPr>
+                      <a:picLocks noChangeArrowheads="1" noChangeAspect="1"/>
+                    </pic:cNvPicPr>
+                  </pic:nvPicPr>
+                  <pic:blipFill>
+                    <a:blip r:embed="rId75"/>
+                    <a:stretch>
+                      <a:fillRect/>
+                    </a:stretch>
+                  </pic:blipFill>
+                  <pic:spPr bwMode="auto">
+                    <a:xfrm>
+                      <a:off x="0" y="0"/>
+                      <a:ext cx="5334000" cy="3008923"/>
+                    </a:xfrm>
+                    <a:prstGeom prst="rect">
+                      <a:avLst/>
+                    </a:prstGeom>
+                    <a:noFill/>
+                    <a:ln w="9525">
+                      <a:noFill/>
+                      <a:headEnd/>
+                      <a:tailEnd/>
+                    </a:ln>
+                  </pic:spPr>
+                </pic:pic>
+              </a:graphicData>
+            </a:graphic>
+          </wp:inline>
+        </w:drawing>
+      </w:r>
+    </w:p>
+    <w:p>
+      <w:pPr>
+        <w:pStyle w:val="BodyText"/>
+      </w:pPr>
+      <w:r>
+        <w:rPr>
+          <w:color w:val="749fa3"/>
+          <w:sz w:val="24"/>
+          <w:szCs w:val="24"/>
+          <w:b/>
+        </w:rPr>
+        <w:t xml:space="preserve">&lt;End dec-image&gt;</w:t>
+      </w:r>
+    </w:p>
+    <w:p>
+      <w:pPr>
+        <w:pStyle w:val="BodyText"/>
       </w:pPr>
       <w:r>
         <w:t xml:space="preserve">Created by C.P. Navarro, R. Kang, and TWU. Licensed under</w:t>
@@ -23744,6 +24611,20 @@
       </w:pPr>
       <w:r>
         <w:rPr>
+          <w:color w:val="577ecb"/>
+          <w:sz w:val="24"/>
+          <w:szCs w:val="24"/>
+          <w:b/>
+        </w:rPr>
+        <w:t xml:space="preserve">&lt;Begin note&gt;</w:t>
+      </w:r>
+    </w:p>
+    <w:p>
+      <w:pPr>
+        <w:pStyle w:val="BodyText"/>
+      </w:pPr>
+      <w:r>
+        <w:rPr>
           <w:i/>
           <w:iCs/>
         </w:rPr>
@@ -23752,6 +24633,20 @@
     </w:p>
     <w:p>
       <w:pPr>
+        <w:pStyle w:val="BodyText"/>
+      </w:pPr>
+      <w:r>
+        <w:rPr>
+          <w:color w:val="577ecb"/>
+          <w:sz w:val="24"/>
+          <w:szCs w:val="24"/>
+          <w:b/>
+        </w:rPr>
+        <w:t xml:space="preserve">&lt;End note&gt;</w:t>
+      </w:r>
+    </w:p>
+    <w:p>
+      <w:pPr>
         <w:pStyle w:val="Heading3"/>
       </w:pPr>
       <w:r>
@@ -24333,7 +25228,7 @@
       <w:r>
         <w:t xml:space="preserve"> </w:t>
       </w:r>
-      <w:hyperlink r:id="rId80">
+      <w:hyperlink r:id="rId78">
         <w:r>
           <w:rPr>
             <w:rStyle w:val="Hyperlink"/>
@@ -24378,7 +25273,10 @@
           <w:i/>
           <w:iCs/>
         </w:rPr>
-        <w:t xml:space="preserve">Note: This rubric will be used to grade your Lesson Plans. Since you will be submitting a draft for this peer review process, grading will be based on completion. Use this rubric as a guide to design your lesson plan and to provide effective feedback to your peers.</w:t>
+        <w:t xml:space="preserve">Note</w:t>
+      </w:r>
+      <w:r>
+        <w:t xml:space="preserve">: This rubric will be used to grade your Lesson Plans. Since you will be submitting a draft for this peer review process, grading will be based on completion. Use this rubric as a guide to design your lesson plan and to provide effective feedback to your peers.</w:t>
       </w:r>
     </w:p>
     <w:p>
@@ -24865,7 +25763,7 @@
       <w:r>
         <w:t xml:space="preserve"> </w:t>
       </w:r>
-      <w:hyperlink r:id="rId80">
+      <w:hyperlink r:id="rId78">
         <w:r>
           <w:rPr>
             <w:rStyle w:val="Hyperlink"/>
@@ -24910,7 +25808,10 @@
           <w:i/>
           <w:iCs/>
         </w:rPr>
-        <w:t xml:space="preserve">Note: This rubric will be used to grade your Lesson Plans. Since you will be submitting a draft for this peer review process, grading will be based on completion. Use this rubric as a guide to design your lesson plan and to provide effective feedback to your peers.</w:t>
+        <w:t xml:space="preserve">Note</w:t>
+      </w:r>
+      <w:r>
+        <w:t xml:space="preserve">: This rubric will be used to grade your Lesson Plans. Since you will be submitting a draft for this peer review process, grading will be based on completion. Use this rubric as a guide to design your lesson plan and to provide effective feedback to your peers.</w:t>
       </w:r>
     </w:p>
     <w:p>
@@ -25397,7 +26298,7 @@
       <w:r>
         <w:t xml:space="preserve"> </w:t>
       </w:r>
-      <w:hyperlink r:id="rId80">
+      <w:hyperlink r:id="rId78">
         <w:r>
           <w:rPr>
             <w:rStyle w:val="Hyperlink"/>
@@ -25442,7 +26343,10 @@
           <w:i/>
           <w:iCs/>
         </w:rPr>
-        <w:t xml:space="preserve">Note: This rubric will be used to grade your Lesson Plans. Since you will be submitting a draft for this peer review process, grading will be based on completion. Use this rubric as a guide to design your lesson plan and to provide effective feedback to your peers.</w:t>
+        <w:t xml:space="preserve">Note</w:t>
+      </w:r>
+      <w:r>
+        <w:t xml:space="preserve">: This rubric will be used to grade your Lesson Plans. Since you will be submitting a draft for this peer review process, grading will be based on completion. Use this rubric as a guide to design your lesson plan and to provide effective feedback to your peers.</w:t>
       </w:r>
     </w:p>
     <w:p>
@@ -27328,6 +28232,9 @@
     <w:abstractNumId w:val="991"/>
   </w:num>
   <w:num w:numId="1039">
+    <w:abstractNumId w:val="991"/>
+  </w:num>
+  <w:num w:numId="1040">
     <w:abstractNumId w:val="99411"/>
     <w:lvlOverride w:ilvl="0">
       <w:startOverride w:val="1"/>
@@ -27357,9 +28264,6 @@
       <w:startOverride w:val="1"/>
     </w:lvlOverride>
   </w:num>
-  <w:num w:numId="1040">
-    <w:abstractNumId w:val="991"/>
-  </w:num>
   <w:num w:numId="1041">
     <w:abstractNumId w:val="991"/>
   </w:num>
@@ -27373,6 +28277,9 @@
     <w:abstractNumId w:val="991"/>
   </w:num>
   <w:num w:numId="1045">
+    <w:abstractNumId w:val="991"/>
+  </w:num>
+  <w:num w:numId="1046">
     <w:abstractNumId w:val="99411"/>
     <w:lvlOverride w:ilvl="0">
       <w:startOverride w:val="1"/>
@@ -27401,9 +28308,6 @@
     <w:lvlOverride w:ilvl="8">
       <w:startOverride w:val="1"/>
     </w:lvlOverride>
-  </w:num>
-  <w:num w:numId="1046">
-    <w:abstractNumId w:val="991"/>
   </w:num>
   <w:num w:numId="1047">
     <w:abstractNumId w:val="991"/>
@@ -27475,6 +28379,9 @@
     <w:abstractNumId w:val="991"/>
   </w:num>
   <w:num w:numId="1070">
+    <w:abstractNumId w:val="991"/>
+  </w:num>
+  <w:num w:numId="1071">
     <w:abstractNumId w:val="99411"/>
     <w:lvlOverride w:ilvl="0">
       <w:startOverride w:val="1"/>
@@ -27504,9 +28411,6 @@
       <w:startOverride w:val="1"/>
     </w:lvlOverride>
   </w:num>
-  <w:num w:numId="1071">
-    <w:abstractNumId w:val="991"/>
-  </w:num>
   <w:num w:numId="1072">
     <w:abstractNumId w:val="991"/>
   </w:num>
@@ -27529,6 +28433,9 @@
     <w:abstractNumId w:val="991"/>
   </w:num>
   <w:num w:numId="1079">
+    <w:abstractNumId w:val="991"/>
+  </w:num>
+  <w:num w:numId="1080">
     <w:abstractNumId w:val="99411"/>
     <w:lvlOverride w:ilvl="0">
       <w:startOverride w:val="1"/>
@@ -27558,9 +28465,6 @@
       <w:startOverride w:val="1"/>
     </w:lvlOverride>
   </w:num>
-  <w:num w:numId="1080">
-    <w:abstractNumId w:val="991"/>
-  </w:num>
   <w:num w:numId="1081">
     <w:abstractNumId w:val="991"/>
   </w:num>
@@ -27568,6 +28472,9 @@
     <w:abstractNumId w:val="991"/>
   </w:num>
   <w:num w:numId="1083">
+    <w:abstractNumId w:val="991"/>
+  </w:num>
+  <w:num w:numId="1084">
     <w:abstractNumId w:val="99411"/>
     <w:lvlOverride w:ilvl="0">
       <w:startOverride w:val="1"/>
@@ -27597,38 +28504,8 @@
       <w:startOverride w:val="1"/>
     </w:lvlOverride>
   </w:num>
-  <w:num w:numId="1084">
+  <w:num w:numId="1085">
     <w:abstractNumId w:val="991"/>
-  </w:num>
-  <w:num w:numId="1085">
-    <w:abstractNumId w:val="99411"/>
-    <w:lvlOverride w:ilvl="0">
-      <w:startOverride w:val="1"/>
-    </w:lvlOverride>
-    <w:lvlOverride w:ilvl="1">
-      <w:startOverride w:val="1"/>
-    </w:lvlOverride>
-    <w:lvlOverride w:ilvl="2">
-      <w:startOverride w:val="1"/>
-    </w:lvlOverride>
-    <w:lvlOverride w:ilvl="3">
-      <w:startOverride w:val="1"/>
-    </w:lvlOverride>
-    <w:lvlOverride w:ilvl="4">
-      <w:startOverride w:val="1"/>
-    </w:lvlOverride>
-    <w:lvlOverride w:ilvl="5">
-      <w:startOverride w:val="1"/>
-    </w:lvlOverride>
-    <w:lvlOverride w:ilvl="6">
-      <w:startOverride w:val="1"/>
-    </w:lvlOverride>
-    <w:lvlOverride w:ilvl="7">
-      <w:startOverride w:val="1"/>
-    </w:lvlOverride>
-    <w:lvlOverride w:ilvl="8">
-      <w:startOverride w:val="1"/>
-    </w:lvlOverride>
   </w:num>
   <w:num w:numId="1086">
     <w:abstractNumId w:val="99411"/>
